--- a/Sem-2/Java/Project/Secure User Management System Based on OWASP Principles (Desktop Application).docx
+++ b/Sem-2/Java/Project/Secure User Management System Based on OWASP Principles (Desktop Application).docx
@@ -5096,6 +5096,4554 @@
         </w:rPr>
       </w:pPr>
     </w:p>
+    <w:p>
+      <w:pPr>
+        <w:spacing w:before="100" w:beforeAutospacing="1" w:after="100" w:afterAutospacing="1" w:line="240" w:lineRule="auto"/>
+        <w:outlineLvl w:val="0"/>
+        <w:rPr>
+          <w:rFonts w:ascii="Times New Roman" w:eastAsia="Times New Roman" w:hAnsi="Times New Roman" w:cs="Times New Roman"/>
+          <w:b/>
+          <w:bCs/>
+          <w:kern w:val="36"/>
+          <w:sz w:val="48"/>
+          <w:szCs w:val="48"/>
+          <w:lang w:eastAsia="en-IN" w:bidi="hi-IN"/>
+        </w:rPr>
+      </w:pPr>
+      <w:r>
+        <w:rPr>
+          <w:rFonts w:ascii="Segoe UI Emoji" w:eastAsia="Times New Roman" w:hAnsi="Segoe UI Emoji" w:cs="Segoe UI Emoji"/>
+          <w:b/>
+          <w:bCs/>
+          <w:kern w:val="36"/>
+          <w:sz w:val="48"/>
+          <w:szCs w:val="48"/>
+          <w:lang w:eastAsia="en-IN" w:bidi="hi-IN"/>
+        </w:rPr>
+        <w:lastRenderedPageBreak/>
+        <w:t>✅</w:t>
+      </w:r>
+      <w:r>
+        <w:rPr>
+          <w:rFonts w:ascii="Times New Roman" w:eastAsia="Times New Roman" w:hAnsi="Times New Roman" w:cs="Times New Roman"/>
+          <w:b/>
+          <w:bCs/>
+          <w:kern w:val="36"/>
+          <w:sz w:val="48"/>
+          <w:szCs w:val="48"/>
+          <w:lang w:eastAsia="en-IN" w:bidi="hi-IN"/>
+        </w:rPr>
+        <w:t xml:space="preserve"> Idea 1 — BEST OPTION (very strong + different from </w:t>
+      </w:r>
+      <w:proofErr w:type="spellStart"/>
+      <w:r>
+        <w:rPr>
+          <w:rFonts w:ascii="Times New Roman" w:eastAsia="Times New Roman" w:hAnsi="Times New Roman" w:cs="Times New Roman"/>
+          <w:b/>
+          <w:bCs/>
+          <w:kern w:val="36"/>
+          <w:sz w:val="48"/>
+          <w:szCs w:val="48"/>
+          <w:lang w:eastAsia="en-IN" w:bidi="hi-IN"/>
+        </w:rPr>
+        <w:t>KeepNote</w:t>
+      </w:r>
+      <w:proofErr w:type="spellEnd"/>
+      <w:r>
+        <w:rPr>
+          <w:rFonts w:ascii="Times New Roman" w:eastAsia="Times New Roman" w:hAnsi="Times New Roman" w:cs="Times New Roman"/>
+          <w:b/>
+          <w:bCs/>
+          <w:kern w:val="36"/>
+          <w:sz w:val="48"/>
+          <w:szCs w:val="48"/>
+          <w:lang w:eastAsia="en-IN" w:bidi="hi-IN"/>
+        </w:rPr>
+        <w:t>)</w:t>
+      </w:r>
+    </w:p>
+    <w:p>
+      <w:pPr>
+        <w:spacing w:before="100" w:beforeAutospacing="1" w:after="100" w:afterAutospacing="1" w:line="240" w:lineRule="auto"/>
+        <w:outlineLvl w:val="1"/>
+        <w:rPr>
+          <w:rFonts w:ascii="Times New Roman" w:eastAsia="Times New Roman" w:hAnsi="Times New Roman" w:cs="Times New Roman"/>
+          <w:b/>
+          <w:bCs/>
+          <w:sz w:val="36"/>
+          <w:szCs w:val="36"/>
+          <w:lang w:eastAsia="en-IN" w:bidi="hi-IN"/>
+        </w:rPr>
+      </w:pPr>
+      <w:r>
+        <w:rPr>
+          <w:rFonts w:ascii="Times New Roman" w:eastAsia="Times New Roman" w:hAnsi="Times New Roman" w:cs="Times New Roman"/>
+          <w:b/>
+          <w:bCs/>
+          <w:sz w:val="36"/>
+          <w:szCs w:val="36"/>
+          <w:lang w:eastAsia="en-IN" w:bidi="hi-IN"/>
+        </w:rPr>
+        <w:t>Project: “Secure Personal Credential Manager (Password Vault)”</w:t>
+      </w:r>
+    </w:p>
+    <w:p>
+      <w:pPr>
+        <w:spacing w:before="100" w:beforeAutospacing="1" w:after="100" w:afterAutospacing="1" w:line="240" w:lineRule="auto"/>
+        <w:outlineLvl w:val="2"/>
+        <w:rPr>
+          <w:rFonts w:ascii="Times New Roman" w:eastAsia="Times New Roman" w:hAnsi="Times New Roman" w:cs="Times New Roman"/>
+          <w:b/>
+          <w:bCs/>
+          <w:sz w:val="27"/>
+          <w:szCs w:val="27"/>
+          <w:lang w:eastAsia="en-IN" w:bidi="hi-IN"/>
+        </w:rPr>
+      </w:pPr>
+      <w:r>
+        <w:rPr>
+          <w:rFonts w:ascii="Times New Roman" w:eastAsia="Times New Roman" w:hAnsi="Times New Roman" w:cs="Times New Roman"/>
+          <w:b/>
+          <w:bCs/>
+          <w:sz w:val="27"/>
+          <w:szCs w:val="27"/>
+          <w:lang w:eastAsia="en-IN" w:bidi="hi-IN"/>
+        </w:rPr>
+        <w:t>Why a real user would use it</w:t>
+      </w:r>
+    </w:p>
+    <w:p>
+      <w:pPr>
+        <w:spacing w:before="100" w:beforeAutospacing="1" w:after="100" w:afterAutospacing="1" w:line="240" w:lineRule="auto"/>
+        <w:rPr>
+          <w:rFonts w:ascii="Times New Roman" w:eastAsia="Times New Roman" w:hAnsi="Times New Roman" w:cs="Times New Roman"/>
+          <w:sz w:val="24"/>
+          <w:szCs w:val="24"/>
+          <w:lang w:eastAsia="en-IN" w:bidi="hi-IN"/>
+        </w:rPr>
+      </w:pPr>
+      <w:r>
+        <w:rPr>
+          <w:rFonts w:ascii="Times New Roman" w:eastAsia="Times New Roman" w:hAnsi="Times New Roman" w:cs="Times New Roman"/>
+          <w:sz w:val="24"/>
+          <w:szCs w:val="24"/>
+          <w:lang w:eastAsia="en-IN" w:bidi="hi-IN"/>
+        </w:rPr>
+        <w:t>Every person has:</w:t>
+      </w:r>
+    </w:p>
+    <w:p>
+      <w:pPr>
+        <w:numPr>
+          <w:ilvl w:val="0"/>
+          <w:numId w:val="20"/>
+        </w:numPr>
+        <w:spacing w:before="100" w:beforeAutospacing="1" w:after="100" w:afterAutospacing="1" w:line="240" w:lineRule="auto"/>
+        <w:rPr>
+          <w:rFonts w:ascii="Times New Roman" w:eastAsia="Times New Roman" w:hAnsi="Times New Roman" w:cs="Times New Roman"/>
+          <w:sz w:val="24"/>
+          <w:szCs w:val="24"/>
+          <w:lang w:eastAsia="en-IN" w:bidi="hi-IN"/>
+        </w:rPr>
+      </w:pPr>
+      <w:r>
+        <w:rPr>
+          <w:rFonts w:ascii="Times New Roman" w:eastAsia="Times New Roman" w:hAnsi="Times New Roman" w:cs="Times New Roman"/>
+          <w:sz w:val="24"/>
+          <w:szCs w:val="24"/>
+          <w:lang w:eastAsia="en-IN" w:bidi="hi-IN"/>
+        </w:rPr>
+        <w:t>Gmail password</w:t>
+      </w:r>
+    </w:p>
+    <w:p>
+      <w:pPr>
+        <w:numPr>
+          <w:ilvl w:val="0"/>
+          <w:numId w:val="20"/>
+        </w:numPr>
+        <w:spacing w:before="100" w:beforeAutospacing="1" w:after="100" w:afterAutospacing="1" w:line="240" w:lineRule="auto"/>
+        <w:rPr>
+          <w:rFonts w:ascii="Times New Roman" w:eastAsia="Times New Roman" w:hAnsi="Times New Roman" w:cs="Times New Roman"/>
+          <w:sz w:val="24"/>
+          <w:szCs w:val="24"/>
+          <w:lang w:eastAsia="en-IN" w:bidi="hi-IN"/>
+        </w:rPr>
+      </w:pPr>
+      <w:r>
+        <w:rPr>
+          <w:rFonts w:ascii="Times New Roman" w:eastAsia="Times New Roman" w:hAnsi="Times New Roman" w:cs="Times New Roman"/>
+          <w:sz w:val="24"/>
+          <w:szCs w:val="24"/>
+          <w:lang w:eastAsia="en-IN" w:bidi="hi-IN"/>
+        </w:rPr>
+        <w:t>Bank login</w:t>
+      </w:r>
+    </w:p>
+    <w:p>
+      <w:pPr>
+        <w:numPr>
+          <w:ilvl w:val="0"/>
+          <w:numId w:val="20"/>
+        </w:numPr>
+        <w:spacing w:before="100" w:beforeAutospacing="1" w:after="100" w:afterAutospacing="1" w:line="240" w:lineRule="auto"/>
+        <w:rPr>
+          <w:rFonts w:ascii="Times New Roman" w:eastAsia="Times New Roman" w:hAnsi="Times New Roman" w:cs="Times New Roman"/>
+          <w:sz w:val="24"/>
+          <w:szCs w:val="24"/>
+          <w:lang w:eastAsia="en-IN" w:bidi="hi-IN"/>
+        </w:rPr>
+      </w:pPr>
+      <w:r>
+        <w:rPr>
+          <w:rFonts w:ascii="Times New Roman" w:eastAsia="Times New Roman" w:hAnsi="Times New Roman" w:cs="Times New Roman"/>
+          <w:sz w:val="24"/>
+          <w:szCs w:val="24"/>
+          <w:lang w:eastAsia="en-IN" w:bidi="hi-IN"/>
+        </w:rPr>
+        <w:t>Instagram</w:t>
+      </w:r>
+    </w:p>
+    <w:p>
+      <w:pPr>
+        <w:numPr>
+          <w:ilvl w:val="0"/>
+          <w:numId w:val="20"/>
+        </w:numPr>
+        <w:spacing w:before="100" w:beforeAutospacing="1" w:after="100" w:afterAutospacing="1" w:line="240" w:lineRule="auto"/>
+        <w:rPr>
+          <w:rFonts w:ascii="Times New Roman" w:eastAsia="Times New Roman" w:hAnsi="Times New Roman" w:cs="Times New Roman"/>
+          <w:sz w:val="24"/>
+          <w:szCs w:val="24"/>
+          <w:lang w:eastAsia="en-IN" w:bidi="hi-IN"/>
+        </w:rPr>
+      </w:pPr>
+      <w:r>
+        <w:rPr>
+          <w:rFonts w:ascii="Times New Roman" w:eastAsia="Times New Roman" w:hAnsi="Times New Roman" w:cs="Times New Roman"/>
+          <w:sz w:val="24"/>
+          <w:szCs w:val="24"/>
+          <w:lang w:eastAsia="en-IN" w:bidi="hi-IN"/>
+        </w:rPr>
+        <w:t>LinkedIn</w:t>
+      </w:r>
+    </w:p>
+    <w:p>
+      <w:pPr>
+        <w:numPr>
+          <w:ilvl w:val="0"/>
+          <w:numId w:val="20"/>
+        </w:numPr>
+        <w:spacing w:before="100" w:beforeAutospacing="1" w:after="100" w:afterAutospacing="1" w:line="240" w:lineRule="auto"/>
+        <w:rPr>
+          <w:rFonts w:ascii="Times New Roman" w:eastAsia="Times New Roman" w:hAnsi="Times New Roman" w:cs="Times New Roman"/>
+          <w:sz w:val="24"/>
+          <w:szCs w:val="24"/>
+          <w:lang w:eastAsia="en-IN" w:bidi="hi-IN"/>
+        </w:rPr>
+      </w:pPr>
+      <w:r>
+        <w:rPr>
+          <w:rFonts w:ascii="Times New Roman" w:eastAsia="Times New Roman" w:hAnsi="Times New Roman" w:cs="Times New Roman"/>
+          <w:sz w:val="24"/>
+          <w:szCs w:val="24"/>
+          <w:lang w:eastAsia="en-IN" w:bidi="hi-IN"/>
+        </w:rPr>
+        <w:t>College portal</w:t>
+      </w:r>
+    </w:p>
+    <w:p>
+      <w:pPr>
+        <w:numPr>
+          <w:ilvl w:val="0"/>
+          <w:numId w:val="20"/>
+        </w:numPr>
+        <w:spacing w:before="100" w:beforeAutospacing="1" w:after="100" w:afterAutospacing="1" w:line="240" w:lineRule="auto"/>
+        <w:rPr>
+          <w:rFonts w:ascii="Times New Roman" w:eastAsia="Times New Roman" w:hAnsi="Times New Roman" w:cs="Times New Roman"/>
+          <w:sz w:val="24"/>
+          <w:szCs w:val="24"/>
+          <w:lang w:eastAsia="en-IN" w:bidi="hi-IN"/>
+        </w:rPr>
+      </w:pPr>
+      <w:r>
+        <w:rPr>
+          <w:rFonts w:ascii="Times New Roman" w:eastAsia="Times New Roman" w:hAnsi="Times New Roman" w:cs="Times New Roman"/>
+          <w:sz w:val="24"/>
+          <w:szCs w:val="24"/>
+          <w:lang w:eastAsia="en-IN" w:bidi="hi-IN"/>
+        </w:rPr>
+        <w:t>Netflix</w:t>
+      </w:r>
+    </w:p>
+    <w:p>
+      <w:pPr>
+        <w:numPr>
+          <w:ilvl w:val="0"/>
+          <w:numId w:val="20"/>
+        </w:numPr>
+        <w:spacing w:before="100" w:beforeAutospacing="1" w:after="100" w:afterAutospacing="1" w:line="240" w:lineRule="auto"/>
+        <w:rPr>
+          <w:rFonts w:ascii="Times New Roman" w:eastAsia="Times New Roman" w:hAnsi="Times New Roman" w:cs="Times New Roman"/>
+          <w:sz w:val="24"/>
+          <w:szCs w:val="24"/>
+          <w:lang w:eastAsia="en-IN" w:bidi="hi-IN"/>
+        </w:rPr>
+      </w:pPr>
+      <w:r>
+        <w:rPr>
+          <w:rFonts w:ascii="Times New Roman" w:eastAsia="Times New Roman" w:hAnsi="Times New Roman" w:cs="Times New Roman"/>
+          <w:sz w:val="24"/>
+          <w:szCs w:val="24"/>
+          <w:lang w:eastAsia="en-IN" w:bidi="hi-IN"/>
+        </w:rPr>
+        <w:t>Amazon</w:t>
+      </w:r>
+    </w:p>
+    <w:p>
+      <w:pPr>
+        <w:spacing w:before="100" w:beforeAutospacing="1" w:after="100" w:afterAutospacing="1" w:line="240" w:lineRule="auto"/>
+        <w:rPr>
+          <w:rFonts w:ascii="Times New Roman" w:eastAsia="Times New Roman" w:hAnsi="Times New Roman" w:cs="Times New Roman"/>
+          <w:sz w:val="24"/>
+          <w:szCs w:val="24"/>
+          <w:lang w:eastAsia="en-IN" w:bidi="hi-IN"/>
+        </w:rPr>
+      </w:pPr>
+      <w:r>
+        <w:rPr>
+          <w:rFonts w:ascii="Times New Roman" w:eastAsia="Times New Roman" w:hAnsi="Times New Roman" w:cs="Times New Roman"/>
+          <w:sz w:val="24"/>
+          <w:szCs w:val="24"/>
+          <w:lang w:eastAsia="en-IN" w:bidi="hi-IN"/>
+        </w:rPr>
+        <w:t>No one can remember all safely.</w:t>
+      </w:r>
+    </w:p>
+    <w:p>
+      <w:pPr>
+        <w:spacing w:before="100" w:beforeAutospacing="1" w:after="100" w:afterAutospacing="1" w:line="240" w:lineRule="auto"/>
+        <w:rPr>
+          <w:rFonts w:ascii="Times New Roman" w:eastAsia="Times New Roman" w:hAnsi="Times New Roman" w:cs="Times New Roman"/>
+          <w:sz w:val="24"/>
+          <w:szCs w:val="24"/>
+          <w:lang w:eastAsia="en-IN" w:bidi="hi-IN"/>
+        </w:rPr>
+      </w:pPr>
+      <w:r>
+        <w:rPr>
+          <w:rFonts w:ascii="Times New Roman" w:eastAsia="Times New Roman" w:hAnsi="Times New Roman" w:cs="Times New Roman"/>
+          <w:sz w:val="24"/>
+          <w:szCs w:val="24"/>
+          <w:lang w:eastAsia="en-IN" w:bidi="hi-IN"/>
+        </w:rPr>
+        <w:t>Your app becomes:</w:t>
+      </w:r>
+    </w:p>
+    <w:p>
+      <w:pPr>
+        <w:spacing w:before="100" w:beforeAutospacing="1" w:after="100" w:afterAutospacing="1" w:line="240" w:lineRule="auto"/>
+        <w:rPr>
+          <w:rFonts w:ascii="Times New Roman" w:eastAsia="Times New Roman" w:hAnsi="Times New Roman" w:cs="Times New Roman"/>
+          <w:sz w:val="24"/>
+          <w:szCs w:val="24"/>
+          <w:lang w:eastAsia="en-IN" w:bidi="hi-IN"/>
+        </w:rPr>
+      </w:pPr>
+      <w:r>
+        <w:rPr>
+          <w:rFonts w:ascii="Segoe UI Emoji" w:eastAsia="Times New Roman" w:hAnsi="Segoe UI Emoji" w:cs="Segoe UI Emoji"/>
+          <w:sz w:val="24"/>
+          <w:szCs w:val="24"/>
+          <w:lang w:eastAsia="en-IN" w:bidi="hi-IN"/>
+        </w:rPr>
+        <w:t>👉</w:t>
+      </w:r>
+      <w:r>
+        <w:rPr>
+          <w:rFonts w:ascii="Times New Roman" w:eastAsia="Times New Roman" w:hAnsi="Times New Roman" w:cs="Times New Roman"/>
+          <w:sz w:val="24"/>
+          <w:szCs w:val="24"/>
+          <w:lang w:eastAsia="en-IN" w:bidi="hi-IN"/>
+        </w:rPr>
+        <w:t xml:space="preserve"> </w:t>
+      </w:r>
+      <w:r>
+        <w:rPr>
+          <w:rFonts w:ascii="Times New Roman" w:eastAsia="Times New Roman" w:hAnsi="Times New Roman" w:cs="Times New Roman"/>
+          <w:b/>
+          <w:bCs/>
+          <w:sz w:val="24"/>
+          <w:szCs w:val="24"/>
+          <w:lang w:eastAsia="en-IN" w:bidi="hi-IN"/>
+        </w:rPr>
+        <w:t>A secure password vault like LastPass or KeePass (mini version).</w:t>
+      </w:r>
+    </w:p>
+    <w:p>
+      <w:pPr>
+        <w:spacing w:after="0" w:line="240" w:lineRule="auto"/>
+        <w:rPr>
+          <w:rFonts w:ascii="Times New Roman" w:eastAsia="Times New Roman" w:hAnsi="Times New Roman" w:cs="Times New Roman"/>
+          <w:sz w:val="24"/>
+          <w:szCs w:val="24"/>
+          <w:lang w:eastAsia="en-IN" w:bidi="hi-IN"/>
+        </w:rPr>
+      </w:pPr>
+      <w:r>
+        <w:rPr>
+          <w:rFonts w:ascii="Times New Roman" w:eastAsia="Times New Roman" w:hAnsi="Times New Roman" w:cs="Times New Roman"/>
+          <w:sz w:val="24"/>
+          <w:szCs w:val="24"/>
+          <w:lang w:eastAsia="en-IN" w:bidi="hi-IN"/>
+        </w:rPr>
+        <w:pict w14:anchorId="6C49510C">
+          <v:rect id="_x0000_i1041" style="width:0;height:1.5pt" o:hralign="center" o:hrstd="t" o:hr="t" fillcolor="#a0a0a0" stroked="f"/>
+        </w:pict>
+      </w:r>
+    </w:p>
+    <w:p>
+      <w:pPr>
+        <w:spacing w:before="100" w:beforeAutospacing="1" w:after="100" w:afterAutospacing="1" w:line="240" w:lineRule="auto"/>
+        <w:outlineLvl w:val="1"/>
+        <w:rPr>
+          <w:rFonts w:ascii="Times New Roman" w:eastAsia="Times New Roman" w:hAnsi="Times New Roman" w:cs="Times New Roman"/>
+          <w:b/>
+          <w:bCs/>
+          <w:sz w:val="36"/>
+          <w:szCs w:val="36"/>
+          <w:lang w:eastAsia="en-IN" w:bidi="hi-IN"/>
+        </w:rPr>
+      </w:pPr>
+      <w:r>
+        <w:rPr>
+          <w:rFonts w:ascii="Times New Roman" w:eastAsia="Times New Roman" w:hAnsi="Times New Roman" w:cs="Times New Roman"/>
+          <w:b/>
+          <w:bCs/>
+          <w:sz w:val="36"/>
+          <w:szCs w:val="36"/>
+          <w:lang w:eastAsia="en-IN" w:bidi="hi-IN"/>
+        </w:rPr>
+        <w:t>User services (much more useful than notes)</w:t>
+      </w:r>
+    </w:p>
+    <w:p>
+      <w:pPr>
+        <w:spacing w:before="100" w:beforeAutospacing="1" w:after="100" w:afterAutospacing="1" w:line="240" w:lineRule="auto"/>
+        <w:rPr>
+          <w:rFonts w:ascii="Times New Roman" w:eastAsia="Times New Roman" w:hAnsi="Times New Roman" w:cs="Times New Roman"/>
+          <w:sz w:val="24"/>
+          <w:szCs w:val="24"/>
+          <w:lang w:eastAsia="en-IN" w:bidi="hi-IN"/>
+        </w:rPr>
+      </w:pPr>
+      <w:r>
+        <w:rPr>
+          <w:rFonts w:ascii="Times New Roman" w:eastAsia="Times New Roman" w:hAnsi="Times New Roman" w:cs="Times New Roman"/>
+          <w:sz w:val="24"/>
+          <w:szCs w:val="24"/>
+          <w:lang w:eastAsia="en-IN" w:bidi="hi-IN"/>
+        </w:rPr>
+        <w:t>After login, user can:</w:t>
+      </w:r>
+    </w:p>
+    <w:p>
+      <w:pPr>
+        <w:numPr>
+          <w:ilvl w:val="0"/>
+          <w:numId w:val="21"/>
+        </w:numPr>
+        <w:spacing w:before="100" w:beforeAutospacing="1" w:after="100" w:afterAutospacing="1" w:line="240" w:lineRule="auto"/>
+        <w:rPr>
+          <w:rFonts w:ascii="Times New Roman" w:eastAsia="Times New Roman" w:hAnsi="Times New Roman" w:cs="Times New Roman"/>
+          <w:sz w:val="24"/>
+          <w:szCs w:val="24"/>
+          <w:lang w:eastAsia="en-IN" w:bidi="hi-IN"/>
+        </w:rPr>
+      </w:pPr>
+      <w:r>
+        <w:rPr>
+          <w:rFonts w:ascii="Times New Roman" w:eastAsia="Times New Roman" w:hAnsi="Times New Roman" w:cs="Times New Roman"/>
+          <w:b/>
+          <w:bCs/>
+          <w:sz w:val="24"/>
+          <w:szCs w:val="24"/>
+          <w:lang w:eastAsia="en-IN" w:bidi="hi-IN"/>
+        </w:rPr>
+        <w:t>Add a credential</w:t>
+      </w:r>
+    </w:p>
+    <w:p>
+      <w:pPr>
+        <w:numPr>
+          <w:ilvl w:val="1"/>
+          <w:numId w:val="21"/>
+        </w:numPr>
+        <w:spacing w:before="100" w:beforeAutospacing="1" w:after="100" w:afterAutospacing="1" w:line="240" w:lineRule="auto"/>
+        <w:rPr>
+          <w:rFonts w:ascii="Times New Roman" w:eastAsia="Times New Roman" w:hAnsi="Times New Roman" w:cs="Times New Roman"/>
+          <w:sz w:val="24"/>
+          <w:szCs w:val="24"/>
+          <w:lang w:eastAsia="en-IN" w:bidi="hi-IN"/>
+        </w:rPr>
+      </w:pPr>
+      <w:r>
+        <w:rPr>
+          <w:rFonts w:ascii="Times New Roman" w:eastAsia="Times New Roman" w:hAnsi="Times New Roman" w:cs="Times New Roman"/>
+          <w:sz w:val="24"/>
+          <w:szCs w:val="24"/>
+          <w:lang w:eastAsia="en-IN" w:bidi="hi-IN"/>
+        </w:rPr>
+        <w:t>Website name (e.g., Gmail)</w:t>
+      </w:r>
+    </w:p>
+    <w:p>
+      <w:pPr>
+        <w:numPr>
+          <w:ilvl w:val="1"/>
+          <w:numId w:val="21"/>
+        </w:numPr>
+        <w:spacing w:before="100" w:beforeAutospacing="1" w:after="100" w:afterAutospacing="1" w:line="240" w:lineRule="auto"/>
+        <w:rPr>
+          <w:rFonts w:ascii="Times New Roman" w:eastAsia="Times New Roman" w:hAnsi="Times New Roman" w:cs="Times New Roman"/>
+          <w:sz w:val="24"/>
+          <w:szCs w:val="24"/>
+          <w:lang w:eastAsia="en-IN" w:bidi="hi-IN"/>
+        </w:rPr>
+      </w:pPr>
+      <w:r>
+        <w:rPr>
+          <w:rFonts w:ascii="Times New Roman" w:eastAsia="Times New Roman" w:hAnsi="Times New Roman" w:cs="Times New Roman"/>
+          <w:sz w:val="24"/>
+          <w:szCs w:val="24"/>
+          <w:lang w:eastAsia="en-IN" w:bidi="hi-IN"/>
+        </w:rPr>
+        <w:t>Username</w:t>
+      </w:r>
+    </w:p>
+    <w:p>
+      <w:pPr>
+        <w:numPr>
+          <w:ilvl w:val="1"/>
+          <w:numId w:val="21"/>
+        </w:numPr>
+        <w:spacing w:before="100" w:beforeAutospacing="1" w:after="100" w:afterAutospacing="1" w:line="240" w:lineRule="auto"/>
+        <w:rPr>
+          <w:rFonts w:ascii="Times New Roman" w:eastAsia="Times New Roman" w:hAnsi="Times New Roman" w:cs="Times New Roman"/>
+          <w:sz w:val="24"/>
+          <w:szCs w:val="24"/>
+          <w:lang w:eastAsia="en-IN" w:bidi="hi-IN"/>
+        </w:rPr>
+      </w:pPr>
+      <w:r>
+        <w:rPr>
+          <w:rFonts w:ascii="Times New Roman" w:eastAsia="Times New Roman" w:hAnsi="Times New Roman" w:cs="Times New Roman"/>
+          <w:sz w:val="24"/>
+          <w:szCs w:val="24"/>
+          <w:lang w:eastAsia="en-IN" w:bidi="hi-IN"/>
+        </w:rPr>
+        <w:t xml:space="preserve">Password (stored </w:t>
+      </w:r>
+      <w:r>
+        <w:rPr>
+          <w:rFonts w:ascii="Times New Roman" w:eastAsia="Times New Roman" w:hAnsi="Times New Roman" w:cs="Times New Roman"/>
+          <w:b/>
+          <w:bCs/>
+          <w:sz w:val="24"/>
+          <w:szCs w:val="24"/>
+          <w:lang w:eastAsia="en-IN" w:bidi="hi-IN"/>
+        </w:rPr>
+        <w:t>encrypted</w:t>
+      </w:r>
+      <w:r>
+        <w:rPr>
+          <w:rFonts w:ascii="Times New Roman" w:eastAsia="Times New Roman" w:hAnsi="Times New Roman" w:cs="Times New Roman"/>
+          <w:sz w:val="24"/>
+          <w:szCs w:val="24"/>
+          <w:lang w:eastAsia="en-IN" w:bidi="hi-IN"/>
+        </w:rPr>
+        <w:t>)</w:t>
+      </w:r>
+    </w:p>
+    <w:p>
+      <w:pPr>
+        <w:numPr>
+          <w:ilvl w:val="0"/>
+          <w:numId w:val="21"/>
+        </w:numPr>
+        <w:spacing w:before="100" w:beforeAutospacing="1" w:after="100" w:afterAutospacing="1" w:line="240" w:lineRule="auto"/>
+        <w:rPr>
+          <w:rFonts w:ascii="Times New Roman" w:eastAsia="Times New Roman" w:hAnsi="Times New Roman" w:cs="Times New Roman"/>
+          <w:sz w:val="24"/>
+          <w:szCs w:val="24"/>
+          <w:lang w:eastAsia="en-IN" w:bidi="hi-IN"/>
+        </w:rPr>
+      </w:pPr>
+      <w:r>
+        <w:rPr>
+          <w:rFonts w:ascii="Times New Roman" w:eastAsia="Times New Roman" w:hAnsi="Times New Roman" w:cs="Times New Roman"/>
+          <w:b/>
+          <w:bCs/>
+          <w:sz w:val="24"/>
+          <w:szCs w:val="24"/>
+          <w:lang w:eastAsia="en-IN" w:bidi="hi-IN"/>
+        </w:rPr>
+        <w:t>View saved credentials</w:t>
+      </w:r>
+    </w:p>
+    <w:p>
+      <w:pPr>
+        <w:numPr>
+          <w:ilvl w:val="1"/>
+          <w:numId w:val="21"/>
+        </w:numPr>
+        <w:spacing w:before="100" w:beforeAutospacing="1" w:after="100" w:afterAutospacing="1" w:line="240" w:lineRule="auto"/>
+        <w:rPr>
+          <w:rFonts w:ascii="Times New Roman" w:eastAsia="Times New Roman" w:hAnsi="Times New Roman" w:cs="Times New Roman"/>
+          <w:sz w:val="24"/>
+          <w:szCs w:val="24"/>
+          <w:lang w:eastAsia="en-IN" w:bidi="hi-IN"/>
+        </w:rPr>
+      </w:pPr>
+      <w:r>
+        <w:rPr>
+          <w:rFonts w:ascii="Times New Roman" w:eastAsia="Times New Roman" w:hAnsi="Times New Roman" w:cs="Times New Roman"/>
+          <w:sz w:val="24"/>
+          <w:szCs w:val="24"/>
+          <w:lang w:eastAsia="en-IN" w:bidi="hi-IN"/>
+        </w:rPr>
+        <w:t>Only after entering master password again</w:t>
+      </w:r>
+    </w:p>
+    <w:p>
+      <w:pPr>
+        <w:numPr>
+          <w:ilvl w:val="0"/>
+          <w:numId w:val="21"/>
+        </w:numPr>
+        <w:spacing w:before="100" w:beforeAutospacing="1" w:after="100" w:afterAutospacing="1" w:line="240" w:lineRule="auto"/>
+        <w:rPr>
+          <w:rFonts w:ascii="Times New Roman" w:eastAsia="Times New Roman" w:hAnsi="Times New Roman" w:cs="Times New Roman"/>
+          <w:sz w:val="24"/>
+          <w:szCs w:val="24"/>
+          <w:lang w:eastAsia="en-IN" w:bidi="hi-IN"/>
+        </w:rPr>
+      </w:pPr>
+      <w:r>
+        <w:rPr>
+          <w:rFonts w:ascii="Times New Roman" w:eastAsia="Times New Roman" w:hAnsi="Times New Roman" w:cs="Times New Roman"/>
+          <w:b/>
+          <w:bCs/>
+          <w:sz w:val="24"/>
+          <w:szCs w:val="24"/>
+          <w:lang w:eastAsia="en-IN" w:bidi="hi-IN"/>
+        </w:rPr>
+        <w:t>Edit / Delete credentials</w:t>
+      </w:r>
+    </w:p>
+    <w:p>
+      <w:pPr>
+        <w:numPr>
+          <w:ilvl w:val="0"/>
+          <w:numId w:val="21"/>
+        </w:numPr>
+        <w:spacing w:before="100" w:beforeAutospacing="1" w:after="100" w:afterAutospacing="1" w:line="240" w:lineRule="auto"/>
+        <w:rPr>
+          <w:rFonts w:ascii="Times New Roman" w:eastAsia="Times New Roman" w:hAnsi="Times New Roman" w:cs="Times New Roman"/>
+          <w:sz w:val="24"/>
+          <w:szCs w:val="24"/>
+          <w:lang w:eastAsia="en-IN" w:bidi="hi-IN"/>
+        </w:rPr>
+      </w:pPr>
+      <w:r>
+        <w:rPr>
+          <w:rFonts w:ascii="Times New Roman" w:eastAsia="Times New Roman" w:hAnsi="Times New Roman" w:cs="Times New Roman"/>
+          <w:b/>
+          <w:bCs/>
+          <w:sz w:val="24"/>
+          <w:szCs w:val="24"/>
+          <w:lang w:eastAsia="en-IN" w:bidi="hi-IN"/>
+        </w:rPr>
+        <w:t>Search credentials by site name</w:t>
+      </w:r>
+    </w:p>
+    <w:p>
+      <w:pPr>
+        <w:spacing w:after="0" w:line="240" w:lineRule="auto"/>
+        <w:rPr>
+          <w:rFonts w:ascii="Times New Roman" w:eastAsia="Times New Roman" w:hAnsi="Times New Roman" w:cs="Times New Roman"/>
+          <w:sz w:val="24"/>
+          <w:szCs w:val="24"/>
+          <w:lang w:eastAsia="en-IN" w:bidi="hi-IN"/>
+        </w:rPr>
+      </w:pPr>
+      <w:r>
+        <w:rPr>
+          <w:rFonts w:ascii="Times New Roman" w:eastAsia="Times New Roman" w:hAnsi="Times New Roman" w:cs="Times New Roman"/>
+          <w:sz w:val="24"/>
+          <w:szCs w:val="24"/>
+          <w:lang w:eastAsia="en-IN" w:bidi="hi-IN"/>
+        </w:rPr>
+        <w:pict w14:anchorId="53B72495">
+          <v:rect id="_x0000_i1042" style="width:0;height:1.5pt" o:hralign="center" o:hrstd="t" o:hr="t" fillcolor="#a0a0a0" stroked="f"/>
+        </w:pict>
+      </w:r>
+    </w:p>
+    <w:p>
+      <w:pPr>
+        <w:spacing w:before="100" w:beforeAutospacing="1" w:after="100" w:afterAutospacing="1" w:line="240" w:lineRule="auto"/>
+        <w:outlineLvl w:val="1"/>
+        <w:rPr>
+          <w:rFonts w:ascii="Times New Roman" w:eastAsia="Times New Roman" w:hAnsi="Times New Roman" w:cs="Times New Roman"/>
+          <w:b/>
+          <w:bCs/>
+          <w:sz w:val="36"/>
+          <w:szCs w:val="36"/>
+          <w:lang w:eastAsia="en-IN" w:bidi="hi-IN"/>
+        </w:rPr>
+      </w:pPr>
+      <w:r>
+        <w:rPr>
+          <w:rFonts w:ascii="Times New Roman" w:eastAsia="Times New Roman" w:hAnsi="Times New Roman" w:cs="Times New Roman"/>
+          <w:b/>
+          <w:bCs/>
+          <w:sz w:val="36"/>
+          <w:szCs w:val="36"/>
+          <w:lang w:eastAsia="en-IN" w:bidi="hi-IN"/>
+        </w:rPr>
+        <w:t xml:space="preserve">Why this is powerful + different from </w:t>
+      </w:r>
+      <w:proofErr w:type="spellStart"/>
+      <w:r>
+        <w:rPr>
+          <w:rFonts w:ascii="Times New Roman" w:eastAsia="Times New Roman" w:hAnsi="Times New Roman" w:cs="Times New Roman"/>
+          <w:b/>
+          <w:bCs/>
+          <w:sz w:val="36"/>
+          <w:szCs w:val="36"/>
+          <w:lang w:eastAsia="en-IN" w:bidi="hi-IN"/>
+        </w:rPr>
+        <w:t>KeepNote</w:t>
+      </w:r>
+      <w:proofErr w:type="spellEnd"/>
+    </w:p>
+    <w:p>
+      <w:pPr>
+        <w:numPr>
+          <w:ilvl w:val="0"/>
+          <w:numId w:val="22"/>
+        </w:numPr>
+        <w:spacing w:before="100" w:beforeAutospacing="1" w:after="100" w:afterAutospacing="1" w:line="240" w:lineRule="auto"/>
+        <w:rPr>
+          <w:rFonts w:ascii="Times New Roman" w:eastAsia="Times New Roman" w:hAnsi="Times New Roman" w:cs="Times New Roman"/>
+          <w:sz w:val="24"/>
+          <w:szCs w:val="24"/>
+          <w:lang w:eastAsia="en-IN" w:bidi="hi-IN"/>
+        </w:rPr>
+      </w:pPr>
+      <w:r>
+        <w:rPr>
+          <w:rFonts w:ascii="Times New Roman" w:eastAsia="Times New Roman" w:hAnsi="Times New Roman" w:cs="Times New Roman"/>
+          <w:sz w:val="24"/>
+          <w:szCs w:val="24"/>
+          <w:lang w:eastAsia="en-IN" w:bidi="hi-IN"/>
+        </w:rPr>
+        <w:t xml:space="preserve">This is </w:t>
+      </w:r>
+      <w:r>
+        <w:rPr>
+          <w:rFonts w:ascii="Times New Roman" w:eastAsia="Times New Roman" w:hAnsi="Times New Roman" w:cs="Times New Roman"/>
+          <w:b/>
+          <w:bCs/>
+          <w:sz w:val="24"/>
+          <w:szCs w:val="24"/>
+          <w:lang w:eastAsia="en-IN" w:bidi="hi-IN"/>
+        </w:rPr>
+        <w:t>not note-taking</w:t>
+      </w:r>
+    </w:p>
+    <w:p>
+      <w:pPr>
+        <w:numPr>
+          <w:ilvl w:val="0"/>
+          <w:numId w:val="22"/>
+        </w:numPr>
+        <w:spacing w:before="100" w:beforeAutospacing="1" w:after="100" w:afterAutospacing="1" w:line="240" w:lineRule="auto"/>
+        <w:rPr>
+          <w:rFonts w:ascii="Times New Roman" w:eastAsia="Times New Roman" w:hAnsi="Times New Roman" w:cs="Times New Roman"/>
+          <w:sz w:val="24"/>
+          <w:szCs w:val="24"/>
+          <w:lang w:eastAsia="en-IN" w:bidi="hi-IN"/>
+        </w:rPr>
+      </w:pPr>
+      <w:r>
+        <w:rPr>
+          <w:rFonts w:ascii="Times New Roman" w:eastAsia="Times New Roman" w:hAnsi="Times New Roman" w:cs="Times New Roman"/>
+          <w:sz w:val="24"/>
+          <w:szCs w:val="24"/>
+          <w:lang w:eastAsia="en-IN" w:bidi="hi-IN"/>
+        </w:rPr>
+        <w:t xml:space="preserve">It is </w:t>
+      </w:r>
+      <w:r>
+        <w:rPr>
+          <w:rFonts w:ascii="Times New Roman" w:eastAsia="Times New Roman" w:hAnsi="Times New Roman" w:cs="Times New Roman"/>
+          <w:b/>
+          <w:bCs/>
+          <w:sz w:val="24"/>
+          <w:szCs w:val="24"/>
+          <w:lang w:eastAsia="en-IN" w:bidi="hi-IN"/>
+        </w:rPr>
+        <w:t>real cybersecurity use case</w:t>
+      </w:r>
+    </w:p>
+    <w:p>
+      <w:pPr>
+        <w:numPr>
+          <w:ilvl w:val="0"/>
+          <w:numId w:val="22"/>
+        </w:numPr>
+        <w:spacing w:before="100" w:beforeAutospacing="1" w:after="100" w:afterAutospacing="1" w:line="240" w:lineRule="auto"/>
+        <w:rPr>
+          <w:rFonts w:ascii="Times New Roman" w:eastAsia="Times New Roman" w:hAnsi="Times New Roman" w:cs="Times New Roman"/>
+          <w:sz w:val="24"/>
+          <w:szCs w:val="24"/>
+          <w:lang w:eastAsia="en-IN" w:bidi="hi-IN"/>
+        </w:rPr>
+      </w:pPr>
+      <w:r>
+        <w:rPr>
+          <w:rFonts w:ascii="Times New Roman" w:eastAsia="Times New Roman" w:hAnsi="Times New Roman" w:cs="Times New Roman"/>
+          <w:sz w:val="24"/>
+          <w:szCs w:val="24"/>
+          <w:lang w:eastAsia="en-IN" w:bidi="hi-IN"/>
+        </w:rPr>
+        <w:t>You can justify:</w:t>
+      </w:r>
+    </w:p>
+    <w:p>
+      <w:pPr>
+        <w:numPr>
+          <w:ilvl w:val="1"/>
+          <w:numId w:val="22"/>
+        </w:numPr>
+        <w:spacing w:before="100" w:beforeAutospacing="1" w:after="100" w:afterAutospacing="1" w:line="240" w:lineRule="auto"/>
+        <w:rPr>
+          <w:rFonts w:ascii="Times New Roman" w:eastAsia="Times New Roman" w:hAnsi="Times New Roman" w:cs="Times New Roman"/>
+          <w:sz w:val="24"/>
+          <w:szCs w:val="24"/>
+          <w:lang w:eastAsia="en-IN" w:bidi="hi-IN"/>
+        </w:rPr>
+      </w:pPr>
+      <w:r>
+        <w:rPr>
+          <w:rFonts w:ascii="Times New Roman" w:eastAsia="Times New Roman" w:hAnsi="Times New Roman" w:cs="Times New Roman"/>
+          <w:sz w:val="24"/>
+          <w:szCs w:val="24"/>
+          <w:lang w:eastAsia="en-IN" w:bidi="hi-IN"/>
+        </w:rPr>
+        <w:t>Encryption</w:t>
+      </w:r>
+    </w:p>
+    <w:p>
+      <w:pPr>
+        <w:numPr>
+          <w:ilvl w:val="1"/>
+          <w:numId w:val="22"/>
+        </w:numPr>
+        <w:spacing w:before="100" w:beforeAutospacing="1" w:after="100" w:afterAutospacing="1" w:line="240" w:lineRule="auto"/>
+        <w:rPr>
+          <w:rFonts w:ascii="Times New Roman" w:eastAsia="Times New Roman" w:hAnsi="Times New Roman" w:cs="Times New Roman"/>
+          <w:sz w:val="24"/>
+          <w:szCs w:val="24"/>
+          <w:lang w:eastAsia="en-IN" w:bidi="hi-IN"/>
+        </w:rPr>
+      </w:pPr>
+      <w:r>
+        <w:rPr>
+          <w:rFonts w:ascii="Times New Roman" w:eastAsia="Times New Roman" w:hAnsi="Times New Roman" w:cs="Times New Roman"/>
+          <w:sz w:val="24"/>
+          <w:szCs w:val="24"/>
+          <w:lang w:eastAsia="en-IN" w:bidi="hi-IN"/>
+        </w:rPr>
+        <w:t>Secure login</w:t>
+      </w:r>
+    </w:p>
+    <w:p>
+      <w:pPr>
+        <w:numPr>
+          <w:ilvl w:val="1"/>
+          <w:numId w:val="22"/>
+        </w:numPr>
+        <w:spacing w:before="100" w:beforeAutospacing="1" w:after="100" w:afterAutospacing="1" w:line="240" w:lineRule="auto"/>
+        <w:rPr>
+          <w:rFonts w:ascii="Times New Roman" w:eastAsia="Times New Roman" w:hAnsi="Times New Roman" w:cs="Times New Roman"/>
+          <w:sz w:val="24"/>
+          <w:szCs w:val="24"/>
+          <w:lang w:eastAsia="en-IN" w:bidi="hi-IN"/>
+        </w:rPr>
+      </w:pPr>
+      <w:r>
+        <w:rPr>
+          <w:rFonts w:ascii="Times New Roman" w:eastAsia="Times New Roman" w:hAnsi="Times New Roman" w:cs="Times New Roman"/>
+          <w:sz w:val="24"/>
+          <w:szCs w:val="24"/>
+          <w:lang w:eastAsia="en-IN" w:bidi="hi-IN"/>
+        </w:rPr>
+        <w:t>Privacy</w:t>
+      </w:r>
+    </w:p>
+    <w:p>
+      <w:pPr>
+        <w:numPr>
+          <w:ilvl w:val="1"/>
+          <w:numId w:val="22"/>
+        </w:numPr>
+        <w:spacing w:before="100" w:beforeAutospacing="1" w:after="100" w:afterAutospacing="1" w:line="240" w:lineRule="auto"/>
+        <w:rPr>
+          <w:rFonts w:ascii="Times New Roman" w:eastAsia="Times New Roman" w:hAnsi="Times New Roman" w:cs="Times New Roman"/>
+          <w:sz w:val="24"/>
+          <w:szCs w:val="24"/>
+          <w:lang w:eastAsia="en-IN" w:bidi="hi-IN"/>
+        </w:rPr>
+      </w:pPr>
+      <w:r>
+        <w:rPr>
+          <w:rFonts w:ascii="Times New Roman" w:eastAsia="Times New Roman" w:hAnsi="Times New Roman" w:cs="Times New Roman"/>
+          <w:sz w:val="24"/>
+          <w:szCs w:val="24"/>
+          <w:lang w:eastAsia="en-IN" w:bidi="hi-IN"/>
+        </w:rPr>
+        <w:t>Trust</w:t>
+      </w:r>
+    </w:p>
+    <w:p>
+      <w:pPr>
+        <w:spacing w:before="100" w:beforeAutospacing="1" w:after="100" w:afterAutospacing="1" w:line="240" w:lineRule="auto"/>
+        <w:rPr>
+          <w:rFonts w:ascii="Times New Roman" w:eastAsia="Times New Roman" w:hAnsi="Times New Roman" w:cs="Times New Roman"/>
+          <w:sz w:val="24"/>
+          <w:szCs w:val="24"/>
+          <w:lang w:eastAsia="en-IN" w:bidi="hi-IN"/>
+        </w:rPr>
+      </w:pPr>
+      <w:r>
+        <w:rPr>
+          <w:rFonts w:ascii="Times New Roman" w:eastAsia="Times New Roman" w:hAnsi="Times New Roman" w:cs="Times New Roman"/>
+          <w:sz w:val="24"/>
+          <w:szCs w:val="24"/>
+          <w:lang w:eastAsia="en-IN" w:bidi="hi-IN"/>
+        </w:rPr>
+        <w:t>You can say in viva:</w:t>
+      </w:r>
+    </w:p>
+    <w:p>
+      <w:pPr>
+        <w:spacing w:before="100" w:beforeAutospacing="1" w:after="100" w:afterAutospacing="1" w:line="240" w:lineRule="auto"/>
+        <w:rPr>
+          <w:rFonts w:ascii="Times New Roman" w:eastAsia="Times New Roman" w:hAnsi="Times New Roman" w:cs="Times New Roman"/>
+          <w:sz w:val="24"/>
+          <w:szCs w:val="24"/>
+          <w:lang w:eastAsia="en-IN" w:bidi="hi-IN"/>
+        </w:rPr>
+      </w:pPr>
+      <w:r>
+        <w:rPr>
+          <w:rFonts w:ascii="Times New Roman" w:eastAsia="Times New Roman" w:hAnsi="Times New Roman" w:cs="Times New Roman"/>
+          <w:sz w:val="24"/>
+          <w:szCs w:val="24"/>
+          <w:lang w:eastAsia="en-IN" w:bidi="hi-IN"/>
+        </w:rPr>
+        <w:lastRenderedPageBreak/>
+        <w:t>“People already store passwords in WhatsApp or Notes — which is unsafe. My system provides a secure place for credentials.”</w:t>
+      </w:r>
+    </w:p>
+    <w:p>
+      <w:pPr>
+        <w:spacing w:before="100" w:beforeAutospacing="1" w:after="100" w:afterAutospacing="1" w:line="240" w:lineRule="auto"/>
+        <w:rPr>
+          <w:rFonts w:ascii="Times New Roman" w:eastAsia="Times New Roman" w:hAnsi="Times New Roman" w:cs="Times New Roman"/>
+          <w:b/>
+          <w:bCs/>
+          <w:sz w:val="24"/>
+          <w:szCs w:val="24"/>
+          <w:lang w:eastAsia="en-IN" w:bidi="hi-IN"/>
+        </w:rPr>
+      </w:pPr>
+      <w:r>
+        <w:rPr>
+          <w:rFonts w:ascii="Times New Roman" w:eastAsia="Times New Roman" w:hAnsi="Times New Roman" w:cs="Times New Roman"/>
+          <w:sz w:val="24"/>
+          <w:szCs w:val="24"/>
+          <w:lang w:eastAsia="en-IN" w:bidi="hi-IN"/>
+        </w:rPr>
+        <w:t xml:space="preserve">This is </w:t>
+      </w:r>
+      <w:r>
+        <w:rPr>
+          <w:rFonts w:ascii="Times New Roman" w:eastAsia="Times New Roman" w:hAnsi="Times New Roman" w:cs="Times New Roman"/>
+          <w:b/>
+          <w:bCs/>
+          <w:sz w:val="24"/>
+          <w:szCs w:val="24"/>
+          <w:lang w:eastAsia="en-IN" w:bidi="hi-IN"/>
+        </w:rPr>
+        <w:t>very strong MCA + Cyber project.</w:t>
+      </w:r>
+    </w:p>
+    <w:p>
+      <w:pPr>
+        <w:spacing w:before="100" w:beforeAutospacing="1" w:after="100" w:afterAutospacing="1" w:line="240" w:lineRule="auto"/>
+        <w:rPr>
+          <w:rFonts w:ascii="Times New Roman" w:eastAsia="Times New Roman" w:hAnsi="Times New Roman" w:cs="Times New Roman"/>
+          <w:b/>
+          <w:bCs/>
+          <w:sz w:val="24"/>
+          <w:szCs w:val="24"/>
+          <w:lang w:eastAsia="en-IN" w:bidi="hi-IN"/>
+        </w:rPr>
+      </w:pPr>
+    </w:p>
+    <w:p>
+      <w:pPr>
+        <w:spacing w:before="100" w:beforeAutospacing="1" w:after="100" w:afterAutospacing="1" w:line="240" w:lineRule="auto"/>
+        <w:outlineLvl w:val="0"/>
+        <w:rPr>
+          <w:rFonts w:ascii="Times New Roman" w:eastAsia="Times New Roman" w:hAnsi="Times New Roman" w:cs="Times New Roman"/>
+          <w:b/>
+          <w:bCs/>
+          <w:kern w:val="36"/>
+          <w:sz w:val="48"/>
+          <w:szCs w:val="48"/>
+          <w:lang w:eastAsia="en-IN" w:bidi="hi-IN"/>
+        </w:rPr>
+      </w:pPr>
+      <w:r>
+        <w:rPr>
+          <w:rFonts w:ascii="Segoe UI Emoji" w:eastAsia="Times New Roman" w:hAnsi="Segoe UI Emoji" w:cs="Segoe UI Emoji"/>
+          <w:b/>
+          <w:bCs/>
+          <w:kern w:val="36"/>
+          <w:sz w:val="48"/>
+          <w:szCs w:val="48"/>
+          <w:lang w:eastAsia="en-IN" w:bidi="hi-IN"/>
+        </w:rPr>
+        <w:t>✅</w:t>
+      </w:r>
+      <w:r>
+        <w:rPr>
+          <w:rFonts w:ascii="Times New Roman" w:eastAsia="Times New Roman" w:hAnsi="Times New Roman" w:cs="Times New Roman"/>
+          <w:b/>
+          <w:bCs/>
+          <w:kern w:val="36"/>
+          <w:sz w:val="48"/>
+          <w:szCs w:val="48"/>
+          <w:lang w:eastAsia="en-IN" w:bidi="hi-IN"/>
+        </w:rPr>
+        <w:t xml:space="preserve"> Idea 2 — Very practical &amp; unique</w:t>
+      </w:r>
+    </w:p>
+    <w:p>
+      <w:pPr>
+        <w:spacing w:before="100" w:beforeAutospacing="1" w:after="100" w:afterAutospacing="1" w:line="240" w:lineRule="auto"/>
+        <w:outlineLvl w:val="1"/>
+        <w:rPr>
+          <w:rFonts w:ascii="Times New Roman" w:eastAsia="Times New Roman" w:hAnsi="Times New Roman" w:cs="Times New Roman"/>
+          <w:b/>
+          <w:bCs/>
+          <w:sz w:val="36"/>
+          <w:szCs w:val="36"/>
+          <w:lang w:eastAsia="en-IN" w:bidi="hi-IN"/>
+        </w:rPr>
+      </w:pPr>
+      <w:r>
+        <w:rPr>
+          <w:rFonts w:ascii="Times New Roman" w:eastAsia="Times New Roman" w:hAnsi="Times New Roman" w:cs="Times New Roman"/>
+          <w:b/>
+          <w:bCs/>
+          <w:sz w:val="36"/>
+          <w:szCs w:val="36"/>
+          <w:lang w:eastAsia="en-IN" w:bidi="hi-IN"/>
+        </w:rPr>
+        <w:t>Project: “Secure Digital Locker System”</w:t>
+      </w:r>
+    </w:p>
+    <w:p>
+      <w:pPr>
+        <w:spacing w:before="100" w:beforeAutospacing="1" w:after="100" w:afterAutospacing="1" w:line="240" w:lineRule="auto"/>
+        <w:rPr>
+          <w:rFonts w:ascii="Times New Roman" w:eastAsia="Times New Roman" w:hAnsi="Times New Roman" w:cs="Times New Roman"/>
+          <w:sz w:val="24"/>
+          <w:szCs w:val="24"/>
+          <w:lang w:eastAsia="en-IN" w:bidi="hi-IN"/>
+        </w:rPr>
+      </w:pPr>
+      <w:r>
+        <w:rPr>
+          <w:rFonts w:ascii="Times New Roman" w:eastAsia="Times New Roman" w:hAnsi="Times New Roman" w:cs="Times New Roman"/>
+          <w:sz w:val="24"/>
+          <w:szCs w:val="24"/>
+          <w:lang w:eastAsia="en-IN" w:bidi="hi-IN"/>
+        </w:rPr>
+        <w:t xml:space="preserve">Like government </w:t>
+      </w:r>
+      <w:proofErr w:type="spellStart"/>
+      <w:r>
+        <w:rPr>
+          <w:rFonts w:ascii="Times New Roman" w:eastAsia="Times New Roman" w:hAnsi="Times New Roman" w:cs="Times New Roman"/>
+          <w:b/>
+          <w:bCs/>
+          <w:sz w:val="24"/>
+          <w:szCs w:val="24"/>
+          <w:lang w:eastAsia="en-IN" w:bidi="hi-IN"/>
+        </w:rPr>
+        <w:t>DigiLocker</w:t>
+      </w:r>
+      <w:proofErr w:type="spellEnd"/>
+      <w:r>
+        <w:rPr>
+          <w:rFonts w:ascii="Times New Roman" w:eastAsia="Times New Roman" w:hAnsi="Times New Roman" w:cs="Times New Roman"/>
+          <w:sz w:val="24"/>
+          <w:szCs w:val="24"/>
+          <w:lang w:eastAsia="en-IN" w:bidi="hi-IN"/>
+        </w:rPr>
+        <w:t>, but desktop mini version.</w:t>
+      </w:r>
+    </w:p>
+    <w:p>
+      <w:pPr>
+        <w:spacing w:before="100" w:beforeAutospacing="1" w:after="100" w:afterAutospacing="1" w:line="240" w:lineRule="auto"/>
+        <w:rPr>
+          <w:rFonts w:ascii="Times New Roman" w:eastAsia="Times New Roman" w:hAnsi="Times New Roman" w:cs="Times New Roman"/>
+          <w:sz w:val="24"/>
+          <w:szCs w:val="24"/>
+          <w:lang w:eastAsia="en-IN" w:bidi="hi-IN"/>
+        </w:rPr>
+      </w:pPr>
+      <w:r>
+        <w:rPr>
+          <w:rFonts w:ascii="Times New Roman" w:eastAsia="Times New Roman" w:hAnsi="Times New Roman" w:cs="Times New Roman"/>
+          <w:sz w:val="24"/>
+          <w:szCs w:val="24"/>
+          <w:lang w:eastAsia="en-IN" w:bidi="hi-IN"/>
+        </w:rPr>
+        <w:t>User can:</w:t>
+      </w:r>
+    </w:p>
+    <w:p>
+      <w:pPr>
+        <w:numPr>
+          <w:ilvl w:val="0"/>
+          <w:numId w:val="23"/>
+        </w:numPr>
+        <w:spacing w:before="100" w:beforeAutospacing="1" w:after="100" w:afterAutospacing="1" w:line="240" w:lineRule="auto"/>
+        <w:rPr>
+          <w:rFonts w:ascii="Times New Roman" w:eastAsia="Times New Roman" w:hAnsi="Times New Roman" w:cs="Times New Roman"/>
+          <w:sz w:val="24"/>
+          <w:szCs w:val="24"/>
+          <w:lang w:eastAsia="en-IN" w:bidi="hi-IN"/>
+        </w:rPr>
+      </w:pPr>
+      <w:r>
+        <w:rPr>
+          <w:rFonts w:ascii="Times New Roman" w:eastAsia="Times New Roman" w:hAnsi="Times New Roman" w:cs="Times New Roman"/>
+          <w:sz w:val="24"/>
+          <w:szCs w:val="24"/>
+          <w:lang w:eastAsia="en-IN" w:bidi="hi-IN"/>
+        </w:rPr>
+        <w:t>Upload (store reference to) documents:</w:t>
+      </w:r>
+    </w:p>
+    <w:p>
+      <w:pPr>
+        <w:numPr>
+          <w:ilvl w:val="1"/>
+          <w:numId w:val="23"/>
+        </w:numPr>
+        <w:spacing w:before="100" w:beforeAutospacing="1" w:after="100" w:afterAutospacing="1" w:line="240" w:lineRule="auto"/>
+        <w:rPr>
+          <w:rFonts w:ascii="Times New Roman" w:eastAsia="Times New Roman" w:hAnsi="Times New Roman" w:cs="Times New Roman"/>
+          <w:sz w:val="24"/>
+          <w:szCs w:val="24"/>
+          <w:lang w:eastAsia="en-IN" w:bidi="hi-IN"/>
+        </w:rPr>
+      </w:pPr>
+      <w:r>
+        <w:rPr>
+          <w:rFonts w:ascii="Times New Roman" w:eastAsia="Times New Roman" w:hAnsi="Times New Roman" w:cs="Times New Roman"/>
+          <w:sz w:val="24"/>
+          <w:szCs w:val="24"/>
+          <w:lang w:eastAsia="en-IN" w:bidi="hi-IN"/>
+        </w:rPr>
+        <w:t>Aadhar</w:t>
+      </w:r>
+    </w:p>
+    <w:p>
+      <w:pPr>
+        <w:numPr>
+          <w:ilvl w:val="1"/>
+          <w:numId w:val="23"/>
+        </w:numPr>
+        <w:spacing w:before="100" w:beforeAutospacing="1" w:after="100" w:afterAutospacing="1" w:line="240" w:lineRule="auto"/>
+        <w:rPr>
+          <w:rFonts w:ascii="Times New Roman" w:eastAsia="Times New Roman" w:hAnsi="Times New Roman" w:cs="Times New Roman"/>
+          <w:sz w:val="24"/>
+          <w:szCs w:val="24"/>
+          <w:lang w:eastAsia="en-IN" w:bidi="hi-IN"/>
+        </w:rPr>
+      </w:pPr>
+      <w:r>
+        <w:rPr>
+          <w:rFonts w:ascii="Times New Roman" w:eastAsia="Times New Roman" w:hAnsi="Times New Roman" w:cs="Times New Roman"/>
+          <w:sz w:val="24"/>
+          <w:szCs w:val="24"/>
+          <w:lang w:eastAsia="en-IN" w:bidi="hi-IN"/>
+        </w:rPr>
+        <w:t>PAN</w:t>
+      </w:r>
+    </w:p>
+    <w:p>
+      <w:pPr>
+        <w:numPr>
+          <w:ilvl w:val="1"/>
+          <w:numId w:val="23"/>
+        </w:numPr>
+        <w:spacing w:before="100" w:beforeAutospacing="1" w:after="100" w:afterAutospacing="1" w:line="240" w:lineRule="auto"/>
+        <w:rPr>
+          <w:rFonts w:ascii="Times New Roman" w:eastAsia="Times New Roman" w:hAnsi="Times New Roman" w:cs="Times New Roman"/>
+          <w:sz w:val="24"/>
+          <w:szCs w:val="24"/>
+          <w:lang w:eastAsia="en-IN" w:bidi="hi-IN"/>
+        </w:rPr>
+      </w:pPr>
+      <w:r>
+        <w:rPr>
+          <w:rFonts w:ascii="Times New Roman" w:eastAsia="Times New Roman" w:hAnsi="Times New Roman" w:cs="Times New Roman"/>
+          <w:sz w:val="24"/>
+          <w:szCs w:val="24"/>
+          <w:lang w:eastAsia="en-IN" w:bidi="hi-IN"/>
+        </w:rPr>
+        <w:t>College ID</w:t>
+      </w:r>
+    </w:p>
+    <w:p>
+      <w:pPr>
+        <w:numPr>
+          <w:ilvl w:val="1"/>
+          <w:numId w:val="23"/>
+        </w:numPr>
+        <w:spacing w:before="100" w:beforeAutospacing="1" w:after="100" w:afterAutospacing="1" w:line="240" w:lineRule="auto"/>
+        <w:rPr>
+          <w:rFonts w:ascii="Times New Roman" w:eastAsia="Times New Roman" w:hAnsi="Times New Roman" w:cs="Times New Roman"/>
+          <w:sz w:val="24"/>
+          <w:szCs w:val="24"/>
+          <w:lang w:eastAsia="en-IN" w:bidi="hi-IN"/>
+        </w:rPr>
+      </w:pPr>
+      <w:r>
+        <w:rPr>
+          <w:rFonts w:ascii="Times New Roman" w:eastAsia="Times New Roman" w:hAnsi="Times New Roman" w:cs="Times New Roman"/>
+          <w:sz w:val="24"/>
+          <w:szCs w:val="24"/>
+          <w:lang w:eastAsia="en-IN" w:bidi="hi-IN"/>
+        </w:rPr>
+        <w:t>Certificates</w:t>
+      </w:r>
+    </w:p>
+    <w:p>
+      <w:pPr>
+        <w:spacing w:before="100" w:beforeAutospacing="1" w:after="100" w:afterAutospacing="1" w:line="240" w:lineRule="auto"/>
+        <w:rPr>
+          <w:rFonts w:ascii="Times New Roman" w:eastAsia="Times New Roman" w:hAnsi="Times New Roman" w:cs="Times New Roman"/>
+          <w:sz w:val="24"/>
+          <w:szCs w:val="24"/>
+          <w:lang w:eastAsia="en-IN" w:bidi="hi-IN"/>
+        </w:rPr>
+      </w:pPr>
+      <w:r>
+        <w:rPr>
+          <w:rFonts w:ascii="Times New Roman" w:eastAsia="Times New Roman" w:hAnsi="Times New Roman" w:cs="Times New Roman"/>
+          <w:sz w:val="24"/>
+          <w:szCs w:val="24"/>
+          <w:lang w:eastAsia="en-IN" w:bidi="hi-IN"/>
+        </w:rPr>
+        <w:t>You don’t actually need to upload files — you can store:</w:t>
+      </w:r>
+    </w:p>
+    <w:p>
+      <w:pPr>
+        <w:numPr>
+          <w:ilvl w:val="0"/>
+          <w:numId w:val="24"/>
+        </w:numPr>
+        <w:spacing w:before="100" w:beforeAutospacing="1" w:after="100" w:afterAutospacing="1" w:line="240" w:lineRule="auto"/>
+        <w:rPr>
+          <w:rFonts w:ascii="Times New Roman" w:eastAsia="Times New Roman" w:hAnsi="Times New Roman" w:cs="Times New Roman"/>
+          <w:sz w:val="24"/>
+          <w:szCs w:val="24"/>
+          <w:lang w:eastAsia="en-IN" w:bidi="hi-IN"/>
+        </w:rPr>
+      </w:pPr>
+      <w:r>
+        <w:rPr>
+          <w:rFonts w:ascii="Times New Roman" w:eastAsia="Times New Roman" w:hAnsi="Times New Roman" w:cs="Times New Roman"/>
+          <w:sz w:val="24"/>
+          <w:szCs w:val="24"/>
+          <w:lang w:eastAsia="en-IN" w:bidi="hi-IN"/>
+        </w:rPr>
+        <w:t>Document name</w:t>
+      </w:r>
+    </w:p>
+    <w:p>
+      <w:pPr>
+        <w:numPr>
+          <w:ilvl w:val="0"/>
+          <w:numId w:val="24"/>
+        </w:numPr>
+        <w:spacing w:before="100" w:beforeAutospacing="1" w:after="100" w:afterAutospacing="1" w:line="240" w:lineRule="auto"/>
+        <w:rPr>
+          <w:rFonts w:ascii="Times New Roman" w:eastAsia="Times New Roman" w:hAnsi="Times New Roman" w:cs="Times New Roman"/>
+          <w:sz w:val="24"/>
+          <w:szCs w:val="24"/>
+          <w:lang w:eastAsia="en-IN" w:bidi="hi-IN"/>
+        </w:rPr>
+      </w:pPr>
+      <w:r>
+        <w:rPr>
+          <w:rFonts w:ascii="Times New Roman" w:eastAsia="Times New Roman" w:hAnsi="Times New Roman" w:cs="Times New Roman"/>
+          <w:sz w:val="24"/>
+          <w:szCs w:val="24"/>
+          <w:lang w:eastAsia="en-IN" w:bidi="hi-IN"/>
+        </w:rPr>
+        <w:t>Document number</w:t>
+      </w:r>
+    </w:p>
+    <w:p>
+      <w:pPr>
+        <w:numPr>
+          <w:ilvl w:val="0"/>
+          <w:numId w:val="24"/>
+        </w:numPr>
+        <w:spacing w:before="100" w:beforeAutospacing="1" w:after="100" w:afterAutospacing="1" w:line="240" w:lineRule="auto"/>
+        <w:rPr>
+          <w:rFonts w:ascii="Times New Roman" w:eastAsia="Times New Roman" w:hAnsi="Times New Roman" w:cs="Times New Roman"/>
+          <w:sz w:val="24"/>
+          <w:szCs w:val="24"/>
+          <w:lang w:eastAsia="en-IN" w:bidi="hi-IN"/>
+        </w:rPr>
+      </w:pPr>
+      <w:r>
+        <w:rPr>
+          <w:rFonts w:ascii="Times New Roman" w:eastAsia="Times New Roman" w:hAnsi="Times New Roman" w:cs="Times New Roman"/>
+          <w:sz w:val="24"/>
+          <w:szCs w:val="24"/>
+          <w:lang w:eastAsia="en-IN" w:bidi="hi-IN"/>
+        </w:rPr>
+        <w:t>Expiry date</w:t>
+      </w:r>
+    </w:p>
+    <w:p>
+      <w:pPr>
+        <w:spacing w:before="100" w:beforeAutospacing="1" w:after="100" w:afterAutospacing="1" w:line="240" w:lineRule="auto"/>
+        <w:rPr>
+          <w:rFonts w:ascii="Times New Roman" w:eastAsia="Times New Roman" w:hAnsi="Times New Roman" w:cs="Times New Roman"/>
+          <w:sz w:val="24"/>
+          <w:szCs w:val="24"/>
+          <w:lang w:eastAsia="en-IN" w:bidi="hi-IN"/>
+        </w:rPr>
+      </w:pPr>
+      <w:r>
+        <w:rPr>
+          <w:rFonts w:ascii="Times New Roman" w:eastAsia="Times New Roman" w:hAnsi="Times New Roman" w:cs="Times New Roman"/>
+          <w:sz w:val="24"/>
+          <w:szCs w:val="24"/>
+          <w:lang w:eastAsia="en-IN" w:bidi="hi-IN"/>
+        </w:rPr>
+        <w:t>Features:</w:t>
+      </w:r>
+    </w:p>
+    <w:p>
+      <w:pPr>
+        <w:numPr>
+          <w:ilvl w:val="0"/>
+          <w:numId w:val="25"/>
+        </w:numPr>
+        <w:spacing w:before="100" w:beforeAutospacing="1" w:after="100" w:afterAutospacing="1" w:line="240" w:lineRule="auto"/>
+        <w:rPr>
+          <w:rFonts w:ascii="Times New Roman" w:eastAsia="Times New Roman" w:hAnsi="Times New Roman" w:cs="Times New Roman"/>
+          <w:sz w:val="24"/>
+          <w:szCs w:val="24"/>
+          <w:lang w:eastAsia="en-IN" w:bidi="hi-IN"/>
+        </w:rPr>
+      </w:pPr>
+      <w:r>
+        <w:rPr>
+          <w:rFonts w:ascii="Times New Roman" w:eastAsia="Times New Roman" w:hAnsi="Times New Roman" w:cs="Times New Roman"/>
+          <w:sz w:val="24"/>
+          <w:szCs w:val="24"/>
+          <w:lang w:eastAsia="en-IN" w:bidi="hi-IN"/>
+        </w:rPr>
+        <w:t>Only logged-in user can see documents</w:t>
+      </w:r>
+    </w:p>
+    <w:p>
+      <w:pPr>
+        <w:numPr>
+          <w:ilvl w:val="0"/>
+          <w:numId w:val="25"/>
+        </w:numPr>
+        <w:spacing w:before="100" w:beforeAutospacing="1" w:after="100" w:afterAutospacing="1" w:line="240" w:lineRule="auto"/>
+        <w:rPr>
+          <w:rFonts w:ascii="Times New Roman" w:eastAsia="Times New Roman" w:hAnsi="Times New Roman" w:cs="Times New Roman"/>
+          <w:sz w:val="24"/>
+          <w:szCs w:val="24"/>
+          <w:lang w:eastAsia="en-IN" w:bidi="hi-IN"/>
+        </w:rPr>
+      </w:pPr>
+      <w:r>
+        <w:rPr>
+          <w:rFonts w:ascii="Times New Roman" w:eastAsia="Times New Roman" w:hAnsi="Times New Roman" w:cs="Times New Roman"/>
+          <w:sz w:val="24"/>
+          <w:szCs w:val="24"/>
+          <w:lang w:eastAsia="en-IN" w:bidi="hi-IN"/>
+        </w:rPr>
+        <w:t>Admin cannot see details</w:t>
+      </w:r>
+    </w:p>
+    <w:p>
+      <w:pPr>
+        <w:numPr>
+          <w:ilvl w:val="0"/>
+          <w:numId w:val="25"/>
+        </w:numPr>
+        <w:spacing w:before="100" w:beforeAutospacing="1" w:after="100" w:afterAutospacing="1" w:line="240" w:lineRule="auto"/>
+        <w:rPr>
+          <w:rFonts w:ascii="Times New Roman" w:eastAsia="Times New Roman" w:hAnsi="Times New Roman" w:cs="Times New Roman"/>
+          <w:sz w:val="24"/>
+          <w:szCs w:val="24"/>
+          <w:lang w:eastAsia="en-IN" w:bidi="hi-IN"/>
+        </w:rPr>
+      </w:pPr>
+      <w:r>
+        <w:rPr>
+          <w:rFonts w:ascii="Times New Roman" w:eastAsia="Times New Roman" w:hAnsi="Times New Roman" w:cs="Times New Roman"/>
+          <w:sz w:val="24"/>
+          <w:szCs w:val="24"/>
+          <w:lang w:eastAsia="en-IN" w:bidi="hi-IN"/>
+        </w:rPr>
+        <w:t>Strong encryption for sensitive fields</w:t>
+      </w:r>
+    </w:p>
+    <w:p>
+      <w:pPr>
+        <w:spacing w:before="100" w:beforeAutospacing="1" w:after="100" w:afterAutospacing="1" w:line="240" w:lineRule="auto"/>
+        <w:rPr>
+          <w:rFonts w:ascii="Times New Roman" w:eastAsia="Times New Roman" w:hAnsi="Times New Roman" w:cs="Times New Roman"/>
+          <w:sz w:val="24"/>
+          <w:szCs w:val="24"/>
+          <w:lang w:eastAsia="en-IN" w:bidi="hi-IN"/>
+        </w:rPr>
+      </w:pPr>
+      <w:r>
+        <w:rPr>
+          <w:rFonts w:ascii="Times New Roman" w:eastAsia="Times New Roman" w:hAnsi="Times New Roman" w:cs="Times New Roman"/>
+          <w:sz w:val="24"/>
+          <w:szCs w:val="24"/>
+          <w:lang w:eastAsia="en-IN" w:bidi="hi-IN"/>
+        </w:rPr>
+        <w:t xml:space="preserve">This is </w:t>
+      </w:r>
+      <w:r>
+        <w:rPr>
+          <w:rFonts w:ascii="Times New Roman" w:eastAsia="Times New Roman" w:hAnsi="Times New Roman" w:cs="Times New Roman"/>
+          <w:b/>
+          <w:bCs/>
+          <w:sz w:val="24"/>
+          <w:szCs w:val="24"/>
+          <w:lang w:eastAsia="en-IN" w:bidi="hi-IN"/>
+        </w:rPr>
+        <w:t xml:space="preserve">very different from </w:t>
+      </w:r>
+      <w:proofErr w:type="spellStart"/>
+      <w:r>
+        <w:rPr>
+          <w:rFonts w:ascii="Times New Roman" w:eastAsia="Times New Roman" w:hAnsi="Times New Roman" w:cs="Times New Roman"/>
+          <w:b/>
+          <w:bCs/>
+          <w:sz w:val="24"/>
+          <w:szCs w:val="24"/>
+          <w:lang w:eastAsia="en-IN" w:bidi="hi-IN"/>
+        </w:rPr>
+        <w:t>KeepNote</w:t>
+      </w:r>
+      <w:proofErr w:type="spellEnd"/>
+      <w:r>
+        <w:rPr>
+          <w:rFonts w:ascii="Times New Roman" w:eastAsia="Times New Roman" w:hAnsi="Times New Roman" w:cs="Times New Roman"/>
+          <w:b/>
+          <w:bCs/>
+          <w:sz w:val="24"/>
+          <w:szCs w:val="24"/>
+          <w:lang w:eastAsia="en-IN" w:bidi="hi-IN"/>
+        </w:rPr>
+        <w:t>.</w:t>
+      </w:r>
+    </w:p>
+    <w:p>
+      <w:pPr>
+        <w:spacing w:before="100" w:beforeAutospacing="1" w:after="100" w:afterAutospacing="1" w:line="240" w:lineRule="auto"/>
+        <w:rPr>
+          <w:rFonts w:ascii="Times New Roman" w:eastAsia="Times New Roman" w:hAnsi="Times New Roman" w:cs="Times New Roman"/>
+          <w:sz w:val="24"/>
+          <w:szCs w:val="24"/>
+          <w:lang w:eastAsia="en-IN" w:bidi="hi-IN"/>
+        </w:rPr>
+      </w:pPr>
+    </w:p>
+    <w:p>
+      <w:pPr>
+        <w:spacing w:before="100" w:beforeAutospacing="1" w:after="100" w:afterAutospacing="1" w:line="240" w:lineRule="auto"/>
+        <w:outlineLvl w:val="0"/>
+        <w:rPr>
+          <w:rFonts w:ascii="Times New Roman" w:eastAsia="Times New Roman" w:hAnsi="Times New Roman" w:cs="Times New Roman"/>
+          <w:b/>
+          <w:bCs/>
+          <w:kern w:val="36"/>
+          <w:sz w:val="48"/>
+          <w:szCs w:val="48"/>
+          <w:lang w:eastAsia="en-IN" w:bidi="hi-IN"/>
+        </w:rPr>
+      </w:pPr>
+      <w:r>
+        <w:rPr>
+          <w:rFonts w:ascii="Segoe UI Emoji" w:eastAsia="Times New Roman" w:hAnsi="Segoe UI Emoji" w:cs="Segoe UI Emoji"/>
+          <w:b/>
+          <w:bCs/>
+          <w:kern w:val="36"/>
+          <w:sz w:val="48"/>
+          <w:szCs w:val="48"/>
+          <w:lang w:eastAsia="en-IN" w:bidi="hi-IN"/>
+        </w:rPr>
+        <w:t>✅</w:t>
+      </w:r>
+      <w:r>
+        <w:rPr>
+          <w:rFonts w:ascii="Times New Roman" w:eastAsia="Times New Roman" w:hAnsi="Times New Roman" w:cs="Times New Roman"/>
+          <w:b/>
+          <w:bCs/>
+          <w:kern w:val="36"/>
+          <w:sz w:val="48"/>
+          <w:szCs w:val="48"/>
+          <w:lang w:eastAsia="en-IN" w:bidi="hi-IN"/>
+        </w:rPr>
+        <w:t xml:space="preserve"> Idea </w:t>
+      </w:r>
+      <w:r>
+        <w:rPr>
+          <w:rFonts w:ascii="Times New Roman" w:eastAsia="Times New Roman" w:hAnsi="Times New Roman" w:cs="Times New Roman"/>
+          <w:b/>
+          <w:bCs/>
+          <w:kern w:val="36"/>
+          <w:sz w:val="48"/>
+          <w:szCs w:val="48"/>
+          <w:lang w:eastAsia="en-IN" w:bidi="hi-IN"/>
+        </w:rPr>
+        <w:t>3</w:t>
+      </w:r>
+      <w:r>
+        <w:rPr>
+          <w:rFonts w:ascii="Times New Roman" w:eastAsia="Times New Roman" w:hAnsi="Times New Roman" w:cs="Times New Roman"/>
+          <w:b/>
+          <w:bCs/>
+          <w:kern w:val="36"/>
+          <w:sz w:val="48"/>
+          <w:szCs w:val="48"/>
+          <w:lang w:eastAsia="en-IN" w:bidi="hi-IN"/>
+        </w:rPr>
+        <w:t xml:space="preserve"> — Very modern + useful</w:t>
+      </w:r>
+    </w:p>
+    <w:p>
+      <w:pPr>
+        <w:spacing w:before="100" w:beforeAutospacing="1" w:after="100" w:afterAutospacing="1" w:line="240" w:lineRule="auto"/>
+        <w:outlineLvl w:val="1"/>
+        <w:rPr>
+          <w:rFonts w:ascii="Times New Roman" w:eastAsia="Times New Roman" w:hAnsi="Times New Roman" w:cs="Times New Roman"/>
+          <w:b/>
+          <w:bCs/>
+          <w:sz w:val="36"/>
+          <w:szCs w:val="36"/>
+          <w:lang w:eastAsia="en-IN" w:bidi="hi-IN"/>
+        </w:rPr>
+      </w:pPr>
+      <w:r>
+        <w:rPr>
+          <w:rFonts w:ascii="Times New Roman" w:eastAsia="Times New Roman" w:hAnsi="Times New Roman" w:cs="Times New Roman"/>
+          <w:b/>
+          <w:bCs/>
+          <w:sz w:val="36"/>
+          <w:szCs w:val="36"/>
+          <w:lang w:eastAsia="en-IN" w:bidi="hi-IN"/>
+        </w:rPr>
+        <w:t>Project: “Secure Personal Finance Tracker”</w:t>
+      </w:r>
+    </w:p>
+    <w:p>
+      <w:pPr>
+        <w:spacing w:before="100" w:beforeAutospacing="1" w:after="100" w:afterAutospacing="1" w:line="240" w:lineRule="auto"/>
+        <w:rPr>
+          <w:rFonts w:ascii="Times New Roman" w:eastAsia="Times New Roman" w:hAnsi="Times New Roman" w:cs="Times New Roman"/>
+          <w:sz w:val="24"/>
+          <w:szCs w:val="24"/>
+          <w:lang w:eastAsia="en-IN" w:bidi="hi-IN"/>
+        </w:rPr>
+      </w:pPr>
+      <w:r>
+        <w:rPr>
+          <w:rFonts w:ascii="Times New Roman" w:eastAsia="Times New Roman" w:hAnsi="Times New Roman" w:cs="Times New Roman"/>
+          <w:sz w:val="24"/>
+          <w:szCs w:val="24"/>
+          <w:lang w:eastAsia="en-IN" w:bidi="hi-IN"/>
+        </w:rPr>
+        <w:t>User can:</w:t>
+      </w:r>
+    </w:p>
+    <w:p>
+      <w:pPr>
+        <w:numPr>
+          <w:ilvl w:val="0"/>
+          <w:numId w:val="26"/>
+        </w:numPr>
+        <w:spacing w:before="100" w:beforeAutospacing="1" w:after="100" w:afterAutospacing="1" w:line="240" w:lineRule="auto"/>
+        <w:rPr>
+          <w:rFonts w:ascii="Times New Roman" w:eastAsia="Times New Roman" w:hAnsi="Times New Roman" w:cs="Times New Roman"/>
+          <w:sz w:val="24"/>
+          <w:szCs w:val="24"/>
+          <w:lang w:eastAsia="en-IN" w:bidi="hi-IN"/>
+        </w:rPr>
+      </w:pPr>
+      <w:r>
+        <w:rPr>
+          <w:rFonts w:ascii="Times New Roman" w:eastAsia="Times New Roman" w:hAnsi="Times New Roman" w:cs="Times New Roman"/>
+          <w:sz w:val="24"/>
+          <w:szCs w:val="24"/>
+          <w:lang w:eastAsia="en-IN" w:bidi="hi-IN"/>
+        </w:rPr>
+        <w:t>Add income</w:t>
+      </w:r>
+    </w:p>
+    <w:p>
+      <w:pPr>
+        <w:numPr>
+          <w:ilvl w:val="0"/>
+          <w:numId w:val="26"/>
+        </w:numPr>
+        <w:spacing w:before="100" w:beforeAutospacing="1" w:after="100" w:afterAutospacing="1" w:line="240" w:lineRule="auto"/>
+        <w:rPr>
+          <w:rFonts w:ascii="Times New Roman" w:eastAsia="Times New Roman" w:hAnsi="Times New Roman" w:cs="Times New Roman"/>
+          <w:sz w:val="24"/>
+          <w:szCs w:val="24"/>
+          <w:lang w:eastAsia="en-IN" w:bidi="hi-IN"/>
+        </w:rPr>
+      </w:pPr>
+      <w:r>
+        <w:rPr>
+          <w:rFonts w:ascii="Times New Roman" w:eastAsia="Times New Roman" w:hAnsi="Times New Roman" w:cs="Times New Roman"/>
+          <w:sz w:val="24"/>
+          <w:szCs w:val="24"/>
+          <w:lang w:eastAsia="en-IN" w:bidi="hi-IN"/>
+        </w:rPr>
+        <w:t>Add expense</w:t>
+      </w:r>
+    </w:p>
+    <w:p>
+      <w:pPr>
+        <w:numPr>
+          <w:ilvl w:val="0"/>
+          <w:numId w:val="26"/>
+        </w:numPr>
+        <w:spacing w:before="100" w:beforeAutospacing="1" w:after="100" w:afterAutospacing="1" w:line="240" w:lineRule="auto"/>
+        <w:rPr>
+          <w:rFonts w:ascii="Times New Roman" w:eastAsia="Times New Roman" w:hAnsi="Times New Roman" w:cs="Times New Roman"/>
+          <w:sz w:val="24"/>
+          <w:szCs w:val="24"/>
+          <w:lang w:eastAsia="en-IN" w:bidi="hi-IN"/>
+        </w:rPr>
+      </w:pPr>
+      <w:r>
+        <w:rPr>
+          <w:rFonts w:ascii="Times New Roman" w:eastAsia="Times New Roman" w:hAnsi="Times New Roman" w:cs="Times New Roman"/>
+          <w:sz w:val="24"/>
+          <w:szCs w:val="24"/>
+          <w:lang w:eastAsia="en-IN" w:bidi="hi-IN"/>
+        </w:rPr>
+        <w:t>Categorize (Food, Travel, Rent, Study)</w:t>
+      </w:r>
+    </w:p>
+    <w:p>
+      <w:pPr>
+        <w:numPr>
+          <w:ilvl w:val="0"/>
+          <w:numId w:val="26"/>
+        </w:numPr>
+        <w:spacing w:before="100" w:beforeAutospacing="1" w:after="100" w:afterAutospacing="1" w:line="240" w:lineRule="auto"/>
+        <w:rPr>
+          <w:rFonts w:ascii="Times New Roman" w:eastAsia="Times New Roman" w:hAnsi="Times New Roman" w:cs="Times New Roman"/>
+          <w:sz w:val="24"/>
+          <w:szCs w:val="24"/>
+          <w:lang w:eastAsia="en-IN" w:bidi="hi-IN"/>
+        </w:rPr>
+      </w:pPr>
+      <w:r>
+        <w:rPr>
+          <w:rFonts w:ascii="Times New Roman" w:eastAsia="Times New Roman" w:hAnsi="Times New Roman" w:cs="Times New Roman"/>
+          <w:sz w:val="24"/>
+          <w:szCs w:val="24"/>
+          <w:lang w:eastAsia="en-IN" w:bidi="hi-IN"/>
+        </w:rPr>
+        <w:t>View monthly summary</w:t>
+      </w:r>
+    </w:p>
+    <w:p>
+      <w:pPr>
+        <w:spacing w:before="100" w:beforeAutospacing="1" w:after="100" w:afterAutospacing="1" w:line="240" w:lineRule="auto"/>
+        <w:rPr>
+          <w:rFonts w:ascii="Times New Roman" w:eastAsia="Times New Roman" w:hAnsi="Times New Roman" w:cs="Times New Roman"/>
+          <w:sz w:val="24"/>
+          <w:szCs w:val="24"/>
+          <w:lang w:eastAsia="en-IN" w:bidi="hi-IN"/>
+        </w:rPr>
+      </w:pPr>
+      <w:r>
+        <w:rPr>
+          <w:rFonts w:ascii="Times New Roman" w:eastAsia="Times New Roman" w:hAnsi="Times New Roman" w:cs="Times New Roman"/>
+          <w:sz w:val="24"/>
+          <w:szCs w:val="24"/>
+          <w:lang w:eastAsia="en-IN" w:bidi="hi-IN"/>
+        </w:rPr>
+        <w:t>Security part:</w:t>
+      </w:r>
+    </w:p>
+    <w:p>
+      <w:pPr>
+        <w:numPr>
+          <w:ilvl w:val="0"/>
+          <w:numId w:val="27"/>
+        </w:numPr>
+        <w:spacing w:before="100" w:beforeAutospacing="1" w:after="100" w:afterAutospacing="1" w:line="240" w:lineRule="auto"/>
+        <w:rPr>
+          <w:rFonts w:ascii="Times New Roman" w:eastAsia="Times New Roman" w:hAnsi="Times New Roman" w:cs="Times New Roman"/>
+          <w:sz w:val="24"/>
+          <w:szCs w:val="24"/>
+          <w:lang w:eastAsia="en-IN" w:bidi="hi-IN"/>
+        </w:rPr>
+      </w:pPr>
+      <w:r>
+        <w:rPr>
+          <w:rFonts w:ascii="Times New Roman" w:eastAsia="Times New Roman" w:hAnsi="Times New Roman" w:cs="Times New Roman"/>
+          <w:sz w:val="24"/>
+          <w:szCs w:val="24"/>
+          <w:lang w:eastAsia="en-IN" w:bidi="hi-IN"/>
+        </w:rPr>
+        <w:t>Only owner can see transactions</w:t>
+      </w:r>
+    </w:p>
+    <w:p>
+      <w:pPr>
+        <w:numPr>
+          <w:ilvl w:val="0"/>
+          <w:numId w:val="27"/>
+        </w:numPr>
+        <w:spacing w:before="100" w:beforeAutospacing="1" w:after="100" w:afterAutospacing="1" w:line="240" w:lineRule="auto"/>
+        <w:rPr>
+          <w:rFonts w:ascii="Times New Roman" w:eastAsia="Times New Roman" w:hAnsi="Times New Roman" w:cs="Times New Roman"/>
+          <w:sz w:val="24"/>
+          <w:szCs w:val="24"/>
+          <w:lang w:eastAsia="en-IN" w:bidi="hi-IN"/>
+        </w:rPr>
+      </w:pPr>
+      <w:r>
+        <w:rPr>
+          <w:rFonts w:ascii="Times New Roman" w:eastAsia="Times New Roman" w:hAnsi="Times New Roman" w:cs="Times New Roman"/>
+          <w:sz w:val="24"/>
+          <w:szCs w:val="24"/>
+          <w:lang w:eastAsia="en-IN" w:bidi="hi-IN"/>
+        </w:rPr>
+        <w:lastRenderedPageBreak/>
+        <w:t>Secure login</w:t>
+      </w:r>
+    </w:p>
+    <w:p>
+      <w:pPr>
+        <w:numPr>
+          <w:ilvl w:val="0"/>
+          <w:numId w:val="27"/>
+        </w:numPr>
+        <w:spacing w:before="100" w:beforeAutospacing="1" w:after="100" w:afterAutospacing="1" w:line="240" w:lineRule="auto"/>
+        <w:rPr>
+          <w:rFonts w:ascii="Times New Roman" w:eastAsia="Times New Roman" w:hAnsi="Times New Roman" w:cs="Times New Roman"/>
+          <w:sz w:val="24"/>
+          <w:szCs w:val="24"/>
+          <w:lang w:eastAsia="en-IN" w:bidi="hi-IN"/>
+        </w:rPr>
+      </w:pPr>
+      <w:r>
+        <w:rPr>
+          <w:rFonts w:ascii="Times New Roman" w:eastAsia="Times New Roman" w:hAnsi="Times New Roman" w:cs="Times New Roman"/>
+          <w:sz w:val="24"/>
+          <w:szCs w:val="24"/>
+          <w:lang w:eastAsia="en-IN" w:bidi="hi-IN"/>
+        </w:rPr>
+        <w:t>Safe data storage</w:t>
+      </w:r>
+    </w:p>
+    <w:p>
+      <w:pPr>
+        <w:spacing w:before="100" w:beforeAutospacing="1" w:after="100" w:afterAutospacing="1" w:line="240" w:lineRule="auto"/>
+        <w:rPr>
+          <w:rFonts w:ascii="Times New Roman" w:eastAsia="Times New Roman" w:hAnsi="Times New Roman" w:cs="Times New Roman"/>
+          <w:sz w:val="24"/>
+          <w:szCs w:val="24"/>
+          <w:lang w:eastAsia="en-IN" w:bidi="hi-IN"/>
+        </w:rPr>
+      </w:pPr>
+      <w:r>
+        <w:rPr>
+          <w:rFonts w:ascii="Times New Roman" w:eastAsia="Times New Roman" w:hAnsi="Times New Roman" w:cs="Times New Roman"/>
+          <w:sz w:val="24"/>
+          <w:szCs w:val="24"/>
+          <w:lang w:eastAsia="en-IN" w:bidi="hi-IN"/>
+        </w:rPr>
+        <w:t>Again — not notes, real use case.</w:t>
+      </w:r>
+    </w:p>
+    <w:p>
+      <w:pPr>
+        <w:rPr>
+          <w:rFonts w:asciiTheme="majorHAnsi" w:hAnsiTheme="majorHAnsi"/>
+        </w:rPr>
+      </w:pPr>
+    </w:p>
+    <w:p>
+      <w:pPr>
+        <w:rPr>
+          <w:rFonts w:asciiTheme="majorHAnsi" w:hAnsiTheme="majorHAnsi"/>
+        </w:rPr>
+      </w:pPr>
+    </w:p>
+    <w:p>
+      <w:pPr>
+        <w:spacing w:before="100" w:beforeAutospacing="1" w:after="100" w:afterAutospacing="1" w:line="240" w:lineRule="auto"/>
+        <w:outlineLvl w:val="0"/>
+        <w:rPr>
+          <w:rFonts w:ascii="Times New Roman" w:eastAsia="Times New Roman" w:hAnsi="Times New Roman" w:cs="Times New Roman"/>
+          <w:b/>
+          <w:bCs/>
+          <w:kern w:val="36"/>
+          <w:sz w:val="48"/>
+          <w:szCs w:val="48"/>
+          <w:lang w:eastAsia="en-IN" w:bidi="hi-IN"/>
+        </w:rPr>
+      </w:pPr>
+      <w:r>
+        <w:rPr>
+          <w:rFonts w:ascii="Segoe UI Emoji" w:eastAsia="Times New Roman" w:hAnsi="Segoe UI Emoji" w:cs="Segoe UI Emoji"/>
+          <w:b/>
+          <w:bCs/>
+          <w:kern w:val="36"/>
+          <w:sz w:val="48"/>
+          <w:szCs w:val="48"/>
+          <w:lang w:eastAsia="en-IN" w:bidi="hi-IN"/>
+        </w:rPr>
+        <w:t>✅</w:t>
+      </w:r>
+      <w:r>
+        <w:rPr>
+          <w:rFonts w:ascii="Times New Roman" w:eastAsia="Times New Roman" w:hAnsi="Times New Roman" w:cs="Times New Roman"/>
+          <w:b/>
+          <w:bCs/>
+          <w:kern w:val="36"/>
+          <w:sz w:val="48"/>
+          <w:szCs w:val="48"/>
+          <w:lang w:eastAsia="en-IN" w:bidi="hi-IN"/>
+        </w:rPr>
+        <w:t xml:space="preserve"> Main Question: Is file/image encryption available? — YES.</w:t>
+      </w:r>
+    </w:p>
+    <w:p>
+      <w:pPr>
+        <w:spacing w:before="100" w:beforeAutospacing="1" w:after="100" w:afterAutospacing="1" w:line="240" w:lineRule="auto"/>
+        <w:rPr>
+          <w:rFonts w:ascii="Times New Roman" w:eastAsia="Times New Roman" w:hAnsi="Times New Roman" w:cs="Times New Roman"/>
+          <w:sz w:val="24"/>
+          <w:szCs w:val="24"/>
+          <w:lang w:eastAsia="en-IN" w:bidi="hi-IN"/>
+        </w:rPr>
+      </w:pPr>
+      <w:r>
+        <w:rPr>
+          <w:rFonts w:ascii="Times New Roman" w:eastAsia="Times New Roman" w:hAnsi="Times New Roman" w:cs="Times New Roman"/>
+          <w:sz w:val="24"/>
+          <w:szCs w:val="24"/>
+          <w:lang w:eastAsia="en-IN" w:bidi="hi-IN"/>
+        </w:rPr>
+        <w:t>Short answer:</w:t>
+      </w:r>
+    </w:p>
+    <w:p>
+      <w:pPr>
+        <w:spacing w:before="100" w:beforeAutospacing="1" w:after="100" w:afterAutospacing="1" w:line="240" w:lineRule="auto"/>
+        <w:rPr>
+          <w:rFonts w:ascii="Times New Roman" w:eastAsia="Times New Roman" w:hAnsi="Times New Roman" w:cs="Times New Roman"/>
+          <w:sz w:val="24"/>
+          <w:szCs w:val="24"/>
+          <w:lang w:eastAsia="en-IN" w:bidi="hi-IN"/>
+        </w:rPr>
+      </w:pPr>
+      <w:r>
+        <w:rPr>
+          <w:rFonts w:ascii="Segoe UI Emoji" w:eastAsia="Times New Roman" w:hAnsi="Segoe UI Emoji" w:cs="Segoe UI Emoji"/>
+          <w:sz w:val="24"/>
+          <w:szCs w:val="24"/>
+          <w:lang w:eastAsia="en-IN" w:bidi="hi-IN"/>
+        </w:rPr>
+        <w:t>👉</w:t>
+      </w:r>
+      <w:r>
+        <w:rPr>
+          <w:rFonts w:ascii="Times New Roman" w:eastAsia="Times New Roman" w:hAnsi="Times New Roman" w:cs="Times New Roman"/>
+          <w:sz w:val="24"/>
+          <w:szCs w:val="24"/>
+          <w:lang w:eastAsia="en-IN" w:bidi="hi-IN"/>
+        </w:rPr>
+        <w:t xml:space="preserve"> </w:t>
+      </w:r>
+      <w:r>
+        <w:rPr>
+          <w:rFonts w:ascii="Times New Roman" w:eastAsia="Times New Roman" w:hAnsi="Times New Roman" w:cs="Times New Roman"/>
+          <w:b/>
+          <w:bCs/>
+          <w:sz w:val="24"/>
+          <w:szCs w:val="24"/>
+          <w:lang w:eastAsia="en-IN" w:bidi="hi-IN"/>
+        </w:rPr>
+        <w:t>Yes — images, PDFs, Word files, text files, or any file can be encrypted before storing in database or disk.</w:t>
+      </w:r>
+    </w:p>
+    <w:p>
+      <w:pPr>
+        <w:spacing w:before="100" w:beforeAutospacing="1" w:after="100" w:afterAutospacing="1" w:line="240" w:lineRule="auto"/>
+        <w:rPr>
+          <w:rFonts w:ascii="Times New Roman" w:eastAsia="Times New Roman" w:hAnsi="Times New Roman" w:cs="Times New Roman"/>
+          <w:sz w:val="24"/>
+          <w:szCs w:val="24"/>
+          <w:lang w:eastAsia="en-IN" w:bidi="hi-IN"/>
+        </w:rPr>
+      </w:pPr>
+      <w:r>
+        <w:rPr>
+          <w:rFonts w:ascii="Times New Roman" w:eastAsia="Times New Roman" w:hAnsi="Times New Roman" w:cs="Times New Roman"/>
+          <w:sz w:val="24"/>
+          <w:szCs w:val="24"/>
+          <w:lang w:eastAsia="en-IN" w:bidi="hi-IN"/>
+        </w:rPr>
+        <w:t xml:space="preserve">If you do this, </w:t>
+      </w:r>
+      <w:r>
+        <w:rPr>
+          <w:rFonts w:ascii="Times New Roman" w:eastAsia="Times New Roman" w:hAnsi="Times New Roman" w:cs="Times New Roman"/>
+          <w:b/>
+          <w:bCs/>
+          <w:sz w:val="24"/>
+          <w:szCs w:val="24"/>
+          <w:lang w:eastAsia="en-IN" w:bidi="hi-IN"/>
+        </w:rPr>
+        <w:t>even a database admin or another developer cannot read the file.</w:t>
+      </w:r>
+    </w:p>
+    <w:p>
+      <w:pPr>
+        <w:spacing w:before="100" w:beforeAutospacing="1" w:after="100" w:afterAutospacing="1" w:line="240" w:lineRule="auto"/>
+        <w:rPr>
+          <w:rFonts w:ascii="Times New Roman" w:eastAsia="Times New Roman" w:hAnsi="Times New Roman" w:cs="Times New Roman"/>
+          <w:sz w:val="24"/>
+          <w:szCs w:val="24"/>
+          <w:lang w:eastAsia="en-IN" w:bidi="hi-IN"/>
+        </w:rPr>
+      </w:pPr>
+      <w:r>
+        <w:rPr>
+          <w:rFonts w:ascii="Times New Roman" w:eastAsia="Times New Roman" w:hAnsi="Times New Roman" w:cs="Times New Roman"/>
+          <w:sz w:val="24"/>
+          <w:szCs w:val="24"/>
+          <w:lang w:eastAsia="en-IN" w:bidi="hi-IN"/>
+        </w:rPr>
+        <w:t>This is exactly what real secure systems do.</w:t>
+      </w:r>
+    </w:p>
+    <w:p>
+      <w:pPr>
+        <w:spacing w:after="0" w:line="240" w:lineRule="auto"/>
+        <w:rPr>
+          <w:rFonts w:ascii="Times New Roman" w:eastAsia="Times New Roman" w:hAnsi="Times New Roman" w:cs="Times New Roman"/>
+          <w:sz w:val="24"/>
+          <w:szCs w:val="24"/>
+          <w:lang w:eastAsia="en-IN" w:bidi="hi-IN"/>
+        </w:rPr>
+      </w:pPr>
+      <w:r>
+        <w:rPr>
+          <w:rFonts w:ascii="Times New Roman" w:eastAsia="Times New Roman" w:hAnsi="Times New Roman" w:cs="Times New Roman"/>
+          <w:sz w:val="24"/>
+          <w:szCs w:val="24"/>
+          <w:lang w:eastAsia="en-IN" w:bidi="hi-IN"/>
+        </w:rPr>
+        <w:pict w14:anchorId="0F5D30E9">
+          <v:rect id="_x0000_i1045" style="width:0;height:1.5pt" o:hralign="center" o:hrstd="t" o:hr="t" fillcolor="#a0a0a0" stroked="f"/>
+        </w:pict>
+      </w:r>
+    </w:p>
+    <w:p>
+      <w:pPr>
+        <w:spacing w:before="100" w:beforeAutospacing="1" w:after="100" w:afterAutospacing="1" w:line="240" w:lineRule="auto"/>
+        <w:outlineLvl w:val="0"/>
+        <w:rPr>
+          <w:rFonts w:ascii="Times New Roman" w:eastAsia="Times New Roman" w:hAnsi="Times New Roman" w:cs="Times New Roman"/>
+          <w:b/>
+          <w:bCs/>
+          <w:kern w:val="36"/>
+          <w:sz w:val="48"/>
+          <w:szCs w:val="48"/>
+          <w:lang w:eastAsia="en-IN" w:bidi="hi-IN"/>
+        </w:rPr>
+      </w:pPr>
+      <w:r>
+        <w:rPr>
+          <w:rFonts w:ascii="Segoe UI Emoji" w:eastAsia="Times New Roman" w:hAnsi="Segoe UI Emoji" w:cs="Segoe UI Emoji"/>
+          <w:b/>
+          <w:bCs/>
+          <w:kern w:val="36"/>
+          <w:sz w:val="48"/>
+          <w:szCs w:val="48"/>
+          <w:lang w:eastAsia="en-IN" w:bidi="hi-IN"/>
+        </w:rPr>
+        <w:t>🔐</w:t>
+      </w:r>
+      <w:r>
+        <w:rPr>
+          <w:rFonts w:ascii="Times New Roman" w:eastAsia="Times New Roman" w:hAnsi="Times New Roman" w:cs="Times New Roman"/>
+          <w:b/>
+          <w:bCs/>
+          <w:kern w:val="36"/>
+          <w:sz w:val="48"/>
+          <w:szCs w:val="48"/>
+          <w:lang w:eastAsia="en-IN" w:bidi="hi-IN"/>
+        </w:rPr>
+        <w:t xml:space="preserve"> How it works (simple concept — no heavy theory)</w:t>
+      </w:r>
+    </w:p>
+    <w:p>
+      <w:pPr>
+        <w:spacing w:before="100" w:beforeAutospacing="1" w:after="100" w:afterAutospacing="1" w:line="240" w:lineRule="auto"/>
+        <w:rPr>
+          <w:rFonts w:ascii="Times New Roman" w:eastAsia="Times New Roman" w:hAnsi="Times New Roman" w:cs="Times New Roman"/>
+          <w:sz w:val="24"/>
+          <w:szCs w:val="24"/>
+          <w:lang w:eastAsia="en-IN" w:bidi="hi-IN"/>
+        </w:rPr>
+      </w:pPr>
+      <w:r>
+        <w:rPr>
+          <w:rFonts w:ascii="Times New Roman" w:eastAsia="Times New Roman" w:hAnsi="Times New Roman" w:cs="Times New Roman"/>
+          <w:sz w:val="24"/>
+          <w:szCs w:val="24"/>
+          <w:lang w:eastAsia="en-IN" w:bidi="hi-IN"/>
+        </w:rPr>
+        <w:t xml:space="preserve">There are </w:t>
+      </w:r>
+      <w:r>
+        <w:rPr>
+          <w:rFonts w:ascii="Times New Roman" w:eastAsia="Times New Roman" w:hAnsi="Times New Roman" w:cs="Times New Roman"/>
+          <w:b/>
+          <w:bCs/>
+          <w:sz w:val="24"/>
+          <w:szCs w:val="24"/>
+          <w:lang w:eastAsia="en-IN" w:bidi="hi-IN"/>
+        </w:rPr>
+        <w:t>two safe ways</w:t>
+      </w:r>
+      <w:r>
+        <w:rPr>
+          <w:rFonts w:ascii="Times New Roman" w:eastAsia="Times New Roman" w:hAnsi="Times New Roman" w:cs="Times New Roman"/>
+          <w:sz w:val="24"/>
+          <w:szCs w:val="24"/>
+          <w:lang w:eastAsia="en-IN" w:bidi="hi-IN"/>
+        </w:rPr>
+        <w:t xml:space="preserve"> you can handle files in your project.</w:t>
+      </w:r>
+    </w:p>
+    <w:p>
+      <w:pPr>
+        <w:spacing w:after="0" w:line="240" w:lineRule="auto"/>
+        <w:rPr>
+          <w:rFonts w:ascii="Times New Roman" w:eastAsia="Times New Roman" w:hAnsi="Times New Roman" w:cs="Times New Roman"/>
+          <w:sz w:val="24"/>
+          <w:szCs w:val="24"/>
+          <w:lang w:eastAsia="en-IN" w:bidi="hi-IN"/>
+        </w:rPr>
+      </w:pPr>
+      <w:r>
+        <w:rPr>
+          <w:rFonts w:ascii="Times New Roman" w:eastAsia="Times New Roman" w:hAnsi="Times New Roman" w:cs="Times New Roman"/>
+          <w:sz w:val="24"/>
+          <w:szCs w:val="24"/>
+          <w:lang w:eastAsia="en-IN" w:bidi="hi-IN"/>
+        </w:rPr>
+        <w:pict w14:anchorId="052A03DC">
+          <v:rect id="_x0000_i1046" style="width:0;height:1.5pt" o:hralign="center" o:hrstd="t" o:hr="t" fillcolor="#a0a0a0" stroked="f"/>
+        </w:pict>
+      </w:r>
+    </w:p>
+    <w:p>
+      <w:pPr>
+        <w:spacing w:before="100" w:beforeAutospacing="1" w:after="100" w:afterAutospacing="1" w:line="240" w:lineRule="auto"/>
+        <w:outlineLvl w:val="1"/>
+        <w:rPr>
+          <w:rFonts w:ascii="Times New Roman" w:eastAsia="Times New Roman" w:hAnsi="Times New Roman" w:cs="Times New Roman"/>
+          <w:b/>
+          <w:bCs/>
+          <w:sz w:val="36"/>
+          <w:szCs w:val="36"/>
+          <w:lang w:eastAsia="en-IN" w:bidi="hi-IN"/>
+        </w:rPr>
+      </w:pPr>
+      <w:r>
+        <w:rPr>
+          <w:rFonts w:ascii="Times New Roman" w:eastAsia="Times New Roman" w:hAnsi="Times New Roman" w:cs="Times New Roman"/>
+          <w:b/>
+          <w:bCs/>
+          <w:sz w:val="36"/>
+          <w:szCs w:val="36"/>
+          <w:lang w:eastAsia="en-IN" w:bidi="hi-IN"/>
+        </w:rPr>
+        <w:t>Option 1 — Encrypt file and store in Database (most secure for your project)</w:t>
+      </w:r>
+    </w:p>
+    <w:p>
+      <w:pPr>
+        <w:spacing w:before="100" w:beforeAutospacing="1" w:after="100" w:afterAutospacing="1" w:line="240" w:lineRule="auto"/>
+        <w:outlineLvl w:val="2"/>
+        <w:rPr>
+          <w:rFonts w:ascii="Times New Roman" w:eastAsia="Times New Roman" w:hAnsi="Times New Roman" w:cs="Times New Roman"/>
+          <w:b/>
+          <w:bCs/>
+          <w:sz w:val="27"/>
+          <w:szCs w:val="27"/>
+          <w:lang w:eastAsia="en-IN" w:bidi="hi-IN"/>
+        </w:rPr>
+      </w:pPr>
+      <w:r>
+        <w:rPr>
+          <w:rFonts w:ascii="Times New Roman" w:eastAsia="Times New Roman" w:hAnsi="Times New Roman" w:cs="Times New Roman"/>
+          <w:b/>
+          <w:bCs/>
+          <w:sz w:val="27"/>
+          <w:szCs w:val="27"/>
+          <w:lang w:eastAsia="en-IN" w:bidi="hi-IN"/>
+        </w:rPr>
+        <w:t>Workflow (step-by-step)</w:t>
+      </w:r>
+    </w:p>
+    <w:p>
+      <w:pPr>
+        <w:numPr>
+          <w:ilvl w:val="0"/>
+          <w:numId w:val="28"/>
+        </w:numPr>
+        <w:spacing w:before="100" w:beforeAutospacing="1" w:after="100" w:afterAutospacing="1" w:line="240" w:lineRule="auto"/>
+        <w:rPr>
+          <w:rFonts w:ascii="Times New Roman" w:eastAsia="Times New Roman" w:hAnsi="Times New Roman" w:cs="Times New Roman"/>
+          <w:sz w:val="24"/>
+          <w:szCs w:val="24"/>
+          <w:lang w:eastAsia="en-IN" w:bidi="hi-IN"/>
+        </w:rPr>
+      </w:pPr>
+      <w:r>
+        <w:rPr>
+          <w:rFonts w:ascii="Times New Roman" w:eastAsia="Times New Roman" w:hAnsi="Times New Roman" w:cs="Times New Roman"/>
+          <w:sz w:val="24"/>
+          <w:szCs w:val="24"/>
+          <w:lang w:eastAsia="en-IN" w:bidi="hi-IN"/>
+        </w:rPr>
+        <w:t>User uploads a file (image/pdf/docx/txt).</w:t>
+      </w:r>
+    </w:p>
+    <w:p>
+      <w:pPr>
+        <w:numPr>
+          <w:ilvl w:val="0"/>
+          <w:numId w:val="28"/>
+        </w:numPr>
+        <w:spacing w:before="100" w:beforeAutospacing="1" w:after="100" w:afterAutospacing="1" w:line="240" w:lineRule="auto"/>
+        <w:rPr>
+          <w:rFonts w:ascii="Times New Roman" w:eastAsia="Times New Roman" w:hAnsi="Times New Roman" w:cs="Times New Roman"/>
+          <w:sz w:val="24"/>
+          <w:szCs w:val="24"/>
+          <w:lang w:eastAsia="en-IN" w:bidi="hi-IN"/>
+        </w:rPr>
+      </w:pPr>
+      <w:r>
+        <w:rPr>
+          <w:rFonts w:ascii="Times New Roman" w:eastAsia="Times New Roman" w:hAnsi="Times New Roman" w:cs="Times New Roman"/>
+          <w:sz w:val="24"/>
+          <w:szCs w:val="24"/>
+          <w:lang w:eastAsia="en-IN" w:bidi="hi-IN"/>
+        </w:rPr>
+        <w:t xml:space="preserve">Your Java program </w:t>
+      </w:r>
+      <w:r>
+        <w:rPr>
+          <w:rFonts w:ascii="Times New Roman" w:eastAsia="Times New Roman" w:hAnsi="Times New Roman" w:cs="Times New Roman"/>
+          <w:b/>
+          <w:bCs/>
+          <w:sz w:val="24"/>
+          <w:szCs w:val="24"/>
+          <w:lang w:eastAsia="en-IN" w:bidi="hi-IN"/>
+        </w:rPr>
+        <w:t>encrypts the file bytes</w:t>
+      </w:r>
+      <w:r>
+        <w:rPr>
+          <w:rFonts w:ascii="Times New Roman" w:eastAsia="Times New Roman" w:hAnsi="Times New Roman" w:cs="Times New Roman"/>
+          <w:sz w:val="24"/>
+          <w:szCs w:val="24"/>
+          <w:lang w:eastAsia="en-IN" w:bidi="hi-IN"/>
+        </w:rPr>
+        <w:t>.</w:t>
+      </w:r>
+    </w:p>
+    <w:p>
+      <w:pPr>
+        <w:numPr>
+          <w:ilvl w:val="0"/>
+          <w:numId w:val="28"/>
+        </w:numPr>
+        <w:spacing w:before="100" w:beforeAutospacing="1" w:after="100" w:afterAutospacing="1" w:line="240" w:lineRule="auto"/>
+        <w:rPr>
+          <w:rFonts w:ascii="Times New Roman" w:eastAsia="Times New Roman" w:hAnsi="Times New Roman" w:cs="Times New Roman"/>
+          <w:sz w:val="24"/>
+          <w:szCs w:val="24"/>
+          <w:lang w:eastAsia="en-IN" w:bidi="hi-IN"/>
+        </w:rPr>
+      </w:pPr>
+      <w:r>
+        <w:rPr>
+          <w:rFonts w:ascii="Times New Roman" w:eastAsia="Times New Roman" w:hAnsi="Times New Roman" w:cs="Times New Roman"/>
+          <w:sz w:val="24"/>
+          <w:szCs w:val="24"/>
+          <w:lang w:eastAsia="en-IN" w:bidi="hi-IN"/>
+        </w:rPr>
+        <w:t xml:space="preserve">You store the </w:t>
+      </w:r>
+      <w:r>
+        <w:rPr>
+          <w:rFonts w:ascii="Times New Roman" w:eastAsia="Times New Roman" w:hAnsi="Times New Roman" w:cs="Times New Roman"/>
+          <w:b/>
+          <w:bCs/>
+          <w:sz w:val="24"/>
+          <w:szCs w:val="24"/>
+          <w:lang w:eastAsia="en-IN" w:bidi="hi-IN"/>
+        </w:rPr>
+        <w:t>encrypted bytes in MySQL</w:t>
+      </w:r>
+      <w:r>
+        <w:rPr>
+          <w:rFonts w:ascii="Times New Roman" w:eastAsia="Times New Roman" w:hAnsi="Times New Roman" w:cs="Times New Roman"/>
+          <w:sz w:val="24"/>
+          <w:szCs w:val="24"/>
+          <w:lang w:eastAsia="en-IN" w:bidi="hi-IN"/>
+        </w:rPr>
+        <w:t xml:space="preserve"> as </w:t>
+      </w:r>
+      <w:r>
+        <w:rPr>
+          <w:rFonts w:ascii="Courier New" w:eastAsia="Times New Roman" w:hAnsi="Courier New" w:cs="Courier New"/>
+          <w:sz w:val="20"/>
+          <w:szCs w:val="20"/>
+          <w:lang w:eastAsia="en-IN" w:bidi="hi-IN"/>
+        </w:rPr>
+        <w:t>BLOB</w:t>
+      </w:r>
+      <w:r>
+        <w:rPr>
+          <w:rFonts w:ascii="Times New Roman" w:eastAsia="Times New Roman" w:hAnsi="Times New Roman" w:cs="Times New Roman"/>
+          <w:sz w:val="24"/>
+          <w:szCs w:val="24"/>
+          <w:lang w:eastAsia="en-IN" w:bidi="hi-IN"/>
+        </w:rPr>
+        <w:t>.</w:t>
+      </w:r>
+    </w:p>
+    <w:p>
+      <w:pPr>
+        <w:numPr>
+          <w:ilvl w:val="0"/>
+          <w:numId w:val="28"/>
+        </w:numPr>
+        <w:spacing w:before="100" w:beforeAutospacing="1" w:after="100" w:afterAutospacing="1" w:line="240" w:lineRule="auto"/>
+        <w:rPr>
+          <w:rFonts w:ascii="Times New Roman" w:eastAsia="Times New Roman" w:hAnsi="Times New Roman" w:cs="Times New Roman"/>
+          <w:sz w:val="24"/>
+          <w:szCs w:val="24"/>
+          <w:lang w:eastAsia="en-IN" w:bidi="hi-IN"/>
+        </w:rPr>
+      </w:pPr>
+      <w:r>
+        <w:rPr>
+          <w:rFonts w:ascii="Times New Roman" w:eastAsia="Times New Roman" w:hAnsi="Times New Roman" w:cs="Times New Roman"/>
+          <w:sz w:val="24"/>
+          <w:szCs w:val="24"/>
+          <w:lang w:eastAsia="en-IN" w:bidi="hi-IN"/>
+        </w:rPr>
+        <w:t>When user wants to open file:</w:t>
+      </w:r>
+    </w:p>
+    <w:p>
+      <w:pPr>
+        <w:numPr>
+          <w:ilvl w:val="1"/>
+          <w:numId w:val="28"/>
+        </w:numPr>
+        <w:spacing w:before="100" w:beforeAutospacing="1" w:after="100" w:afterAutospacing="1" w:line="240" w:lineRule="auto"/>
+        <w:rPr>
+          <w:rFonts w:ascii="Times New Roman" w:eastAsia="Times New Roman" w:hAnsi="Times New Roman" w:cs="Times New Roman"/>
+          <w:sz w:val="24"/>
+          <w:szCs w:val="24"/>
+          <w:lang w:eastAsia="en-IN" w:bidi="hi-IN"/>
+        </w:rPr>
+      </w:pPr>
+      <w:r>
+        <w:rPr>
+          <w:rFonts w:ascii="Times New Roman" w:eastAsia="Times New Roman" w:hAnsi="Times New Roman" w:cs="Times New Roman"/>
+          <w:sz w:val="24"/>
+          <w:szCs w:val="24"/>
+          <w:lang w:eastAsia="en-IN" w:bidi="hi-IN"/>
+        </w:rPr>
+        <w:t xml:space="preserve">You </w:t>
+      </w:r>
+      <w:r>
+        <w:rPr>
+          <w:rFonts w:ascii="Times New Roman" w:eastAsia="Times New Roman" w:hAnsi="Times New Roman" w:cs="Times New Roman"/>
+          <w:b/>
+          <w:bCs/>
+          <w:sz w:val="24"/>
+          <w:szCs w:val="24"/>
+          <w:lang w:eastAsia="en-IN" w:bidi="hi-IN"/>
+        </w:rPr>
+        <w:t>decrypt it back</w:t>
+      </w:r>
+      <w:r>
+        <w:rPr>
+          <w:rFonts w:ascii="Times New Roman" w:eastAsia="Times New Roman" w:hAnsi="Times New Roman" w:cs="Times New Roman"/>
+          <w:sz w:val="24"/>
+          <w:szCs w:val="24"/>
+          <w:lang w:eastAsia="en-IN" w:bidi="hi-IN"/>
+        </w:rPr>
+        <w:t xml:space="preserve"> in Java</w:t>
+      </w:r>
+    </w:p>
+    <w:p>
+      <w:pPr>
+        <w:numPr>
+          <w:ilvl w:val="1"/>
+          <w:numId w:val="28"/>
+        </w:numPr>
+        <w:spacing w:before="100" w:beforeAutospacing="1" w:after="100" w:afterAutospacing="1" w:line="240" w:lineRule="auto"/>
+        <w:rPr>
+          <w:rFonts w:ascii="Times New Roman" w:eastAsia="Times New Roman" w:hAnsi="Times New Roman" w:cs="Times New Roman"/>
+          <w:sz w:val="24"/>
+          <w:szCs w:val="24"/>
+          <w:lang w:eastAsia="en-IN" w:bidi="hi-IN"/>
+        </w:rPr>
+      </w:pPr>
+      <w:r>
+        <w:rPr>
+          <w:rFonts w:ascii="Times New Roman" w:eastAsia="Times New Roman" w:hAnsi="Times New Roman" w:cs="Times New Roman"/>
+          <w:sz w:val="24"/>
+          <w:szCs w:val="24"/>
+          <w:lang w:eastAsia="en-IN" w:bidi="hi-IN"/>
+        </w:rPr>
+        <w:t>Show it to the user</w:t>
+      </w:r>
+    </w:p>
+    <w:p>
+      <w:pPr>
+        <w:spacing w:before="100" w:beforeAutospacing="1" w:after="100" w:afterAutospacing="1" w:line="240" w:lineRule="auto"/>
+        <w:outlineLvl w:val="2"/>
+        <w:rPr>
+          <w:rFonts w:ascii="Times New Roman" w:eastAsia="Times New Roman" w:hAnsi="Times New Roman" w:cs="Times New Roman"/>
+          <w:b/>
+          <w:bCs/>
+          <w:sz w:val="27"/>
+          <w:szCs w:val="27"/>
+          <w:lang w:eastAsia="en-IN" w:bidi="hi-IN"/>
+        </w:rPr>
+      </w:pPr>
+      <w:r>
+        <w:rPr>
+          <w:rFonts w:ascii="Times New Roman" w:eastAsia="Times New Roman" w:hAnsi="Times New Roman" w:cs="Times New Roman"/>
+          <w:b/>
+          <w:bCs/>
+          <w:sz w:val="27"/>
+          <w:szCs w:val="27"/>
+          <w:lang w:eastAsia="en-IN" w:bidi="hi-IN"/>
+        </w:rPr>
+        <w:t>Result:</w:t>
+      </w:r>
+    </w:p>
+    <w:p>
+      <w:pPr>
+        <w:numPr>
+          <w:ilvl w:val="0"/>
+          <w:numId w:val="29"/>
+        </w:numPr>
+        <w:spacing w:before="100" w:beforeAutospacing="1" w:after="100" w:afterAutospacing="1" w:line="240" w:lineRule="auto"/>
+        <w:rPr>
+          <w:rFonts w:ascii="Times New Roman" w:eastAsia="Times New Roman" w:hAnsi="Times New Roman" w:cs="Times New Roman"/>
+          <w:sz w:val="24"/>
+          <w:szCs w:val="24"/>
+          <w:lang w:eastAsia="en-IN" w:bidi="hi-IN"/>
+        </w:rPr>
+      </w:pPr>
+      <w:r>
+        <w:rPr>
+          <w:rFonts w:ascii="Times New Roman" w:eastAsia="Times New Roman" w:hAnsi="Times New Roman" w:cs="Times New Roman"/>
+          <w:sz w:val="24"/>
+          <w:szCs w:val="24"/>
+          <w:lang w:eastAsia="en-IN" w:bidi="hi-IN"/>
+        </w:rPr>
+        <w:t xml:space="preserve">Admin sees only </w:t>
+      </w:r>
+      <w:r>
+        <w:rPr>
+          <w:rFonts w:ascii="Times New Roman" w:eastAsia="Times New Roman" w:hAnsi="Times New Roman" w:cs="Times New Roman"/>
+          <w:b/>
+          <w:bCs/>
+          <w:sz w:val="24"/>
+          <w:szCs w:val="24"/>
+          <w:lang w:eastAsia="en-IN" w:bidi="hi-IN"/>
+        </w:rPr>
+        <w:t>random unreadable data</w:t>
+      </w:r>
+    </w:p>
+    <w:p>
+      <w:pPr>
+        <w:numPr>
+          <w:ilvl w:val="0"/>
+          <w:numId w:val="29"/>
+        </w:numPr>
+        <w:spacing w:before="100" w:beforeAutospacing="1" w:after="100" w:afterAutospacing="1" w:line="240" w:lineRule="auto"/>
+        <w:rPr>
+          <w:rFonts w:ascii="Times New Roman" w:eastAsia="Times New Roman" w:hAnsi="Times New Roman" w:cs="Times New Roman"/>
+          <w:sz w:val="24"/>
+          <w:szCs w:val="24"/>
+          <w:lang w:eastAsia="en-IN" w:bidi="hi-IN"/>
+        </w:rPr>
+      </w:pPr>
+      <w:r>
+        <w:rPr>
+          <w:rFonts w:ascii="Times New Roman" w:eastAsia="Times New Roman" w:hAnsi="Times New Roman" w:cs="Times New Roman"/>
+          <w:sz w:val="24"/>
+          <w:szCs w:val="24"/>
+          <w:lang w:eastAsia="en-IN" w:bidi="hi-IN"/>
+        </w:rPr>
+        <w:t>User sees real file</w:t>
+      </w:r>
+    </w:p>
+    <w:p>
+      <w:pPr>
+        <w:spacing w:after="0" w:line="240" w:lineRule="auto"/>
+        <w:rPr>
+          <w:rFonts w:ascii="Times New Roman" w:eastAsia="Times New Roman" w:hAnsi="Times New Roman" w:cs="Times New Roman"/>
+          <w:sz w:val="24"/>
+          <w:szCs w:val="24"/>
+          <w:lang w:eastAsia="en-IN" w:bidi="hi-IN"/>
+        </w:rPr>
+      </w:pPr>
+      <w:r>
+        <w:rPr>
+          <w:rFonts w:ascii="Times New Roman" w:eastAsia="Times New Roman" w:hAnsi="Times New Roman" w:cs="Times New Roman"/>
+          <w:sz w:val="24"/>
+          <w:szCs w:val="24"/>
+          <w:lang w:eastAsia="en-IN" w:bidi="hi-IN"/>
+        </w:rPr>
+        <w:pict w14:anchorId="37E2BEA7">
+          <v:rect id="_x0000_i1047" style="width:0;height:1.5pt" o:hralign="center" o:hrstd="t" o:hr="t" fillcolor="#a0a0a0" stroked="f"/>
+        </w:pict>
+      </w:r>
+    </w:p>
+    <w:p>
+      <w:pPr>
+        <w:spacing w:before="100" w:beforeAutospacing="1" w:after="100" w:afterAutospacing="1" w:line="240" w:lineRule="auto"/>
+        <w:outlineLvl w:val="2"/>
+        <w:rPr>
+          <w:rFonts w:ascii="Times New Roman" w:eastAsia="Times New Roman" w:hAnsi="Times New Roman" w:cs="Times New Roman"/>
+          <w:b/>
+          <w:bCs/>
+          <w:sz w:val="27"/>
+          <w:szCs w:val="27"/>
+          <w:lang w:eastAsia="en-IN" w:bidi="hi-IN"/>
+        </w:rPr>
+      </w:pPr>
+      <w:r>
+        <w:rPr>
+          <w:rFonts w:ascii="Times New Roman" w:eastAsia="Times New Roman" w:hAnsi="Times New Roman" w:cs="Times New Roman"/>
+          <w:b/>
+          <w:bCs/>
+          <w:sz w:val="27"/>
+          <w:szCs w:val="27"/>
+          <w:lang w:eastAsia="en-IN" w:bidi="hi-IN"/>
+        </w:rPr>
+        <w:lastRenderedPageBreak/>
+        <w:t>Example table design</w:t>
+      </w:r>
+    </w:p>
+    <w:p>
+      <w:pPr>
+        <w:tabs>
+          <w:tab w:val="left" w:pos="916"/>
+          <w:tab w:val="left" w:pos="1832"/>
+          <w:tab w:val="left" w:pos="2748"/>
+          <w:tab w:val="left" w:pos="3664"/>
+          <w:tab w:val="left" w:pos="4580"/>
+          <w:tab w:val="left" w:pos="5496"/>
+          <w:tab w:val="left" w:pos="6412"/>
+          <w:tab w:val="left" w:pos="7328"/>
+          <w:tab w:val="left" w:pos="8244"/>
+          <w:tab w:val="left" w:pos="9160"/>
+          <w:tab w:val="left" w:pos="10076"/>
+          <w:tab w:val="left" w:pos="10992"/>
+          <w:tab w:val="left" w:pos="11908"/>
+          <w:tab w:val="left" w:pos="12824"/>
+          <w:tab w:val="left" w:pos="13740"/>
+          <w:tab w:val="left" w:pos="14656"/>
+        </w:tabs>
+        <w:spacing w:after="0" w:line="240" w:lineRule="auto"/>
+        <w:rPr>
+          <w:rFonts w:ascii="Courier New" w:eastAsia="Times New Roman" w:hAnsi="Courier New" w:cs="Courier New"/>
+          <w:sz w:val="20"/>
+          <w:szCs w:val="20"/>
+          <w:lang w:eastAsia="en-IN" w:bidi="hi-IN"/>
+        </w:rPr>
+      </w:pPr>
+      <w:r>
+        <w:rPr>
+          <w:rFonts w:ascii="Courier New" w:eastAsia="Times New Roman" w:hAnsi="Courier New" w:cs="Courier New"/>
+          <w:sz w:val="20"/>
+          <w:szCs w:val="20"/>
+          <w:lang w:eastAsia="en-IN" w:bidi="hi-IN"/>
+        </w:rPr>
+        <w:t xml:space="preserve">CREATE TABLE </w:t>
+      </w:r>
+      <w:proofErr w:type="spellStart"/>
+      <w:r>
+        <w:rPr>
+          <w:rFonts w:ascii="Courier New" w:eastAsia="Times New Roman" w:hAnsi="Courier New" w:cs="Courier New"/>
+          <w:sz w:val="20"/>
+          <w:szCs w:val="20"/>
+          <w:lang w:eastAsia="en-IN" w:bidi="hi-IN"/>
+        </w:rPr>
+        <w:t>locker_files</w:t>
+      </w:r>
+      <w:proofErr w:type="spellEnd"/>
+      <w:r>
+        <w:rPr>
+          <w:rFonts w:ascii="Courier New" w:eastAsia="Times New Roman" w:hAnsi="Courier New" w:cs="Courier New"/>
+          <w:sz w:val="20"/>
+          <w:szCs w:val="20"/>
+          <w:lang w:eastAsia="en-IN" w:bidi="hi-IN"/>
+        </w:rPr>
+        <w:t xml:space="preserve"> (</w:t>
+      </w:r>
+    </w:p>
+    <w:p>
+      <w:pPr>
+        <w:tabs>
+          <w:tab w:val="left" w:pos="916"/>
+          <w:tab w:val="left" w:pos="1832"/>
+          <w:tab w:val="left" w:pos="2748"/>
+          <w:tab w:val="left" w:pos="3664"/>
+          <w:tab w:val="left" w:pos="4580"/>
+          <w:tab w:val="left" w:pos="5496"/>
+          <w:tab w:val="left" w:pos="6412"/>
+          <w:tab w:val="left" w:pos="7328"/>
+          <w:tab w:val="left" w:pos="8244"/>
+          <w:tab w:val="left" w:pos="9160"/>
+          <w:tab w:val="left" w:pos="10076"/>
+          <w:tab w:val="left" w:pos="10992"/>
+          <w:tab w:val="left" w:pos="11908"/>
+          <w:tab w:val="left" w:pos="12824"/>
+          <w:tab w:val="left" w:pos="13740"/>
+          <w:tab w:val="left" w:pos="14656"/>
+        </w:tabs>
+        <w:spacing w:after="0" w:line="240" w:lineRule="auto"/>
+        <w:rPr>
+          <w:rFonts w:ascii="Courier New" w:eastAsia="Times New Roman" w:hAnsi="Courier New" w:cs="Courier New"/>
+          <w:sz w:val="20"/>
+          <w:szCs w:val="20"/>
+          <w:lang w:eastAsia="en-IN" w:bidi="hi-IN"/>
+        </w:rPr>
+      </w:pPr>
+      <w:r>
+        <w:rPr>
+          <w:rFonts w:ascii="Courier New" w:eastAsia="Times New Roman" w:hAnsi="Courier New" w:cs="Courier New"/>
+          <w:sz w:val="20"/>
+          <w:szCs w:val="20"/>
+          <w:lang w:eastAsia="en-IN" w:bidi="hi-IN"/>
+        </w:rPr>
+        <w:t xml:space="preserve">   </w:t>
+      </w:r>
+      <w:proofErr w:type="spellStart"/>
+      <w:r>
+        <w:rPr>
+          <w:rFonts w:ascii="Courier New" w:eastAsia="Times New Roman" w:hAnsi="Courier New" w:cs="Courier New"/>
+          <w:sz w:val="20"/>
+          <w:szCs w:val="20"/>
+          <w:lang w:eastAsia="en-IN" w:bidi="hi-IN"/>
+        </w:rPr>
+        <w:t>file_id</w:t>
+      </w:r>
+      <w:proofErr w:type="spellEnd"/>
+      <w:r>
+        <w:rPr>
+          <w:rFonts w:ascii="Courier New" w:eastAsia="Times New Roman" w:hAnsi="Courier New" w:cs="Courier New"/>
+          <w:sz w:val="20"/>
+          <w:szCs w:val="20"/>
+          <w:lang w:eastAsia="en-IN" w:bidi="hi-IN"/>
+        </w:rPr>
+        <w:t xml:space="preserve"> INT AUTO_INCREMENT PRIMARY KEY,</w:t>
+      </w:r>
+    </w:p>
+    <w:p>
+      <w:pPr>
+        <w:tabs>
+          <w:tab w:val="left" w:pos="916"/>
+          <w:tab w:val="left" w:pos="1832"/>
+          <w:tab w:val="left" w:pos="2748"/>
+          <w:tab w:val="left" w:pos="3664"/>
+          <w:tab w:val="left" w:pos="4580"/>
+          <w:tab w:val="left" w:pos="5496"/>
+          <w:tab w:val="left" w:pos="6412"/>
+          <w:tab w:val="left" w:pos="7328"/>
+          <w:tab w:val="left" w:pos="8244"/>
+          <w:tab w:val="left" w:pos="9160"/>
+          <w:tab w:val="left" w:pos="10076"/>
+          <w:tab w:val="left" w:pos="10992"/>
+          <w:tab w:val="left" w:pos="11908"/>
+          <w:tab w:val="left" w:pos="12824"/>
+          <w:tab w:val="left" w:pos="13740"/>
+          <w:tab w:val="left" w:pos="14656"/>
+        </w:tabs>
+        <w:spacing w:after="0" w:line="240" w:lineRule="auto"/>
+        <w:rPr>
+          <w:rFonts w:ascii="Courier New" w:eastAsia="Times New Roman" w:hAnsi="Courier New" w:cs="Courier New"/>
+          <w:sz w:val="20"/>
+          <w:szCs w:val="20"/>
+          <w:lang w:eastAsia="en-IN" w:bidi="hi-IN"/>
+        </w:rPr>
+      </w:pPr>
+      <w:r>
+        <w:rPr>
+          <w:rFonts w:ascii="Courier New" w:eastAsia="Times New Roman" w:hAnsi="Courier New" w:cs="Courier New"/>
+          <w:sz w:val="20"/>
+          <w:szCs w:val="20"/>
+          <w:lang w:eastAsia="en-IN" w:bidi="hi-IN"/>
+        </w:rPr>
+        <w:t xml:space="preserve">   </w:t>
+      </w:r>
+      <w:proofErr w:type="spellStart"/>
+      <w:r>
+        <w:rPr>
+          <w:rFonts w:ascii="Courier New" w:eastAsia="Times New Roman" w:hAnsi="Courier New" w:cs="Courier New"/>
+          <w:sz w:val="20"/>
+          <w:szCs w:val="20"/>
+          <w:lang w:eastAsia="en-IN" w:bidi="hi-IN"/>
+        </w:rPr>
+        <w:t>user_id</w:t>
+      </w:r>
+      <w:proofErr w:type="spellEnd"/>
+      <w:r>
+        <w:rPr>
+          <w:rFonts w:ascii="Courier New" w:eastAsia="Times New Roman" w:hAnsi="Courier New" w:cs="Courier New"/>
+          <w:sz w:val="20"/>
+          <w:szCs w:val="20"/>
+          <w:lang w:eastAsia="en-IN" w:bidi="hi-IN"/>
+        </w:rPr>
+        <w:t xml:space="preserve"> INT,</w:t>
+      </w:r>
+    </w:p>
+    <w:p>
+      <w:pPr>
+        <w:tabs>
+          <w:tab w:val="left" w:pos="916"/>
+          <w:tab w:val="left" w:pos="1832"/>
+          <w:tab w:val="left" w:pos="2748"/>
+          <w:tab w:val="left" w:pos="3664"/>
+          <w:tab w:val="left" w:pos="4580"/>
+          <w:tab w:val="left" w:pos="5496"/>
+          <w:tab w:val="left" w:pos="6412"/>
+          <w:tab w:val="left" w:pos="7328"/>
+          <w:tab w:val="left" w:pos="8244"/>
+          <w:tab w:val="left" w:pos="9160"/>
+          <w:tab w:val="left" w:pos="10076"/>
+          <w:tab w:val="left" w:pos="10992"/>
+          <w:tab w:val="left" w:pos="11908"/>
+          <w:tab w:val="left" w:pos="12824"/>
+          <w:tab w:val="left" w:pos="13740"/>
+          <w:tab w:val="left" w:pos="14656"/>
+        </w:tabs>
+        <w:spacing w:after="0" w:line="240" w:lineRule="auto"/>
+        <w:rPr>
+          <w:rFonts w:ascii="Courier New" w:eastAsia="Times New Roman" w:hAnsi="Courier New" w:cs="Courier New"/>
+          <w:sz w:val="20"/>
+          <w:szCs w:val="20"/>
+          <w:lang w:eastAsia="en-IN" w:bidi="hi-IN"/>
+        </w:rPr>
+      </w:pPr>
+      <w:r>
+        <w:rPr>
+          <w:rFonts w:ascii="Courier New" w:eastAsia="Times New Roman" w:hAnsi="Courier New" w:cs="Courier New"/>
+          <w:sz w:val="20"/>
+          <w:szCs w:val="20"/>
+          <w:lang w:eastAsia="en-IN" w:bidi="hi-IN"/>
+        </w:rPr>
+        <w:t xml:space="preserve">   </w:t>
+      </w:r>
+      <w:proofErr w:type="spellStart"/>
+      <w:r>
+        <w:rPr>
+          <w:rFonts w:ascii="Courier New" w:eastAsia="Times New Roman" w:hAnsi="Courier New" w:cs="Courier New"/>
+          <w:sz w:val="20"/>
+          <w:szCs w:val="20"/>
+          <w:lang w:eastAsia="en-IN" w:bidi="hi-IN"/>
+        </w:rPr>
+        <w:t>file_name</w:t>
+      </w:r>
+      <w:proofErr w:type="spellEnd"/>
+      <w:r>
+        <w:rPr>
+          <w:rFonts w:ascii="Courier New" w:eastAsia="Times New Roman" w:hAnsi="Courier New" w:cs="Courier New"/>
+          <w:sz w:val="20"/>
+          <w:szCs w:val="20"/>
+          <w:lang w:eastAsia="en-IN" w:bidi="hi-IN"/>
+        </w:rPr>
+        <w:t xml:space="preserve"> </w:t>
+      </w:r>
+      <w:proofErr w:type="gramStart"/>
+      <w:r>
+        <w:rPr>
+          <w:rFonts w:ascii="Courier New" w:eastAsia="Times New Roman" w:hAnsi="Courier New" w:cs="Courier New"/>
+          <w:sz w:val="20"/>
+          <w:szCs w:val="20"/>
+          <w:lang w:eastAsia="en-IN" w:bidi="hi-IN"/>
+        </w:rPr>
+        <w:t>VARCHAR(</w:t>
+      </w:r>
+      <w:proofErr w:type="gramEnd"/>
+      <w:r>
+        <w:rPr>
+          <w:rFonts w:ascii="Courier New" w:eastAsia="Times New Roman" w:hAnsi="Courier New" w:cs="Courier New"/>
+          <w:sz w:val="20"/>
+          <w:szCs w:val="20"/>
+          <w:lang w:eastAsia="en-IN" w:bidi="hi-IN"/>
+        </w:rPr>
+        <w:t>255),</w:t>
+      </w:r>
+    </w:p>
+    <w:p>
+      <w:pPr>
+        <w:tabs>
+          <w:tab w:val="left" w:pos="916"/>
+          <w:tab w:val="left" w:pos="1832"/>
+          <w:tab w:val="left" w:pos="2748"/>
+          <w:tab w:val="left" w:pos="3664"/>
+          <w:tab w:val="left" w:pos="4580"/>
+          <w:tab w:val="left" w:pos="5496"/>
+          <w:tab w:val="left" w:pos="6412"/>
+          <w:tab w:val="left" w:pos="7328"/>
+          <w:tab w:val="left" w:pos="8244"/>
+          <w:tab w:val="left" w:pos="9160"/>
+          <w:tab w:val="left" w:pos="10076"/>
+          <w:tab w:val="left" w:pos="10992"/>
+          <w:tab w:val="left" w:pos="11908"/>
+          <w:tab w:val="left" w:pos="12824"/>
+          <w:tab w:val="left" w:pos="13740"/>
+          <w:tab w:val="left" w:pos="14656"/>
+        </w:tabs>
+        <w:spacing w:after="0" w:line="240" w:lineRule="auto"/>
+        <w:rPr>
+          <w:rFonts w:ascii="Courier New" w:eastAsia="Times New Roman" w:hAnsi="Courier New" w:cs="Courier New"/>
+          <w:sz w:val="20"/>
+          <w:szCs w:val="20"/>
+          <w:lang w:eastAsia="en-IN" w:bidi="hi-IN"/>
+        </w:rPr>
+      </w:pPr>
+      <w:r>
+        <w:rPr>
+          <w:rFonts w:ascii="Courier New" w:eastAsia="Times New Roman" w:hAnsi="Courier New" w:cs="Courier New"/>
+          <w:sz w:val="20"/>
+          <w:szCs w:val="20"/>
+          <w:lang w:eastAsia="en-IN" w:bidi="hi-IN"/>
+        </w:rPr>
+        <w:t xml:space="preserve">   </w:t>
+      </w:r>
+      <w:proofErr w:type="spellStart"/>
+      <w:r>
+        <w:rPr>
+          <w:rFonts w:ascii="Courier New" w:eastAsia="Times New Roman" w:hAnsi="Courier New" w:cs="Courier New"/>
+          <w:sz w:val="20"/>
+          <w:szCs w:val="20"/>
+          <w:lang w:eastAsia="en-IN" w:bidi="hi-IN"/>
+        </w:rPr>
+        <w:t>file_type</w:t>
+      </w:r>
+      <w:proofErr w:type="spellEnd"/>
+      <w:r>
+        <w:rPr>
+          <w:rFonts w:ascii="Courier New" w:eastAsia="Times New Roman" w:hAnsi="Courier New" w:cs="Courier New"/>
+          <w:sz w:val="20"/>
+          <w:szCs w:val="20"/>
+          <w:lang w:eastAsia="en-IN" w:bidi="hi-IN"/>
+        </w:rPr>
+        <w:t xml:space="preserve"> </w:t>
+      </w:r>
+      <w:proofErr w:type="gramStart"/>
+      <w:r>
+        <w:rPr>
+          <w:rFonts w:ascii="Courier New" w:eastAsia="Times New Roman" w:hAnsi="Courier New" w:cs="Courier New"/>
+          <w:sz w:val="20"/>
+          <w:szCs w:val="20"/>
+          <w:lang w:eastAsia="en-IN" w:bidi="hi-IN"/>
+        </w:rPr>
+        <w:t>VARCHAR(</w:t>
+      </w:r>
+      <w:proofErr w:type="gramEnd"/>
+      <w:r>
+        <w:rPr>
+          <w:rFonts w:ascii="Courier New" w:eastAsia="Times New Roman" w:hAnsi="Courier New" w:cs="Courier New"/>
+          <w:sz w:val="20"/>
+          <w:szCs w:val="20"/>
+          <w:lang w:eastAsia="en-IN" w:bidi="hi-IN"/>
+        </w:rPr>
+        <w:t>50),</w:t>
+      </w:r>
+    </w:p>
+    <w:p>
+      <w:pPr>
+        <w:tabs>
+          <w:tab w:val="left" w:pos="916"/>
+          <w:tab w:val="left" w:pos="1832"/>
+          <w:tab w:val="left" w:pos="2748"/>
+          <w:tab w:val="left" w:pos="3664"/>
+          <w:tab w:val="left" w:pos="4580"/>
+          <w:tab w:val="left" w:pos="5496"/>
+          <w:tab w:val="left" w:pos="6412"/>
+          <w:tab w:val="left" w:pos="7328"/>
+          <w:tab w:val="left" w:pos="8244"/>
+          <w:tab w:val="left" w:pos="9160"/>
+          <w:tab w:val="left" w:pos="10076"/>
+          <w:tab w:val="left" w:pos="10992"/>
+          <w:tab w:val="left" w:pos="11908"/>
+          <w:tab w:val="left" w:pos="12824"/>
+          <w:tab w:val="left" w:pos="13740"/>
+          <w:tab w:val="left" w:pos="14656"/>
+        </w:tabs>
+        <w:spacing w:after="0" w:line="240" w:lineRule="auto"/>
+        <w:rPr>
+          <w:rFonts w:ascii="Courier New" w:eastAsia="Times New Roman" w:hAnsi="Courier New" w:cs="Courier New"/>
+          <w:sz w:val="20"/>
+          <w:szCs w:val="20"/>
+          <w:lang w:eastAsia="en-IN" w:bidi="hi-IN"/>
+        </w:rPr>
+      </w:pPr>
+      <w:r>
+        <w:rPr>
+          <w:rFonts w:ascii="Courier New" w:eastAsia="Times New Roman" w:hAnsi="Courier New" w:cs="Courier New"/>
+          <w:sz w:val="20"/>
+          <w:szCs w:val="20"/>
+          <w:lang w:eastAsia="en-IN" w:bidi="hi-IN"/>
+        </w:rPr>
+        <w:t xml:space="preserve">   </w:t>
+      </w:r>
+      <w:proofErr w:type="spellStart"/>
+      <w:r>
+        <w:rPr>
+          <w:rFonts w:ascii="Courier New" w:eastAsia="Times New Roman" w:hAnsi="Courier New" w:cs="Courier New"/>
+          <w:sz w:val="20"/>
+          <w:szCs w:val="20"/>
+          <w:lang w:eastAsia="en-IN" w:bidi="hi-IN"/>
+        </w:rPr>
+        <w:t>encrypted_data</w:t>
+      </w:r>
+      <w:proofErr w:type="spellEnd"/>
+      <w:r>
+        <w:rPr>
+          <w:rFonts w:ascii="Courier New" w:eastAsia="Times New Roman" w:hAnsi="Courier New" w:cs="Courier New"/>
+          <w:sz w:val="20"/>
+          <w:szCs w:val="20"/>
+          <w:lang w:eastAsia="en-IN" w:bidi="hi-IN"/>
+        </w:rPr>
+        <w:t xml:space="preserve"> LONGBLOB,</w:t>
+      </w:r>
+    </w:p>
+    <w:p>
+      <w:pPr>
+        <w:tabs>
+          <w:tab w:val="left" w:pos="916"/>
+          <w:tab w:val="left" w:pos="1832"/>
+          <w:tab w:val="left" w:pos="2748"/>
+          <w:tab w:val="left" w:pos="3664"/>
+          <w:tab w:val="left" w:pos="4580"/>
+          <w:tab w:val="left" w:pos="5496"/>
+          <w:tab w:val="left" w:pos="6412"/>
+          <w:tab w:val="left" w:pos="7328"/>
+          <w:tab w:val="left" w:pos="8244"/>
+          <w:tab w:val="left" w:pos="9160"/>
+          <w:tab w:val="left" w:pos="10076"/>
+          <w:tab w:val="left" w:pos="10992"/>
+          <w:tab w:val="left" w:pos="11908"/>
+          <w:tab w:val="left" w:pos="12824"/>
+          <w:tab w:val="left" w:pos="13740"/>
+          <w:tab w:val="left" w:pos="14656"/>
+        </w:tabs>
+        <w:spacing w:after="0" w:line="240" w:lineRule="auto"/>
+        <w:rPr>
+          <w:rFonts w:ascii="Courier New" w:eastAsia="Times New Roman" w:hAnsi="Courier New" w:cs="Courier New"/>
+          <w:sz w:val="20"/>
+          <w:szCs w:val="20"/>
+          <w:lang w:eastAsia="en-IN" w:bidi="hi-IN"/>
+        </w:rPr>
+      </w:pPr>
+      <w:r>
+        <w:rPr>
+          <w:rFonts w:ascii="Courier New" w:eastAsia="Times New Roman" w:hAnsi="Courier New" w:cs="Courier New"/>
+          <w:sz w:val="20"/>
+          <w:szCs w:val="20"/>
+          <w:lang w:eastAsia="en-IN" w:bidi="hi-IN"/>
+        </w:rPr>
+        <w:t xml:space="preserve">   </w:t>
+      </w:r>
+      <w:proofErr w:type="spellStart"/>
+      <w:r>
+        <w:rPr>
+          <w:rFonts w:ascii="Courier New" w:eastAsia="Times New Roman" w:hAnsi="Courier New" w:cs="Courier New"/>
+          <w:sz w:val="20"/>
+          <w:szCs w:val="20"/>
+          <w:lang w:eastAsia="en-IN" w:bidi="hi-IN"/>
+        </w:rPr>
+        <w:t>uploaded_at</w:t>
+      </w:r>
+      <w:proofErr w:type="spellEnd"/>
+      <w:r>
+        <w:rPr>
+          <w:rFonts w:ascii="Courier New" w:eastAsia="Times New Roman" w:hAnsi="Courier New" w:cs="Courier New"/>
+          <w:sz w:val="20"/>
+          <w:szCs w:val="20"/>
+          <w:lang w:eastAsia="en-IN" w:bidi="hi-IN"/>
+        </w:rPr>
+        <w:t xml:space="preserve"> TIMESTAMP DEFAULT CURRENT_TIMESTAMP,</w:t>
+      </w:r>
+    </w:p>
+    <w:p>
+      <w:pPr>
+        <w:tabs>
+          <w:tab w:val="left" w:pos="916"/>
+          <w:tab w:val="left" w:pos="1832"/>
+          <w:tab w:val="left" w:pos="2748"/>
+          <w:tab w:val="left" w:pos="3664"/>
+          <w:tab w:val="left" w:pos="4580"/>
+          <w:tab w:val="left" w:pos="5496"/>
+          <w:tab w:val="left" w:pos="6412"/>
+          <w:tab w:val="left" w:pos="7328"/>
+          <w:tab w:val="left" w:pos="8244"/>
+          <w:tab w:val="left" w:pos="9160"/>
+          <w:tab w:val="left" w:pos="10076"/>
+          <w:tab w:val="left" w:pos="10992"/>
+          <w:tab w:val="left" w:pos="11908"/>
+          <w:tab w:val="left" w:pos="12824"/>
+          <w:tab w:val="left" w:pos="13740"/>
+          <w:tab w:val="left" w:pos="14656"/>
+        </w:tabs>
+        <w:spacing w:after="0" w:line="240" w:lineRule="auto"/>
+        <w:rPr>
+          <w:rFonts w:ascii="Courier New" w:eastAsia="Times New Roman" w:hAnsi="Courier New" w:cs="Courier New"/>
+          <w:sz w:val="20"/>
+          <w:szCs w:val="20"/>
+          <w:lang w:eastAsia="en-IN" w:bidi="hi-IN"/>
+        </w:rPr>
+      </w:pPr>
+      <w:r>
+        <w:rPr>
+          <w:rFonts w:ascii="Courier New" w:eastAsia="Times New Roman" w:hAnsi="Courier New" w:cs="Courier New"/>
+          <w:sz w:val="20"/>
+          <w:szCs w:val="20"/>
+          <w:lang w:eastAsia="en-IN" w:bidi="hi-IN"/>
+        </w:rPr>
+        <w:t xml:space="preserve">   FOREIGN KEY (</w:t>
+      </w:r>
+      <w:proofErr w:type="spellStart"/>
+      <w:r>
+        <w:rPr>
+          <w:rFonts w:ascii="Courier New" w:eastAsia="Times New Roman" w:hAnsi="Courier New" w:cs="Courier New"/>
+          <w:sz w:val="20"/>
+          <w:szCs w:val="20"/>
+          <w:lang w:eastAsia="en-IN" w:bidi="hi-IN"/>
+        </w:rPr>
+        <w:t>user_id</w:t>
+      </w:r>
+      <w:proofErr w:type="spellEnd"/>
+      <w:r>
+        <w:rPr>
+          <w:rFonts w:ascii="Courier New" w:eastAsia="Times New Roman" w:hAnsi="Courier New" w:cs="Courier New"/>
+          <w:sz w:val="20"/>
+          <w:szCs w:val="20"/>
+          <w:lang w:eastAsia="en-IN" w:bidi="hi-IN"/>
+        </w:rPr>
+        <w:t>) REFERENCES users(id)</w:t>
+      </w:r>
+    </w:p>
+    <w:p>
+      <w:pPr>
+        <w:tabs>
+          <w:tab w:val="left" w:pos="916"/>
+          <w:tab w:val="left" w:pos="1832"/>
+          <w:tab w:val="left" w:pos="2748"/>
+          <w:tab w:val="left" w:pos="3664"/>
+          <w:tab w:val="left" w:pos="4580"/>
+          <w:tab w:val="left" w:pos="5496"/>
+          <w:tab w:val="left" w:pos="6412"/>
+          <w:tab w:val="left" w:pos="7328"/>
+          <w:tab w:val="left" w:pos="8244"/>
+          <w:tab w:val="left" w:pos="9160"/>
+          <w:tab w:val="left" w:pos="10076"/>
+          <w:tab w:val="left" w:pos="10992"/>
+          <w:tab w:val="left" w:pos="11908"/>
+          <w:tab w:val="left" w:pos="12824"/>
+          <w:tab w:val="left" w:pos="13740"/>
+          <w:tab w:val="left" w:pos="14656"/>
+        </w:tabs>
+        <w:spacing w:after="0" w:line="240" w:lineRule="auto"/>
+        <w:rPr>
+          <w:rFonts w:ascii="Courier New" w:eastAsia="Times New Roman" w:hAnsi="Courier New" w:cs="Courier New"/>
+          <w:sz w:val="20"/>
+          <w:szCs w:val="20"/>
+          <w:lang w:eastAsia="en-IN" w:bidi="hi-IN"/>
+        </w:rPr>
+      </w:pPr>
+      <w:r>
+        <w:rPr>
+          <w:rFonts w:ascii="Courier New" w:eastAsia="Times New Roman" w:hAnsi="Courier New" w:cs="Courier New"/>
+          <w:sz w:val="20"/>
+          <w:szCs w:val="20"/>
+          <w:lang w:eastAsia="en-IN" w:bidi="hi-IN"/>
+        </w:rPr>
+        <w:t>);</w:t>
+      </w:r>
+    </w:p>
+    <w:p>
+      <w:pPr>
+        <w:spacing w:before="100" w:beforeAutospacing="1" w:after="100" w:afterAutospacing="1" w:line="240" w:lineRule="auto"/>
+        <w:rPr>
+          <w:rFonts w:ascii="Times New Roman" w:eastAsia="Times New Roman" w:hAnsi="Times New Roman" w:cs="Times New Roman"/>
+          <w:sz w:val="24"/>
+          <w:szCs w:val="24"/>
+          <w:lang w:eastAsia="en-IN" w:bidi="hi-IN"/>
+        </w:rPr>
+      </w:pPr>
+      <w:r>
+        <w:rPr>
+          <w:rFonts w:ascii="Times New Roman" w:eastAsia="Times New Roman" w:hAnsi="Times New Roman" w:cs="Times New Roman"/>
+          <w:sz w:val="24"/>
+          <w:szCs w:val="24"/>
+          <w:lang w:eastAsia="en-IN" w:bidi="hi-IN"/>
+        </w:rPr>
+        <w:t xml:space="preserve">Here </w:t>
+      </w:r>
+      <w:proofErr w:type="spellStart"/>
+      <w:r>
+        <w:rPr>
+          <w:rFonts w:ascii="Courier New" w:eastAsia="Times New Roman" w:hAnsi="Courier New" w:cs="Courier New"/>
+          <w:sz w:val="20"/>
+          <w:szCs w:val="20"/>
+          <w:lang w:eastAsia="en-IN" w:bidi="hi-IN"/>
+        </w:rPr>
+        <w:t>encrypted_data</w:t>
+      </w:r>
+      <w:proofErr w:type="spellEnd"/>
+      <w:r>
+        <w:rPr>
+          <w:rFonts w:ascii="Times New Roman" w:eastAsia="Times New Roman" w:hAnsi="Times New Roman" w:cs="Times New Roman"/>
+          <w:sz w:val="24"/>
+          <w:szCs w:val="24"/>
+          <w:lang w:eastAsia="en-IN" w:bidi="hi-IN"/>
+        </w:rPr>
+        <w:t xml:space="preserve"> stores your encrypted image/pdf.</w:t>
+      </w:r>
+    </w:p>
+    <w:p>
+      <w:pPr>
+        <w:spacing w:after="0" w:line="240" w:lineRule="auto"/>
+        <w:rPr>
+          <w:rFonts w:ascii="Times New Roman" w:eastAsia="Times New Roman" w:hAnsi="Times New Roman" w:cs="Times New Roman"/>
+          <w:sz w:val="24"/>
+          <w:szCs w:val="24"/>
+          <w:lang w:eastAsia="en-IN" w:bidi="hi-IN"/>
+        </w:rPr>
+      </w:pPr>
+      <w:r>
+        <w:rPr>
+          <w:rFonts w:ascii="Times New Roman" w:eastAsia="Times New Roman" w:hAnsi="Times New Roman" w:cs="Times New Roman"/>
+          <w:sz w:val="24"/>
+          <w:szCs w:val="24"/>
+          <w:lang w:eastAsia="en-IN" w:bidi="hi-IN"/>
+        </w:rPr>
+        <w:pict w14:anchorId="10B8DB32">
+          <v:rect id="_x0000_i1048" style="width:0;height:1.5pt" o:hralign="center" o:hrstd="t" o:hr="t" fillcolor="#a0a0a0" stroked="f"/>
+        </w:pict>
+      </w:r>
+    </w:p>
+    <w:p>
+      <w:pPr>
+        <w:spacing w:before="100" w:beforeAutospacing="1" w:after="100" w:afterAutospacing="1" w:line="240" w:lineRule="auto"/>
+        <w:outlineLvl w:val="1"/>
+        <w:rPr>
+          <w:rFonts w:ascii="Times New Roman" w:eastAsia="Times New Roman" w:hAnsi="Times New Roman" w:cs="Times New Roman"/>
+          <w:b/>
+          <w:bCs/>
+          <w:sz w:val="36"/>
+          <w:szCs w:val="36"/>
+          <w:lang w:eastAsia="en-IN" w:bidi="hi-IN"/>
+        </w:rPr>
+      </w:pPr>
+      <w:r>
+        <w:rPr>
+          <w:rFonts w:ascii="Times New Roman" w:eastAsia="Times New Roman" w:hAnsi="Times New Roman" w:cs="Times New Roman"/>
+          <w:b/>
+          <w:bCs/>
+          <w:sz w:val="36"/>
+          <w:szCs w:val="36"/>
+          <w:lang w:eastAsia="en-IN" w:bidi="hi-IN"/>
+        </w:rPr>
+        <w:t>Option 2 — Store file on disk but encrypt it (also good)</w:t>
+      </w:r>
+    </w:p>
+    <w:p>
+      <w:pPr>
+        <w:spacing w:before="100" w:beforeAutospacing="1" w:after="100" w:afterAutospacing="1" w:line="240" w:lineRule="auto"/>
+        <w:rPr>
+          <w:rFonts w:ascii="Times New Roman" w:eastAsia="Times New Roman" w:hAnsi="Times New Roman" w:cs="Times New Roman"/>
+          <w:sz w:val="24"/>
+          <w:szCs w:val="24"/>
+          <w:lang w:eastAsia="en-IN" w:bidi="hi-IN"/>
+        </w:rPr>
+      </w:pPr>
+      <w:r>
+        <w:rPr>
+          <w:rFonts w:ascii="Times New Roman" w:eastAsia="Times New Roman" w:hAnsi="Times New Roman" w:cs="Times New Roman"/>
+          <w:sz w:val="24"/>
+          <w:szCs w:val="24"/>
+          <w:lang w:eastAsia="en-IN" w:bidi="hi-IN"/>
+        </w:rPr>
+        <w:t>Instead of database, you can:</w:t>
+      </w:r>
+    </w:p>
+    <w:p>
+      <w:pPr>
+        <w:numPr>
+          <w:ilvl w:val="0"/>
+          <w:numId w:val="30"/>
+        </w:numPr>
+        <w:spacing w:before="100" w:beforeAutospacing="1" w:after="100" w:afterAutospacing="1" w:line="240" w:lineRule="auto"/>
+        <w:rPr>
+          <w:rFonts w:ascii="Times New Roman" w:eastAsia="Times New Roman" w:hAnsi="Times New Roman" w:cs="Times New Roman"/>
+          <w:sz w:val="24"/>
+          <w:szCs w:val="24"/>
+          <w:lang w:eastAsia="en-IN" w:bidi="hi-IN"/>
+        </w:rPr>
+      </w:pPr>
+      <w:r>
+        <w:rPr>
+          <w:rFonts w:ascii="Times New Roman" w:eastAsia="Times New Roman" w:hAnsi="Times New Roman" w:cs="Times New Roman"/>
+          <w:sz w:val="24"/>
+          <w:szCs w:val="24"/>
+          <w:lang w:eastAsia="en-IN" w:bidi="hi-IN"/>
+        </w:rPr>
+        <w:t>Encrypt file</w:t>
+      </w:r>
+    </w:p>
+    <w:p>
+      <w:pPr>
+        <w:numPr>
+          <w:ilvl w:val="0"/>
+          <w:numId w:val="30"/>
+        </w:numPr>
+        <w:spacing w:before="100" w:beforeAutospacing="1" w:after="100" w:afterAutospacing="1" w:line="240" w:lineRule="auto"/>
+        <w:rPr>
+          <w:rFonts w:ascii="Times New Roman" w:eastAsia="Times New Roman" w:hAnsi="Times New Roman" w:cs="Times New Roman"/>
+          <w:sz w:val="24"/>
+          <w:szCs w:val="24"/>
+          <w:lang w:eastAsia="en-IN" w:bidi="hi-IN"/>
+        </w:rPr>
+      </w:pPr>
+      <w:r>
+        <w:rPr>
+          <w:rFonts w:ascii="Times New Roman" w:eastAsia="Times New Roman" w:hAnsi="Times New Roman" w:cs="Times New Roman"/>
+          <w:sz w:val="24"/>
+          <w:szCs w:val="24"/>
+          <w:lang w:eastAsia="en-IN" w:bidi="hi-IN"/>
+        </w:rPr>
+        <w:t>Save it in a folder like:</w:t>
+      </w:r>
+    </w:p>
+    <w:p>
+      <w:pPr>
+        <w:tabs>
+          <w:tab w:val="left" w:pos="916"/>
+          <w:tab w:val="left" w:pos="1832"/>
+          <w:tab w:val="left" w:pos="2748"/>
+          <w:tab w:val="left" w:pos="3664"/>
+          <w:tab w:val="left" w:pos="4580"/>
+          <w:tab w:val="left" w:pos="5496"/>
+          <w:tab w:val="left" w:pos="6412"/>
+          <w:tab w:val="left" w:pos="7328"/>
+          <w:tab w:val="left" w:pos="8244"/>
+          <w:tab w:val="left" w:pos="9160"/>
+          <w:tab w:val="left" w:pos="10076"/>
+          <w:tab w:val="left" w:pos="10992"/>
+          <w:tab w:val="left" w:pos="11908"/>
+          <w:tab w:val="left" w:pos="12824"/>
+          <w:tab w:val="left" w:pos="13740"/>
+          <w:tab w:val="left" w:pos="14656"/>
+        </w:tabs>
+        <w:spacing w:after="0" w:line="240" w:lineRule="auto"/>
+        <w:rPr>
+          <w:rFonts w:ascii="Courier New" w:eastAsia="Times New Roman" w:hAnsi="Courier New" w:cs="Courier New"/>
+          <w:sz w:val="20"/>
+          <w:szCs w:val="20"/>
+          <w:lang w:eastAsia="en-IN" w:bidi="hi-IN"/>
+        </w:rPr>
+      </w:pPr>
+      <w:r>
+        <w:rPr>
+          <w:rFonts w:ascii="Courier New" w:eastAsia="Times New Roman" w:hAnsi="Courier New" w:cs="Courier New"/>
+          <w:sz w:val="20"/>
+          <w:szCs w:val="20"/>
+          <w:lang w:eastAsia="en-IN" w:bidi="hi-IN"/>
+        </w:rPr>
+        <w:t>D:\SecureLocker\encrypted_files\</w:t>
+      </w:r>
+    </w:p>
+    <w:p>
+      <w:pPr>
+        <w:numPr>
+          <w:ilvl w:val="0"/>
+          <w:numId w:val="31"/>
+        </w:numPr>
+        <w:spacing w:before="100" w:beforeAutospacing="1" w:after="100" w:afterAutospacing="1" w:line="240" w:lineRule="auto"/>
+        <w:rPr>
+          <w:rFonts w:ascii="Times New Roman" w:eastAsia="Times New Roman" w:hAnsi="Times New Roman" w:cs="Times New Roman"/>
+          <w:sz w:val="24"/>
+          <w:szCs w:val="24"/>
+          <w:lang w:eastAsia="en-IN" w:bidi="hi-IN"/>
+        </w:rPr>
+      </w:pPr>
+      <w:r>
+        <w:rPr>
+          <w:rFonts w:ascii="Times New Roman" w:eastAsia="Times New Roman" w:hAnsi="Times New Roman" w:cs="Times New Roman"/>
+          <w:sz w:val="24"/>
+          <w:szCs w:val="24"/>
+          <w:lang w:eastAsia="en-IN" w:bidi="hi-IN"/>
+        </w:rPr>
+        <w:t>Store only file path in MySQL.</w:t>
+      </w:r>
+    </w:p>
+    <w:p>
+      <w:pPr>
+        <w:spacing w:before="100" w:beforeAutospacing="1" w:after="100" w:afterAutospacing="1" w:line="240" w:lineRule="auto"/>
+        <w:rPr>
+          <w:rFonts w:ascii="Times New Roman" w:eastAsia="Times New Roman" w:hAnsi="Times New Roman" w:cs="Times New Roman"/>
+          <w:sz w:val="24"/>
+          <w:szCs w:val="24"/>
+          <w:lang w:eastAsia="en-IN" w:bidi="hi-IN"/>
+        </w:rPr>
+      </w:pPr>
+      <w:r>
+        <w:rPr>
+          <w:rFonts w:ascii="Times New Roman" w:eastAsia="Times New Roman" w:hAnsi="Times New Roman" w:cs="Times New Roman"/>
+          <w:sz w:val="24"/>
+          <w:szCs w:val="24"/>
+          <w:lang w:eastAsia="en-IN" w:bidi="hi-IN"/>
+        </w:rPr>
+        <w:t>Even if someone opens the file from folder, it will be unreadable.</w:t>
+      </w:r>
+    </w:p>
+    <w:p>
+      <w:pPr>
+        <w:spacing w:after="0" w:line="240" w:lineRule="auto"/>
+        <w:rPr>
+          <w:rFonts w:ascii="Times New Roman" w:eastAsia="Times New Roman" w:hAnsi="Times New Roman" w:cs="Times New Roman"/>
+          <w:sz w:val="24"/>
+          <w:szCs w:val="24"/>
+          <w:lang w:eastAsia="en-IN" w:bidi="hi-IN"/>
+        </w:rPr>
+      </w:pPr>
+      <w:r>
+        <w:rPr>
+          <w:rFonts w:ascii="Times New Roman" w:eastAsia="Times New Roman" w:hAnsi="Times New Roman" w:cs="Times New Roman"/>
+          <w:sz w:val="24"/>
+          <w:szCs w:val="24"/>
+          <w:lang w:eastAsia="en-IN" w:bidi="hi-IN"/>
+        </w:rPr>
+        <w:pict w14:anchorId="1EBDCE6E">
+          <v:rect id="_x0000_i1049" style="width:0;height:1.5pt" o:hralign="center" o:hrstd="t" o:hr="t" fillcolor="#a0a0a0" stroked="f"/>
+        </w:pict>
+      </w:r>
+    </w:p>
+    <w:p>
+      <w:pPr>
+        <w:spacing w:before="100" w:beforeAutospacing="1" w:after="100" w:afterAutospacing="1" w:line="240" w:lineRule="auto"/>
+        <w:outlineLvl w:val="0"/>
+        <w:rPr>
+          <w:rFonts w:ascii="Times New Roman" w:eastAsia="Times New Roman" w:hAnsi="Times New Roman" w:cs="Times New Roman"/>
+          <w:b/>
+          <w:bCs/>
+          <w:kern w:val="36"/>
+          <w:sz w:val="48"/>
+          <w:szCs w:val="48"/>
+          <w:lang w:eastAsia="en-IN" w:bidi="hi-IN"/>
+        </w:rPr>
+      </w:pPr>
+      <w:r>
+        <w:rPr>
+          <w:rFonts w:ascii="Segoe UI Emoji" w:eastAsia="Times New Roman" w:hAnsi="Segoe UI Emoji" w:cs="Segoe UI Emoji"/>
+          <w:b/>
+          <w:bCs/>
+          <w:kern w:val="36"/>
+          <w:sz w:val="48"/>
+          <w:szCs w:val="48"/>
+          <w:lang w:eastAsia="en-IN" w:bidi="hi-IN"/>
+        </w:rPr>
+        <w:t>✅</w:t>
+      </w:r>
+      <w:r>
+        <w:rPr>
+          <w:rFonts w:ascii="Times New Roman" w:eastAsia="Times New Roman" w:hAnsi="Times New Roman" w:cs="Times New Roman"/>
+          <w:b/>
+          <w:bCs/>
+          <w:kern w:val="36"/>
+          <w:sz w:val="48"/>
+          <w:szCs w:val="48"/>
+          <w:lang w:eastAsia="en-IN" w:bidi="hi-IN"/>
+        </w:rPr>
+        <w:t xml:space="preserve"> Which encryption should you use? (Simple choice)</w:t>
+      </w:r>
+    </w:p>
+    <w:p>
+      <w:pPr>
+        <w:spacing w:before="100" w:beforeAutospacing="1" w:after="100" w:afterAutospacing="1" w:line="240" w:lineRule="auto"/>
+        <w:rPr>
+          <w:rFonts w:ascii="Times New Roman" w:eastAsia="Times New Roman" w:hAnsi="Times New Roman" w:cs="Times New Roman"/>
+          <w:sz w:val="24"/>
+          <w:szCs w:val="24"/>
+          <w:lang w:eastAsia="en-IN" w:bidi="hi-IN"/>
+        </w:rPr>
+      </w:pPr>
+      <w:r>
+        <w:rPr>
+          <w:rFonts w:ascii="Times New Roman" w:eastAsia="Times New Roman" w:hAnsi="Times New Roman" w:cs="Times New Roman"/>
+          <w:sz w:val="24"/>
+          <w:szCs w:val="24"/>
+          <w:lang w:eastAsia="en-IN" w:bidi="hi-IN"/>
+        </w:rPr>
+        <w:t>For your Java project, you can say you used:</w:t>
+      </w:r>
+    </w:p>
+    <w:p>
+      <w:pPr>
+        <w:spacing w:before="100" w:beforeAutospacing="1" w:after="100" w:afterAutospacing="1" w:line="240" w:lineRule="auto"/>
+        <w:rPr>
+          <w:rFonts w:ascii="Times New Roman" w:eastAsia="Times New Roman" w:hAnsi="Times New Roman" w:cs="Times New Roman"/>
+          <w:sz w:val="24"/>
+          <w:szCs w:val="24"/>
+          <w:lang w:eastAsia="en-IN" w:bidi="hi-IN"/>
+        </w:rPr>
+      </w:pPr>
+      <w:r>
+        <w:rPr>
+          <w:rFonts w:ascii="Segoe UI Emoji" w:eastAsia="Times New Roman" w:hAnsi="Segoe UI Emoji" w:cs="Segoe UI Emoji"/>
+          <w:sz w:val="24"/>
+          <w:szCs w:val="24"/>
+          <w:lang w:eastAsia="en-IN" w:bidi="hi-IN"/>
+        </w:rPr>
+        <w:t>👉</w:t>
+      </w:r>
+      <w:r>
+        <w:rPr>
+          <w:rFonts w:ascii="Times New Roman" w:eastAsia="Times New Roman" w:hAnsi="Times New Roman" w:cs="Times New Roman"/>
+          <w:sz w:val="24"/>
+          <w:szCs w:val="24"/>
+          <w:lang w:eastAsia="en-IN" w:bidi="hi-IN"/>
+        </w:rPr>
+        <w:t xml:space="preserve"> </w:t>
+      </w:r>
+      <w:r>
+        <w:rPr>
+          <w:rFonts w:ascii="Times New Roman" w:eastAsia="Times New Roman" w:hAnsi="Times New Roman" w:cs="Times New Roman"/>
+          <w:b/>
+          <w:bCs/>
+          <w:sz w:val="24"/>
+          <w:szCs w:val="24"/>
+          <w:lang w:eastAsia="en-IN" w:bidi="hi-IN"/>
+        </w:rPr>
+        <w:t>AES Encryption (Advanced Encryption Standard)</w:t>
+      </w:r>
+    </w:p>
+    <w:p>
+      <w:pPr>
+        <w:spacing w:before="100" w:beforeAutospacing="1" w:after="100" w:afterAutospacing="1" w:line="240" w:lineRule="auto"/>
+        <w:rPr>
+          <w:rFonts w:ascii="Times New Roman" w:eastAsia="Times New Roman" w:hAnsi="Times New Roman" w:cs="Times New Roman"/>
+          <w:sz w:val="24"/>
+          <w:szCs w:val="24"/>
+          <w:lang w:eastAsia="en-IN" w:bidi="hi-IN"/>
+        </w:rPr>
+      </w:pPr>
+      <w:r>
+        <w:rPr>
+          <w:rFonts w:ascii="Times New Roman" w:eastAsia="Times New Roman" w:hAnsi="Times New Roman" w:cs="Times New Roman"/>
+          <w:sz w:val="24"/>
+          <w:szCs w:val="24"/>
+          <w:lang w:eastAsia="en-IN" w:bidi="hi-IN"/>
+        </w:rPr>
+        <w:t>This is:</w:t>
+      </w:r>
+    </w:p>
+    <w:p>
+      <w:pPr>
+        <w:numPr>
+          <w:ilvl w:val="0"/>
+          <w:numId w:val="32"/>
+        </w:numPr>
+        <w:spacing w:before="100" w:beforeAutospacing="1" w:after="100" w:afterAutospacing="1" w:line="240" w:lineRule="auto"/>
+        <w:rPr>
+          <w:rFonts w:ascii="Times New Roman" w:eastAsia="Times New Roman" w:hAnsi="Times New Roman" w:cs="Times New Roman"/>
+          <w:sz w:val="24"/>
+          <w:szCs w:val="24"/>
+          <w:lang w:eastAsia="en-IN" w:bidi="hi-IN"/>
+        </w:rPr>
+      </w:pPr>
+      <w:r>
+        <w:rPr>
+          <w:rFonts w:ascii="Times New Roman" w:eastAsia="Times New Roman" w:hAnsi="Times New Roman" w:cs="Times New Roman"/>
+          <w:sz w:val="24"/>
+          <w:szCs w:val="24"/>
+          <w:lang w:eastAsia="en-IN" w:bidi="hi-IN"/>
+        </w:rPr>
+        <w:t>Industry standard</w:t>
+      </w:r>
+    </w:p>
+    <w:p>
+      <w:pPr>
+        <w:numPr>
+          <w:ilvl w:val="0"/>
+          <w:numId w:val="32"/>
+        </w:numPr>
+        <w:spacing w:before="100" w:beforeAutospacing="1" w:after="100" w:afterAutospacing="1" w:line="240" w:lineRule="auto"/>
+        <w:rPr>
+          <w:rFonts w:ascii="Times New Roman" w:eastAsia="Times New Roman" w:hAnsi="Times New Roman" w:cs="Times New Roman"/>
+          <w:sz w:val="24"/>
+          <w:szCs w:val="24"/>
+          <w:lang w:eastAsia="en-IN" w:bidi="hi-IN"/>
+        </w:rPr>
+      </w:pPr>
+      <w:r>
+        <w:rPr>
+          <w:rFonts w:ascii="Times New Roman" w:eastAsia="Times New Roman" w:hAnsi="Times New Roman" w:cs="Times New Roman"/>
+          <w:sz w:val="24"/>
+          <w:szCs w:val="24"/>
+          <w:lang w:eastAsia="en-IN" w:bidi="hi-IN"/>
+        </w:rPr>
+        <w:t>Used by banks</w:t>
+      </w:r>
+    </w:p>
+    <w:p>
+      <w:pPr>
+        <w:numPr>
+          <w:ilvl w:val="0"/>
+          <w:numId w:val="32"/>
+        </w:numPr>
+        <w:spacing w:before="100" w:beforeAutospacing="1" w:after="100" w:afterAutospacing="1" w:line="240" w:lineRule="auto"/>
+        <w:rPr>
+          <w:rFonts w:ascii="Times New Roman" w:eastAsia="Times New Roman" w:hAnsi="Times New Roman" w:cs="Times New Roman"/>
+          <w:sz w:val="24"/>
+          <w:szCs w:val="24"/>
+          <w:lang w:eastAsia="en-IN" w:bidi="hi-IN"/>
+        </w:rPr>
+      </w:pPr>
+      <w:r>
+        <w:rPr>
+          <w:rFonts w:ascii="Times New Roman" w:eastAsia="Times New Roman" w:hAnsi="Times New Roman" w:cs="Times New Roman"/>
+          <w:sz w:val="24"/>
+          <w:szCs w:val="24"/>
+          <w:lang w:eastAsia="en-IN" w:bidi="hi-IN"/>
+        </w:rPr>
+        <w:t>Used by Google, WhatsApp, etc.</w:t>
+      </w:r>
+    </w:p>
+    <w:p>
+      <w:pPr>
+        <w:spacing w:before="100" w:beforeAutospacing="1" w:after="100" w:afterAutospacing="1" w:line="240" w:lineRule="auto"/>
+        <w:rPr>
+          <w:rFonts w:ascii="Times New Roman" w:eastAsia="Times New Roman" w:hAnsi="Times New Roman" w:cs="Times New Roman"/>
+          <w:sz w:val="24"/>
+          <w:szCs w:val="24"/>
+          <w:lang w:eastAsia="en-IN" w:bidi="hi-IN"/>
+        </w:rPr>
+      </w:pPr>
+      <w:r>
+        <w:rPr>
+          <w:rFonts w:ascii="Times New Roman" w:eastAsia="Times New Roman" w:hAnsi="Times New Roman" w:cs="Times New Roman"/>
+          <w:sz w:val="24"/>
+          <w:szCs w:val="24"/>
+          <w:lang w:eastAsia="en-IN" w:bidi="hi-IN"/>
+        </w:rPr>
+        <w:t>You can confidently say in viva:</w:t>
+      </w:r>
+    </w:p>
+    <w:p>
+      <w:pPr>
+        <w:spacing w:before="100" w:beforeAutospacing="1" w:after="100" w:afterAutospacing="1" w:line="240" w:lineRule="auto"/>
+        <w:rPr>
+          <w:rFonts w:ascii="Times New Roman" w:eastAsia="Times New Roman" w:hAnsi="Times New Roman" w:cs="Times New Roman"/>
+          <w:sz w:val="24"/>
+          <w:szCs w:val="24"/>
+          <w:lang w:eastAsia="en-IN" w:bidi="hi-IN"/>
+        </w:rPr>
+      </w:pPr>
+      <w:r>
+        <w:rPr>
+          <w:rFonts w:ascii="Times New Roman" w:eastAsia="Times New Roman" w:hAnsi="Times New Roman" w:cs="Times New Roman"/>
+          <w:sz w:val="24"/>
+          <w:szCs w:val="24"/>
+          <w:lang w:eastAsia="en-IN" w:bidi="hi-IN"/>
+        </w:rPr>
+        <w:t>“I used AES encryption to protect user files before storing them.”</w:t>
+      </w:r>
+    </w:p>
+    <w:p>
+      <w:pPr>
+        <w:spacing w:after="0" w:line="240" w:lineRule="auto"/>
+        <w:rPr>
+          <w:rFonts w:ascii="Times New Roman" w:eastAsia="Times New Roman" w:hAnsi="Times New Roman" w:cs="Times New Roman"/>
+          <w:sz w:val="24"/>
+          <w:szCs w:val="24"/>
+          <w:lang w:eastAsia="en-IN" w:bidi="hi-IN"/>
+        </w:rPr>
+      </w:pPr>
+      <w:r>
+        <w:rPr>
+          <w:rFonts w:ascii="Times New Roman" w:eastAsia="Times New Roman" w:hAnsi="Times New Roman" w:cs="Times New Roman"/>
+          <w:sz w:val="24"/>
+          <w:szCs w:val="24"/>
+          <w:lang w:eastAsia="en-IN" w:bidi="hi-IN"/>
+        </w:rPr>
+        <w:pict w14:anchorId="72A50D74">
+          <v:rect id="_x0000_i1050" style="width:0;height:1.5pt" o:hralign="center" o:hrstd="t" o:hr="t" fillcolor="#a0a0a0" stroked="f"/>
+        </w:pict>
+      </w:r>
+    </w:p>
+    <w:p>
+      <w:pPr>
+        <w:spacing w:before="100" w:beforeAutospacing="1" w:after="100" w:afterAutospacing="1" w:line="240" w:lineRule="auto"/>
+        <w:outlineLvl w:val="0"/>
+        <w:rPr>
+          <w:rFonts w:ascii="Times New Roman" w:eastAsia="Times New Roman" w:hAnsi="Times New Roman" w:cs="Times New Roman"/>
+          <w:b/>
+          <w:bCs/>
+          <w:kern w:val="36"/>
+          <w:sz w:val="48"/>
+          <w:szCs w:val="48"/>
+          <w:lang w:eastAsia="en-IN" w:bidi="hi-IN"/>
+        </w:rPr>
+      </w:pPr>
+      <w:r>
+        <w:rPr>
+          <w:rFonts w:ascii="Segoe UI Emoji" w:eastAsia="Times New Roman" w:hAnsi="Segoe UI Emoji" w:cs="Segoe UI Emoji"/>
+          <w:b/>
+          <w:bCs/>
+          <w:kern w:val="36"/>
+          <w:sz w:val="48"/>
+          <w:szCs w:val="48"/>
+          <w:lang w:eastAsia="en-IN" w:bidi="hi-IN"/>
+        </w:rPr>
+        <w:lastRenderedPageBreak/>
+        <w:t>🎯</w:t>
+      </w:r>
+      <w:r>
+        <w:rPr>
+          <w:rFonts w:ascii="Times New Roman" w:eastAsia="Times New Roman" w:hAnsi="Times New Roman" w:cs="Times New Roman"/>
+          <w:b/>
+          <w:bCs/>
+          <w:kern w:val="36"/>
+          <w:sz w:val="48"/>
+          <w:szCs w:val="48"/>
+          <w:lang w:eastAsia="en-IN" w:bidi="hi-IN"/>
+        </w:rPr>
+        <w:t xml:space="preserve"> Now your combined project becomes VERY STRONG</w:t>
+      </w:r>
+    </w:p>
+    <w:p>
+      <w:pPr>
+        <w:spacing w:before="100" w:beforeAutospacing="1" w:after="100" w:afterAutospacing="1" w:line="240" w:lineRule="auto"/>
+        <w:rPr>
+          <w:rFonts w:ascii="Times New Roman" w:eastAsia="Times New Roman" w:hAnsi="Times New Roman" w:cs="Times New Roman"/>
+          <w:sz w:val="24"/>
+          <w:szCs w:val="24"/>
+          <w:lang w:eastAsia="en-IN" w:bidi="hi-IN"/>
+        </w:rPr>
+      </w:pPr>
+      <w:r>
+        <w:rPr>
+          <w:rFonts w:ascii="Times New Roman" w:eastAsia="Times New Roman" w:hAnsi="Times New Roman" w:cs="Times New Roman"/>
+          <w:sz w:val="24"/>
+          <w:szCs w:val="24"/>
+          <w:lang w:eastAsia="en-IN" w:bidi="hi-IN"/>
+        </w:rPr>
+        <w:t>Your final project can be named:</w:t>
+      </w:r>
+    </w:p>
+    <w:p>
+      <w:pPr>
+        <w:spacing w:before="100" w:beforeAutospacing="1" w:after="100" w:afterAutospacing="1" w:line="240" w:lineRule="auto"/>
+        <w:rPr>
+          <w:rFonts w:ascii="Times New Roman" w:eastAsia="Times New Roman" w:hAnsi="Times New Roman" w:cs="Times New Roman"/>
+          <w:sz w:val="24"/>
+          <w:szCs w:val="24"/>
+          <w:lang w:eastAsia="en-IN" w:bidi="hi-IN"/>
+        </w:rPr>
+      </w:pPr>
+      <w:r>
+        <w:rPr>
+          <w:rFonts w:ascii="Segoe UI Emoji" w:eastAsia="Times New Roman" w:hAnsi="Segoe UI Emoji" w:cs="Segoe UI Emoji"/>
+          <w:sz w:val="24"/>
+          <w:szCs w:val="24"/>
+          <w:lang w:eastAsia="en-IN" w:bidi="hi-IN"/>
+        </w:rPr>
+        <w:t>👉</w:t>
+      </w:r>
+      <w:r>
+        <w:rPr>
+          <w:rFonts w:ascii="Times New Roman" w:eastAsia="Times New Roman" w:hAnsi="Times New Roman" w:cs="Times New Roman"/>
+          <w:sz w:val="24"/>
+          <w:szCs w:val="24"/>
+          <w:lang w:eastAsia="en-IN" w:bidi="hi-IN"/>
+        </w:rPr>
+        <w:t xml:space="preserve"> </w:t>
+      </w:r>
+      <w:r>
+        <w:rPr>
+          <w:rFonts w:ascii="Times New Roman" w:eastAsia="Times New Roman" w:hAnsi="Times New Roman" w:cs="Times New Roman"/>
+          <w:b/>
+          <w:bCs/>
+          <w:sz w:val="24"/>
+          <w:szCs w:val="24"/>
+          <w:lang w:eastAsia="en-IN" w:bidi="hi-IN"/>
+        </w:rPr>
+        <w:t>“Secure Personal Digital Vault System”</w:t>
+      </w:r>
+    </w:p>
+    <w:p>
+      <w:pPr>
+        <w:spacing w:before="100" w:beforeAutospacing="1" w:after="100" w:afterAutospacing="1" w:line="240" w:lineRule="auto"/>
+        <w:rPr>
+          <w:rFonts w:ascii="Times New Roman" w:eastAsia="Times New Roman" w:hAnsi="Times New Roman" w:cs="Times New Roman"/>
+          <w:sz w:val="24"/>
+          <w:szCs w:val="24"/>
+          <w:lang w:eastAsia="en-IN" w:bidi="hi-IN"/>
+        </w:rPr>
+      </w:pPr>
+      <w:r>
+        <w:rPr>
+          <w:rFonts w:ascii="Times New Roman" w:eastAsia="Times New Roman" w:hAnsi="Times New Roman" w:cs="Times New Roman"/>
+          <w:sz w:val="24"/>
+          <w:szCs w:val="24"/>
+          <w:lang w:eastAsia="en-IN" w:bidi="hi-IN"/>
+        </w:rPr>
+        <w:t xml:space="preserve">It has </w:t>
+      </w:r>
+      <w:r>
+        <w:rPr>
+          <w:rFonts w:ascii="Times New Roman" w:eastAsia="Times New Roman" w:hAnsi="Times New Roman" w:cs="Times New Roman"/>
+          <w:b/>
+          <w:bCs/>
+          <w:sz w:val="24"/>
+          <w:szCs w:val="24"/>
+          <w:lang w:eastAsia="en-IN" w:bidi="hi-IN"/>
+        </w:rPr>
+        <w:t>three parts:</w:t>
+      </w:r>
+    </w:p>
+    <w:p>
+      <w:pPr>
+        <w:spacing w:before="100" w:beforeAutospacing="1" w:after="100" w:afterAutospacing="1" w:line="240" w:lineRule="auto"/>
+        <w:outlineLvl w:val="2"/>
+        <w:rPr>
+          <w:rFonts w:ascii="Times New Roman" w:eastAsia="Times New Roman" w:hAnsi="Times New Roman" w:cs="Times New Roman"/>
+          <w:b/>
+          <w:bCs/>
+          <w:sz w:val="27"/>
+          <w:szCs w:val="27"/>
+          <w:lang w:eastAsia="en-IN" w:bidi="hi-IN"/>
+        </w:rPr>
+      </w:pPr>
+      <w:r>
+        <w:rPr>
+          <w:rFonts w:ascii="Segoe UI Emoji" w:eastAsia="Times New Roman" w:hAnsi="Segoe UI Emoji" w:cs="Segoe UI Emoji"/>
+          <w:b/>
+          <w:bCs/>
+          <w:sz w:val="27"/>
+          <w:szCs w:val="27"/>
+          <w:lang w:eastAsia="en-IN" w:bidi="hi-IN"/>
+        </w:rPr>
+        <w:t>🔹</w:t>
+      </w:r>
+      <w:r>
+        <w:rPr>
+          <w:rFonts w:ascii="Times New Roman" w:eastAsia="Times New Roman" w:hAnsi="Times New Roman" w:cs="Times New Roman"/>
+          <w:b/>
+          <w:bCs/>
+          <w:sz w:val="27"/>
+          <w:szCs w:val="27"/>
+          <w:lang w:eastAsia="en-IN" w:bidi="hi-IN"/>
+        </w:rPr>
+        <w:t xml:space="preserve"> Module 1 — Password Vault (Credential Manager)</w:t>
+      </w:r>
+    </w:p>
+    <w:p>
+      <w:pPr>
+        <w:spacing w:before="100" w:beforeAutospacing="1" w:after="100" w:afterAutospacing="1" w:line="240" w:lineRule="auto"/>
+        <w:rPr>
+          <w:rFonts w:ascii="Times New Roman" w:eastAsia="Times New Roman" w:hAnsi="Times New Roman" w:cs="Times New Roman"/>
+          <w:sz w:val="24"/>
+          <w:szCs w:val="24"/>
+          <w:lang w:eastAsia="en-IN" w:bidi="hi-IN"/>
+        </w:rPr>
+      </w:pPr>
+      <w:r>
+        <w:rPr>
+          <w:rFonts w:ascii="Times New Roman" w:eastAsia="Times New Roman" w:hAnsi="Times New Roman" w:cs="Times New Roman"/>
+          <w:sz w:val="24"/>
+          <w:szCs w:val="24"/>
+          <w:lang w:eastAsia="en-IN" w:bidi="hi-IN"/>
+        </w:rPr>
+        <w:t>User can:</w:t>
+      </w:r>
+    </w:p>
+    <w:p>
+      <w:pPr>
+        <w:numPr>
+          <w:ilvl w:val="0"/>
+          <w:numId w:val="33"/>
+        </w:numPr>
+        <w:spacing w:before="100" w:beforeAutospacing="1" w:after="100" w:afterAutospacing="1" w:line="240" w:lineRule="auto"/>
+        <w:rPr>
+          <w:rFonts w:ascii="Times New Roman" w:eastAsia="Times New Roman" w:hAnsi="Times New Roman" w:cs="Times New Roman"/>
+          <w:sz w:val="24"/>
+          <w:szCs w:val="24"/>
+          <w:lang w:eastAsia="en-IN" w:bidi="hi-IN"/>
+        </w:rPr>
+      </w:pPr>
+      <w:r>
+        <w:rPr>
+          <w:rFonts w:ascii="Times New Roman" w:eastAsia="Times New Roman" w:hAnsi="Times New Roman" w:cs="Times New Roman"/>
+          <w:sz w:val="24"/>
+          <w:szCs w:val="24"/>
+          <w:lang w:eastAsia="en-IN" w:bidi="hi-IN"/>
+        </w:rPr>
+        <w:t>Store website passwords securely</w:t>
+      </w:r>
+    </w:p>
+    <w:p>
+      <w:pPr>
+        <w:numPr>
+          <w:ilvl w:val="0"/>
+          <w:numId w:val="33"/>
+        </w:numPr>
+        <w:spacing w:before="100" w:beforeAutospacing="1" w:after="100" w:afterAutospacing="1" w:line="240" w:lineRule="auto"/>
+        <w:rPr>
+          <w:rFonts w:ascii="Times New Roman" w:eastAsia="Times New Roman" w:hAnsi="Times New Roman" w:cs="Times New Roman"/>
+          <w:sz w:val="24"/>
+          <w:szCs w:val="24"/>
+          <w:lang w:eastAsia="en-IN" w:bidi="hi-IN"/>
+        </w:rPr>
+      </w:pPr>
+      <w:r>
+        <w:rPr>
+          <w:rFonts w:ascii="Times New Roman" w:eastAsia="Times New Roman" w:hAnsi="Times New Roman" w:cs="Times New Roman"/>
+          <w:sz w:val="24"/>
+          <w:szCs w:val="24"/>
+          <w:lang w:eastAsia="en-IN" w:bidi="hi-IN"/>
+        </w:rPr>
+        <w:t>View only after authentication</w:t>
+      </w:r>
+    </w:p>
+    <w:p>
+      <w:pPr>
+        <w:spacing w:before="100" w:beforeAutospacing="1" w:after="100" w:afterAutospacing="1" w:line="240" w:lineRule="auto"/>
+        <w:outlineLvl w:val="2"/>
+        <w:rPr>
+          <w:rFonts w:ascii="Times New Roman" w:eastAsia="Times New Roman" w:hAnsi="Times New Roman" w:cs="Times New Roman"/>
+          <w:b/>
+          <w:bCs/>
+          <w:sz w:val="27"/>
+          <w:szCs w:val="27"/>
+          <w:lang w:eastAsia="en-IN" w:bidi="hi-IN"/>
+        </w:rPr>
+      </w:pPr>
+      <w:r>
+        <w:rPr>
+          <w:rFonts w:ascii="Segoe UI Emoji" w:eastAsia="Times New Roman" w:hAnsi="Segoe UI Emoji" w:cs="Segoe UI Emoji"/>
+          <w:b/>
+          <w:bCs/>
+          <w:sz w:val="27"/>
+          <w:szCs w:val="27"/>
+          <w:lang w:eastAsia="en-IN" w:bidi="hi-IN"/>
+        </w:rPr>
+        <w:t>🔹</w:t>
+      </w:r>
+      <w:r>
+        <w:rPr>
+          <w:rFonts w:ascii="Times New Roman" w:eastAsia="Times New Roman" w:hAnsi="Times New Roman" w:cs="Times New Roman"/>
+          <w:b/>
+          <w:bCs/>
+          <w:sz w:val="27"/>
+          <w:szCs w:val="27"/>
+          <w:lang w:eastAsia="en-IN" w:bidi="hi-IN"/>
+        </w:rPr>
+        <w:t xml:space="preserve"> Module 2 — Digital Locker (File Security)</w:t>
+      </w:r>
+    </w:p>
+    <w:p>
+      <w:pPr>
+        <w:spacing w:before="100" w:beforeAutospacing="1" w:after="100" w:afterAutospacing="1" w:line="240" w:lineRule="auto"/>
+        <w:rPr>
+          <w:rFonts w:ascii="Times New Roman" w:eastAsia="Times New Roman" w:hAnsi="Times New Roman" w:cs="Times New Roman"/>
+          <w:sz w:val="24"/>
+          <w:szCs w:val="24"/>
+          <w:lang w:eastAsia="en-IN" w:bidi="hi-IN"/>
+        </w:rPr>
+      </w:pPr>
+      <w:r>
+        <w:rPr>
+          <w:rFonts w:ascii="Times New Roman" w:eastAsia="Times New Roman" w:hAnsi="Times New Roman" w:cs="Times New Roman"/>
+          <w:sz w:val="24"/>
+          <w:szCs w:val="24"/>
+          <w:lang w:eastAsia="en-IN" w:bidi="hi-IN"/>
+        </w:rPr>
+        <w:t>User can:</w:t>
+      </w:r>
+    </w:p>
+    <w:p>
+      <w:pPr>
+        <w:numPr>
+          <w:ilvl w:val="0"/>
+          <w:numId w:val="34"/>
+        </w:numPr>
+        <w:spacing w:before="100" w:beforeAutospacing="1" w:after="100" w:afterAutospacing="1" w:line="240" w:lineRule="auto"/>
+        <w:rPr>
+          <w:rFonts w:ascii="Times New Roman" w:eastAsia="Times New Roman" w:hAnsi="Times New Roman" w:cs="Times New Roman"/>
+          <w:sz w:val="24"/>
+          <w:szCs w:val="24"/>
+          <w:lang w:eastAsia="en-IN" w:bidi="hi-IN"/>
+        </w:rPr>
+      </w:pPr>
+      <w:r>
+        <w:rPr>
+          <w:rFonts w:ascii="Times New Roman" w:eastAsia="Times New Roman" w:hAnsi="Times New Roman" w:cs="Times New Roman"/>
+          <w:sz w:val="24"/>
+          <w:szCs w:val="24"/>
+          <w:lang w:eastAsia="en-IN" w:bidi="hi-IN"/>
+        </w:rPr>
+        <w:t>Upload:</w:t>
+      </w:r>
+    </w:p>
+    <w:p>
+      <w:pPr>
+        <w:numPr>
+          <w:ilvl w:val="1"/>
+          <w:numId w:val="34"/>
+        </w:numPr>
+        <w:spacing w:before="100" w:beforeAutospacing="1" w:after="100" w:afterAutospacing="1" w:line="240" w:lineRule="auto"/>
+        <w:rPr>
+          <w:rFonts w:ascii="Times New Roman" w:eastAsia="Times New Roman" w:hAnsi="Times New Roman" w:cs="Times New Roman"/>
+          <w:sz w:val="24"/>
+          <w:szCs w:val="24"/>
+          <w:lang w:eastAsia="en-IN" w:bidi="hi-IN"/>
+        </w:rPr>
+      </w:pPr>
+      <w:r>
+        <w:rPr>
+          <w:rFonts w:ascii="Times New Roman" w:eastAsia="Times New Roman" w:hAnsi="Times New Roman" w:cs="Times New Roman"/>
+          <w:sz w:val="24"/>
+          <w:szCs w:val="24"/>
+          <w:lang w:eastAsia="en-IN" w:bidi="hi-IN"/>
+        </w:rPr>
+        <w:t>Aadhar image</w:t>
+      </w:r>
+    </w:p>
+    <w:p>
+      <w:pPr>
+        <w:numPr>
+          <w:ilvl w:val="1"/>
+          <w:numId w:val="34"/>
+        </w:numPr>
+        <w:spacing w:before="100" w:beforeAutospacing="1" w:after="100" w:afterAutospacing="1" w:line="240" w:lineRule="auto"/>
+        <w:rPr>
+          <w:rFonts w:ascii="Times New Roman" w:eastAsia="Times New Roman" w:hAnsi="Times New Roman" w:cs="Times New Roman"/>
+          <w:sz w:val="24"/>
+          <w:szCs w:val="24"/>
+          <w:lang w:eastAsia="en-IN" w:bidi="hi-IN"/>
+        </w:rPr>
+      </w:pPr>
+      <w:r>
+        <w:rPr>
+          <w:rFonts w:ascii="Times New Roman" w:eastAsia="Times New Roman" w:hAnsi="Times New Roman" w:cs="Times New Roman"/>
+          <w:sz w:val="24"/>
+          <w:szCs w:val="24"/>
+          <w:lang w:eastAsia="en-IN" w:bidi="hi-IN"/>
+        </w:rPr>
+        <w:t>PAN card</w:t>
+      </w:r>
+    </w:p>
+    <w:p>
+      <w:pPr>
+        <w:numPr>
+          <w:ilvl w:val="1"/>
+          <w:numId w:val="34"/>
+        </w:numPr>
+        <w:spacing w:before="100" w:beforeAutospacing="1" w:after="100" w:afterAutospacing="1" w:line="240" w:lineRule="auto"/>
+        <w:rPr>
+          <w:rFonts w:ascii="Times New Roman" w:eastAsia="Times New Roman" w:hAnsi="Times New Roman" w:cs="Times New Roman"/>
+          <w:sz w:val="24"/>
+          <w:szCs w:val="24"/>
+          <w:lang w:eastAsia="en-IN" w:bidi="hi-IN"/>
+        </w:rPr>
+      </w:pPr>
+      <w:r>
+        <w:rPr>
+          <w:rFonts w:ascii="Times New Roman" w:eastAsia="Times New Roman" w:hAnsi="Times New Roman" w:cs="Times New Roman"/>
+          <w:sz w:val="24"/>
+          <w:szCs w:val="24"/>
+          <w:lang w:eastAsia="en-IN" w:bidi="hi-IN"/>
+        </w:rPr>
+        <w:t>Marksheet (PDF)</w:t>
+      </w:r>
+    </w:p>
+    <w:p>
+      <w:pPr>
+        <w:numPr>
+          <w:ilvl w:val="1"/>
+          <w:numId w:val="34"/>
+        </w:numPr>
+        <w:spacing w:before="100" w:beforeAutospacing="1" w:after="100" w:afterAutospacing="1" w:line="240" w:lineRule="auto"/>
+        <w:rPr>
+          <w:rFonts w:ascii="Times New Roman" w:eastAsia="Times New Roman" w:hAnsi="Times New Roman" w:cs="Times New Roman"/>
+          <w:sz w:val="24"/>
+          <w:szCs w:val="24"/>
+          <w:lang w:eastAsia="en-IN" w:bidi="hi-IN"/>
+        </w:rPr>
+      </w:pPr>
+      <w:r>
+        <w:rPr>
+          <w:rFonts w:ascii="Times New Roman" w:eastAsia="Times New Roman" w:hAnsi="Times New Roman" w:cs="Times New Roman"/>
+          <w:sz w:val="24"/>
+          <w:szCs w:val="24"/>
+          <w:lang w:eastAsia="en-IN" w:bidi="hi-IN"/>
+        </w:rPr>
+        <w:t>Resume (DOCX)</w:t>
+      </w:r>
+    </w:p>
+    <w:p>
+      <w:pPr>
+        <w:numPr>
+          <w:ilvl w:val="0"/>
+          <w:numId w:val="34"/>
+        </w:numPr>
+        <w:spacing w:before="100" w:beforeAutospacing="1" w:after="100" w:afterAutospacing="1" w:line="240" w:lineRule="auto"/>
+        <w:rPr>
+          <w:rFonts w:ascii="Times New Roman" w:eastAsia="Times New Roman" w:hAnsi="Times New Roman" w:cs="Times New Roman"/>
+          <w:sz w:val="24"/>
+          <w:szCs w:val="24"/>
+          <w:lang w:eastAsia="en-IN" w:bidi="hi-IN"/>
+        </w:rPr>
+      </w:pPr>
+      <w:r>
+        <w:rPr>
+          <w:rFonts w:ascii="Times New Roman" w:eastAsia="Times New Roman" w:hAnsi="Times New Roman" w:cs="Times New Roman"/>
+          <w:sz w:val="24"/>
+          <w:szCs w:val="24"/>
+          <w:lang w:eastAsia="en-IN" w:bidi="hi-IN"/>
+        </w:rPr>
+        <w:t xml:space="preserve">Files are </w:t>
+      </w:r>
+      <w:r>
+        <w:rPr>
+          <w:rFonts w:ascii="Times New Roman" w:eastAsia="Times New Roman" w:hAnsi="Times New Roman" w:cs="Times New Roman"/>
+          <w:b/>
+          <w:bCs/>
+          <w:sz w:val="24"/>
+          <w:szCs w:val="24"/>
+          <w:lang w:eastAsia="en-IN" w:bidi="hi-IN"/>
+        </w:rPr>
+        <w:t>encrypted before storage</w:t>
+      </w:r>
+    </w:p>
+    <w:p>
+      <w:pPr>
+        <w:spacing w:before="100" w:beforeAutospacing="1" w:after="100" w:afterAutospacing="1" w:line="240" w:lineRule="auto"/>
+        <w:outlineLvl w:val="2"/>
+        <w:rPr>
+          <w:rFonts w:ascii="Times New Roman" w:eastAsia="Times New Roman" w:hAnsi="Times New Roman" w:cs="Times New Roman"/>
+          <w:b/>
+          <w:bCs/>
+          <w:sz w:val="27"/>
+          <w:szCs w:val="27"/>
+          <w:lang w:eastAsia="en-IN" w:bidi="hi-IN"/>
+        </w:rPr>
+      </w:pPr>
+      <w:r>
+        <w:rPr>
+          <w:rFonts w:ascii="Segoe UI Emoji" w:eastAsia="Times New Roman" w:hAnsi="Segoe UI Emoji" w:cs="Segoe UI Emoji"/>
+          <w:b/>
+          <w:bCs/>
+          <w:sz w:val="27"/>
+          <w:szCs w:val="27"/>
+          <w:lang w:eastAsia="en-IN" w:bidi="hi-IN"/>
+        </w:rPr>
+        <w:t>🔹</w:t>
+      </w:r>
+      <w:r>
+        <w:rPr>
+          <w:rFonts w:ascii="Times New Roman" w:eastAsia="Times New Roman" w:hAnsi="Times New Roman" w:cs="Times New Roman"/>
+          <w:b/>
+          <w:bCs/>
+          <w:sz w:val="27"/>
+          <w:szCs w:val="27"/>
+          <w:lang w:eastAsia="en-IN" w:bidi="hi-IN"/>
+        </w:rPr>
+        <w:t xml:space="preserve"> Module 3 — (Future Work) Personal Finance Tracker</w:t>
+      </w:r>
+    </w:p>
+    <w:p>
+      <w:pPr>
+        <w:spacing w:before="100" w:beforeAutospacing="1" w:after="100" w:afterAutospacing="1" w:line="240" w:lineRule="auto"/>
+        <w:rPr>
+          <w:rFonts w:ascii="Times New Roman" w:eastAsia="Times New Roman" w:hAnsi="Times New Roman" w:cs="Times New Roman"/>
+          <w:sz w:val="24"/>
+          <w:szCs w:val="24"/>
+          <w:lang w:eastAsia="en-IN" w:bidi="hi-IN"/>
+        </w:rPr>
+      </w:pPr>
+      <w:r>
+        <w:rPr>
+          <w:rFonts w:ascii="Times New Roman" w:eastAsia="Times New Roman" w:hAnsi="Times New Roman" w:cs="Times New Roman"/>
+          <w:sz w:val="24"/>
+          <w:szCs w:val="24"/>
+          <w:lang w:eastAsia="en-IN" w:bidi="hi-IN"/>
+        </w:rPr>
+        <w:t>You can write in report:</w:t>
+      </w:r>
+    </w:p>
+    <w:p>
+      <w:pPr>
+        <w:spacing w:before="100" w:beforeAutospacing="1" w:after="100" w:afterAutospacing="1" w:line="240" w:lineRule="auto"/>
+        <w:rPr>
+          <w:rFonts w:ascii="Times New Roman" w:eastAsia="Times New Roman" w:hAnsi="Times New Roman" w:cs="Times New Roman"/>
+          <w:sz w:val="24"/>
+          <w:szCs w:val="24"/>
+          <w:lang w:eastAsia="en-IN" w:bidi="hi-IN"/>
+        </w:rPr>
+      </w:pPr>
+      <w:r>
+        <w:rPr>
+          <w:rFonts w:ascii="Times New Roman" w:eastAsia="Times New Roman" w:hAnsi="Times New Roman" w:cs="Times New Roman"/>
+          <w:sz w:val="24"/>
+          <w:szCs w:val="24"/>
+          <w:lang w:eastAsia="en-IN" w:bidi="hi-IN"/>
+        </w:rPr>
+        <w:t>“In future, the system can be extended to include secure personal finance tracking with encrypted transaction storage.”</w:t>
+      </w:r>
+    </w:p>
+    <w:p>
+      <w:pPr>
+        <w:spacing w:before="100" w:beforeAutospacing="1" w:after="100" w:afterAutospacing="1" w:line="240" w:lineRule="auto"/>
+        <w:rPr>
+          <w:rFonts w:ascii="Times New Roman" w:eastAsia="Times New Roman" w:hAnsi="Times New Roman" w:cs="Times New Roman"/>
+          <w:sz w:val="24"/>
+          <w:szCs w:val="24"/>
+          <w:lang w:eastAsia="en-IN" w:bidi="hi-IN"/>
+        </w:rPr>
+      </w:pPr>
+      <w:r>
+        <w:rPr>
+          <w:rFonts w:ascii="Times New Roman" w:eastAsia="Times New Roman" w:hAnsi="Times New Roman" w:cs="Times New Roman"/>
+          <w:sz w:val="24"/>
+          <w:szCs w:val="24"/>
+          <w:lang w:eastAsia="en-IN" w:bidi="hi-IN"/>
+        </w:rPr>
+        <w:t xml:space="preserve">This makes your project </w:t>
+      </w:r>
+      <w:r>
+        <w:rPr>
+          <w:rFonts w:ascii="Times New Roman" w:eastAsia="Times New Roman" w:hAnsi="Times New Roman" w:cs="Times New Roman"/>
+          <w:b/>
+          <w:bCs/>
+          <w:sz w:val="24"/>
+          <w:szCs w:val="24"/>
+          <w:lang w:eastAsia="en-IN" w:bidi="hi-IN"/>
+        </w:rPr>
+        <w:t>big, real, and innovative.</w:t>
+      </w:r>
+    </w:p>
+    <w:p>
+      <w:pPr>
+        <w:spacing w:after="0" w:line="240" w:lineRule="auto"/>
+        <w:rPr>
+          <w:rFonts w:ascii="Times New Roman" w:eastAsia="Times New Roman" w:hAnsi="Times New Roman" w:cs="Times New Roman"/>
+          <w:sz w:val="24"/>
+          <w:szCs w:val="24"/>
+          <w:lang w:eastAsia="en-IN" w:bidi="hi-IN"/>
+        </w:rPr>
+      </w:pPr>
+      <w:r>
+        <w:rPr>
+          <w:rFonts w:ascii="Times New Roman" w:eastAsia="Times New Roman" w:hAnsi="Times New Roman" w:cs="Times New Roman"/>
+          <w:sz w:val="24"/>
+          <w:szCs w:val="24"/>
+          <w:lang w:eastAsia="en-IN" w:bidi="hi-IN"/>
+        </w:rPr>
+        <w:pict w14:anchorId="4101FD86">
+          <v:rect id="_x0000_i1051" style="width:0;height:1.5pt" o:hralign="center" o:hrstd="t" o:hr="t" fillcolor="#a0a0a0" stroked="f"/>
+        </w:pict>
+      </w:r>
+    </w:p>
+    <w:p>
+      <w:pPr>
+        <w:spacing w:before="100" w:beforeAutospacing="1" w:after="100" w:afterAutospacing="1" w:line="240" w:lineRule="auto"/>
+        <w:outlineLvl w:val="0"/>
+        <w:rPr>
+          <w:rFonts w:ascii="Times New Roman" w:eastAsia="Times New Roman" w:hAnsi="Times New Roman" w:cs="Times New Roman"/>
+          <w:b/>
+          <w:bCs/>
+          <w:kern w:val="36"/>
+          <w:sz w:val="48"/>
+          <w:szCs w:val="48"/>
+          <w:lang w:eastAsia="en-IN" w:bidi="hi-IN"/>
+        </w:rPr>
+      </w:pPr>
+      <w:r>
+        <w:rPr>
+          <w:rFonts w:ascii="Segoe UI Emoji" w:eastAsia="Times New Roman" w:hAnsi="Segoe UI Emoji" w:cs="Segoe UI Emoji"/>
+          <w:b/>
+          <w:bCs/>
+          <w:kern w:val="36"/>
+          <w:sz w:val="48"/>
+          <w:szCs w:val="48"/>
+          <w:lang w:eastAsia="en-IN" w:bidi="hi-IN"/>
+        </w:rPr>
+        <w:t>👤</w:t>
+      </w:r>
+      <w:r>
+        <w:rPr>
+          <w:rFonts w:ascii="Times New Roman" w:eastAsia="Times New Roman" w:hAnsi="Times New Roman" w:cs="Times New Roman"/>
+          <w:b/>
+          <w:bCs/>
+          <w:kern w:val="36"/>
+          <w:sz w:val="48"/>
+          <w:szCs w:val="48"/>
+          <w:lang w:eastAsia="en-IN" w:bidi="hi-IN"/>
+        </w:rPr>
+        <w:t xml:space="preserve"> From USER perspective — now it makes perfect sense</w:t>
+      </w:r>
+    </w:p>
+    <w:p>
+      <w:pPr>
+        <w:spacing w:before="100" w:beforeAutospacing="1" w:after="100" w:afterAutospacing="1" w:line="240" w:lineRule="auto"/>
+        <w:rPr>
+          <w:rFonts w:ascii="Times New Roman" w:eastAsia="Times New Roman" w:hAnsi="Times New Roman" w:cs="Times New Roman"/>
+          <w:sz w:val="24"/>
+          <w:szCs w:val="24"/>
+          <w:lang w:eastAsia="en-IN" w:bidi="hi-IN"/>
+        </w:rPr>
+      </w:pPr>
+      <w:r>
+        <w:rPr>
+          <w:rFonts w:ascii="Times New Roman" w:eastAsia="Times New Roman" w:hAnsi="Times New Roman" w:cs="Times New Roman"/>
+          <w:sz w:val="24"/>
+          <w:szCs w:val="24"/>
+          <w:lang w:eastAsia="en-IN" w:bidi="hi-IN"/>
+        </w:rPr>
+        <w:t>A user would use your app because:</w:t>
+      </w:r>
+    </w:p>
+    <w:p>
+      <w:pPr>
+        <w:numPr>
+          <w:ilvl w:val="0"/>
+          <w:numId w:val="35"/>
+        </w:numPr>
+        <w:spacing w:before="100" w:beforeAutospacing="1" w:after="100" w:afterAutospacing="1" w:line="240" w:lineRule="auto"/>
+        <w:rPr>
+          <w:rFonts w:ascii="Times New Roman" w:eastAsia="Times New Roman" w:hAnsi="Times New Roman" w:cs="Times New Roman"/>
+          <w:sz w:val="24"/>
+          <w:szCs w:val="24"/>
+          <w:lang w:eastAsia="en-IN" w:bidi="hi-IN"/>
+        </w:rPr>
+      </w:pPr>
+      <w:r>
+        <w:rPr>
+          <w:rFonts w:ascii="Times New Roman" w:eastAsia="Times New Roman" w:hAnsi="Times New Roman" w:cs="Times New Roman"/>
+          <w:sz w:val="24"/>
+          <w:szCs w:val="24"/>
+          <w:lang w:eastAsia="en-IN" w:bidi="hi-IN"/>
+        </w:rPr>
+        <w:t xml:space="preserve">It is a </w:t>
+      </w:r>
+      <w:r>
+        <w:rPr>
+          <w:rFonts w:ascii="Times New Roman" w:eastAsia="Times New Roman" w:hAnsi="Times New Roman" w:cs="Times New Roman"/>
+          <w:b/>
+          <w:bCs/>
+          <w:sz w:val="24"/>
+          <w:szCs w:val="24"/>
+          <w:lang w:eastAsia="en-IN" w:bidi="hi-IN"/>
+        </w:rPr>
+        <w:t>single secure place</w:t>
+      </w:r>
+      <w:r>
+        <w:rPr>
+          <w:rFonts w:ascii="Times New Roman" w:eastAsia="Times New Roman" w:hAnsi="Times New Roman" w:cs="Times New Roman"/>
+          <w:sz w:val="24"/>
+          <w:szCs w:val="24"/>
+          <w:lang w:eastAsia="en-IN" w:bidi="hi-IN"/>
+        </w:rPr>
+        <w:t xml:space="preserve"> for:</w:t>
+      </w:r>
+    </w:p>
+    <w:p>
+      <w:pPr>
+        <w:numPr>
+          <w:ilvl w:val="1"/>
+          <w:numId w:val="35"/>
+        </w:numPr>
+        <w:spacing w:before="100" w:beforeAutospacing="1" w:after="100" w:afterAutospacing="1" w:line="240" w:lineRule="auto"/>
+        <w:rPr>
+          <w:rFonts w:ascii="Times New Roman" w:eastAsia="Times New Roman" w:hAnsi="Times New Roman" w:cs="Times New Roman"/>
+          <w:sz w:val="24"/>
+          <w:szCs w:val="24"/>
+          <w:lang w:eastAsia="en-IN" w:bidi="hi-IN"/>
+        </w:rPr>
+      </w:pPr>
+      <w:r>
+        <w:rPr>
+          <w:rFonts w:ascii="Times New Roman" w:eastAsia="Times New Roman" w:hAnsi="Times New Roman" w:cs="Times New Roman"/>
+          <w:sz w:val="24"/>
+          <w:szCs w:val="24"/>
+          <w:lang w:eastAsia="en-IN" w:bidi="hi-IN"/>
+        </w:rPr>
+        <w:t>Passwords</w:t>
+      </w:r>
+    </w:p>
+    <w:p>
+      <w:pPr>
+        <w:numPr>
+          <w:ilvl w:val="1"/>
+          <w:numId w:val="35"/>
+        </w:numPr>
+        <w:spacing w:before="100" w:beforeAutospacing="1" w:after="100" w:afterAutospacing="1" w:line="240" w:lineRule="auto"/>
+        <w:rPr>
+          <w:rFonts w:ascii="Times New Roman" w:eastAsia="Times New Roman" w:hAnsi="Times New Roman" w:cs="Times New Roman"/>
+          <w:sz w:val="24"/>
+          <w:szCs w:val="24"/>
+          <w:lang w:eastAsia="en-IN" w:bidi="hi-IN"/>
+        </w:rPr>
+      </w:pPr>
+      <w:r>
+        <w:rPr>
+          <w:rFonts w:ascii="Times New Roman" w:eastAsia="Times New Roman" w:hAnsi="Times New Roman" w:cs="Times New Roman"/>
+          <w:sz w:val="24"/>
+          <w:szCs w:val="24"/>
+          <w:lang w:eastAsia="en-IN" w:bidi="hi-IN"/>
+        </w:rPr>
+        <w:t>Important documents</w:t>
+      </w:r>
+    </w:p>
+    <w:p>
+      <w:pPr>
+        <w:numPr>
+          <w:ilvl w:val="1"/>
+          <w:numId w:val="35"/>
+        </w:numPr>
+        <w:spacing w:before="100" w:beforeAutospacing="1" w:after="100" w:afterAutospacing="1" w:line="240" w:lineRule="auto"/>
+        <w:rPr>
+          <w:rFonts w:ascii="Times New Roman" w:eastAsia="Times New Roman" w:hAnsi="Times New Roman" w:cs="Times New Roman"/>
+          <w:sz w:val="24"/>
+          <w:szCs w:val="24"/>
+          <w:lang w:eastAsia="en-IN" w:bidi="hi-IN"/>
+        </w:rPr>
+      </w:pPr>
+      <w:r>
+        <w:rPr>
+          <w:rFonts w:ascii="Times New Roman" w:eastAsia="Times New Roman" w:hAnsi="Times New Roman" w:cs="Times New Roman"/>
+          <w:sz w:val="24"/>
+          <w:szCs w:val="24"/>
+          <w:lang w:eastAsia="en-IN" w:bidi="hi-IN"/>
+        </w:rPr>
+        <w:t>Personal files</w:t>
+      </w:r>
+    </w:p>
+    <w:p>
+      <w:pPr>
+        <w:spacing w:before="100" w:beforeAutospacing="1" w:after="100" w:afterAutospacing="1" w:line="240" w:lineRule="auto"/>
+        <w:rPr>
+          <w:rFonts w:ascii="Times New Roman" w:eastAsia="Times New Roman" w:hAnsi="Times New Roman" w:cs="Times New Roman"/>
+          <w:sz w:val="24"/>
+          <w:szCs w:val="24"/>
+          <w:lang w:eastAsia="en-IN" w:bidi="hi-IN"/>
+        </w:rPr>
+      </w:pPr>
+      <w:r>
+        <w:rPr>
+          <w:rFonts w:ascii="Times New Roman" w:eastAsia="Times New Roman" w:hAnsi="Times New Roman" w:cs="Times New Roman"/>
+          <w:sz w:val="24"/>
+          <w:szCs w:val="24"/>
+          <w:lang w:eastAsia="en-IN" w:bidi="hi-IN"/>
+        </w:rPr>
+        <w:t>They don’t need:</w:t>
+      </w:r>
+    </w:p>
+    <w:p>
+      <w:pPr>
+        <w:numPr>
+          <w:ilvl w:val="0"/>
+          <w:numId w:val="36"/>
+        </w:numPr>
+        <w:spacing w:before="100" w:beforeAutospacing="1" w:after="100" w:afterAutospacing="1" w:line="240" w:lineRule="auto"/>
+        <w:rPr>
+          <w:rFonts w:ascii="Times New Roman" w:eastAsia="Times New Roman" w:hAnsi="Times New Roman" w:cs="Times New Roman"/>
+          <w:sz w:val="24"/>
+          <w:szCs w:val="24"/>
+          <w:lang w:eastAsia="en-IN" w:bidi="hi-IN"/>
+        </w:rPr>
+      </w:pPr>
+      <w:r>
+        <w:rPr>
+          <w:rFonts w:ascii="Times New Roman" w:eastAsia="Times New Roman" w:hAnsi="Times New Roman" w:cs="Times New Roman"/>
+          <w:sz w:val="24"/>
+          <w:szCs w:val="24"/>
+          <w:lang w:eastAsia="en-IN" w:bidi="hi-IN"/>
+        </w:rPr>
+        <w:lastRenderedPageBreak/>
+        <w:t>WhatsApp notes</w:t>
+      </w:r>
+    </w:p>
+    <w:p>
+      <w:pPr>
+        <w:numPr>
+          <w:ilvl w:val="0"/>
+          <w:numId w:val="36"/>
+        </w:numPr>
+        <w:spacing w:before="100" w:beforeAutospacing="1" w:after="100" w:afterAutospacing="1" w:line="240" w:lineRule="auto"/>
+        <w:rPr>
+          <w:rFonts w:ascii="Times New Roman" w:eastAsia="Times New Roman" w:hAnsi="Times New Roman" w:cs="Times New Roman"/>
+          <w:sz w:val="24"/>
+          <w:szCs w:val="24"/>
+          <w:lang w:eastAsia="en-IN" w:bidi="hi-IN"/>
+        </w:rPr>
+      </w:pPr>
+      <w:r>
+        <w:rPr>
+          <w:rFonts w:ascii="Times New Roman" w:eastAsia="Times New Roman" w:hAnsi="Times New Roman" w:cs="Times New Roman"/>
+          <w:sz w:val="24"/>
+          <w:szCs w:val="24"/>
+          <w:lang w:eastAsia="en-IN" w:bidi="hi-IN"/>
+        </w:rPr>
+        <w:t>Google Drive</w:t>
+      </w:r>
+    </w:p>
+    <w:p>
+      <w:pPr>
+        <w:numPr>
+          <w:ilvl w:val="0"/>
+          <w:numId w:val="36"/>
+        </w:numPr>
+        <w:spacing w:before="100" w:beforeAutospacing="1" w:after="100" w:afterAutospacing="1" w:line="240" w:lineRule="auto"/>
+        <w:rPr>
+          <w:rFonts w:ascii="Times New Roman" w:eastAsia="Times New Roman" w:hAnsi="Times New Roman" w:cs="Times New Roman"/>
+          <w:sz w:val="24"/>
+          <w:szCs w:val="24"/>
+          <w:lang w:eastAsia="en-IN" w:bidi="hi-IN"/>
+        </w:rPr>
+      </w:pPr>
+      <w:r>
+        <w:rPr>
+          <w:rFonts w:ascii="Times New Roman" w:eastAsia="Times New Roman" w:hAnsi="Times New Roman" w:cs="Times New Roman"/>
+          <w:sz w:val="24"/>
+          <w:szCs w:val="24"/>
+          <w:lang w:eastAsia="en-IN" w:bidi="hi-IN"/>
+        </w:rPr>
+        <w:t>Random folders</w:t>
+      </w:r>
+    </w:p>
+    <w:p>
+      <w:pPr>
+        <w:spacing w:before="100" w:beforeAutospacing="1" w:after="100" w:afterAutospacing="1" w:line="240" w:lineRule="auto"/>
+        <w:rPr>
+          <w:rFonts w:ascii="Times New Roman" w:eastAsia="Times New Roman" w:hAnsi="Times New Roman" w:cs="Times New Roman"/>
+          <w:sz w:val="24"/>
+          <w:szCs w:val="24"/>
+          <w:lang w:eastAsia="en-IN" w:bidi="hi-IN"/>
+        </w:rPr>
+      </w:pPr>
+      <w:r>
+        <w:rPr>
+          <w:rFonts w:ascii="Times New Roman" w:eastAsia="Times New Roman" w:hAnsi="Times New Roman" w:cs="Times New Roman"/>
+          <w:sz w:val="24"/>
+          <w:szCs w:val="24"/>
+          <w:lang w:eastAsia="en-IN" w:bidi="hi-IN"/>
+        </w:rPr>
+        <w:t xml:space="preserve">Everything is in </w:t>
+      </w:r>
+      <w:r>
+        <w:rPr>
+          <w:rFonts w:ascii="Times New Roman" w:eastAsia="Times New Roman" w:hAnsi="Times New Roman" w:cs="Times New Roman"/>
+          <w:b/>
+          <w:bCs/>
+          <w:sz w:val="24"/>
+          <w:szCs w:val="24"/>
+          <w:lang w:eastAsia="en-IN" w:bidi="hi-IN"/>
+        </w:rPr>
+        <w:t>one secure vault.</w:t>
+      </w:r>
+    </w:p>
+    <w:p>
+      <w:pPr>
+        <w:spacing w:after="0" w:line="240" w:lineRule="auto"/>
+        <w:rPr>
+          <w:rFonts w:ascii="Times New Roman" w:eastAsia="Times New Roman" w:hAnsi="Times New Roman" w:cs="Times New Roman"/>
+          <w:sz w:val="24"/>
+          <w:szCs w:val="24"/>
+          <w:lang w:eastAsia="en-IN" w:bidi="hi-IN"/>
+        </w:rPr>
+      </w:pPr>
+      <w:r>
+        <w:rPr>
+          <w:rFonts w:ascii="Times New Roman" w:eastAsia="Times New Roman" w:hAnsi="Times New Roman" w:cs="Times New Roman"/>
+          <w:sz w:val="24"/>
+          <w:szCs w:val="24"/>
+          <w:lang w:eastAsia="en-IN" w:bidi="hi-IN"/>
+        </w:rPr>
+        <w:pict w14:anchorId="0467C431">
+          <v:rect id="_x0000_i1052" style="width:0;height:1.5pt" o:hralign="center" o:hrstd="t" o:hr="t" fillcolor="#a0a0a0" stroked="f"/>
+        </w:pict>
+      </w:r>
+    </w:p>
+    <w:p>
+      <w:pPr>
+        <w:spacing w:before="100" w:beforeAutospacing="1" w:after="100" w:afterAutospacing="1" w:line="240" w:lineRule="auto"/>
+        <w:outlineLvl w:val="0"/>
+        <w:rPr>
+          <w:rFonts w:ascii="Times New Roman" w:eastAsia="Times New Roman" w:hAnsi="Times New Roman" w:cs="Times New Roman"/>
+          <w:b/>
+          <w:bCs/>
+          <w:kern w:val="36"/>
+          <w:sz w:val="48"/>
+          <w:szCs w:val="48"/>
+          <w:lang w:eastAsia="en-IN" w:bidi="hi-IN"/>
+        </w:rPr>
+      </w:pPr>
+      <w:r>
+        <w:rPr>
+          <w:rFonts w:ascii="Segoe UI Emoji" w:eastAsia="Times New Roman" w:hAnsi="Segoe UI Emoji" w:cs="Segoe UI Emoji"/>
+          <w:b/>
+          <w:bCs/>
+          <w:kern w:val="36"/>
+          <w:sz w:val="48"/>
+          <w:szCs w:val="48"/>
+          <w:lang w:eastAsia="en-IN" w:bidi="hi-IN"/>
+        </w:rPr>
+        <w:t>🧾</w:t>
+      </w:r>
+      <w:r>
+        <w:rPr>
+          <w:rFonts w:ascii="Times New Roman" w:eastAsia="Times New Roman" w:hAnsi="Times New Roman" w:cs="Times New Roman"/>
+          <w:b/>
+          <w:bCs/>
+          <w:kern w:val="36"/>
+          <w:sz w:val="48"/>
+          <w:szCs w:val="48"/>
+          <w:lang w:eastAsia="en-IN" w:bidi="hi-IN"/>
+        </w:rPr>
+        <w:t xml:space="preserve"> What you can write in your project report (ready line)</w:t>
+      </w:r>
+    </w:p>
+    <w:p>
+      <w:pPr>
+        <w:spacing w:before="100" w:beforeAutospacing="1" w:after="100" w:afterAutospacing="1" w:line="240" w:lineRule="auto"/>
+        <w:rPr>
+          <w:rFonts w:ascii="Times New Roman" w:eastAsia="Times New Roman" w:hAnsi="Times New Roman" w:cs="Times New Roman"/>
+          <w:sz w:val="24"/>
+          <w:szCs w:val="24"/>
+          <w:lang w:eastAsia="en-IN" w:bidi="hi-IN"/>
+        </w:rPr>
+      </w:pPr>
+      <w:r>
+        <w:rPr>
+          <w:rFonts w:ascii="Times New Roman" w:eastAsia="Times New Roman" w:hAnsi="Times New Roman" w:cs="Times New Roman"/>
+          <w:sz w:val="24"/>
+          <w:szCs w:val="24"/>
+          <w:lang w:eastAsia="en-IN" w:bidi="hi-IN"/>
+        </w:rPr>
+        <w:t>You can copy this:</w:t>
+      </w:r>
+    </w:p>
+    <w:p>
+      <w:pPr>
+        <w:spacing w:before="100" w:beforeAutospacing="1" w:after="100" w:afterAutospacing="1" w:line="240" w:lineRule="auto"/>
+        <w:rPr>
+          <w:rFonts w:ascii="Times New Roman" w:eastAsia="Times New Roman" w:hAnsi="Times New Roman" w:cs="Times New Roman"/>
+          <w:sz w:val="24"/>
+          <w:szCs w:val="24"/>
+          <w:lang w:eastAsia="en-IN" w:bidi="hi-IN"/>
+        </w:rPr>
+      </w:pPr>
+      <w:r>
+        <w:rPr>
+          <w:rFonts w:ascii="Times New Roman" w:eastAsia="Times New Roman" w:hAnsi="Times New Roman" w:cs="Times New Roman"/>
+          <w:sz w:val="24"/>
+          <w:szCs w:val="24"/>
+          <w:lang w:eastAsia="en-IN" w:bidi="hi-IN"/>
+        </w:rPr>
+        <w:t>“The system provides a secure digital vault where users can safely store their sensitive credentials and personal documents. All files are encrypted using AES encryption before storage, ensuring that even database administrators or unauthorized persons cannot access the original data. This enhances privacy, trust, and security for end users.”</w:t>
+      </w:r>
+    </w:p>
+    <w:p>
+      <w:pPr>
+        <w:rPr>
+          <w:rFonts w:asciiTheme="majorHAnsi" w:hAnsiTheme="majorHAnsi"/>
+        </w:rPr>
+      </w:pPr>
+    </w:p>
     <w:sectPr>
       <w:pgSz w:w="11906" w:h="16838"/>
       <w:pgMar w:top="720" w:right="720" w:bottom="720" w:left="720" w:header="708" w:footer="708" w:gutter="0"/>
@@ -5258,6 +9806,570 @@
     </w:lvl>
   </w:abstractNum>
   <w:abstractNum w:abstractNumId="1" w15:restartNumberingAfterBreak="0">
+    <w:nsid w:val="051C2940"/>
+    <w:multiLevelType w:val="multilevel"/>
+    <w:tmpl w:val="5D8C55C8"/>
+    <w:lvl w:ilvl="0">
+      <w:start w:val="1"/>
+      <w:numFmt w:val="bullet"/>
+      <w:lvlText w:val=""/>
+      <w:lvlJc w:val="left"/>
+      <w:pPr>
+        <w:tabs>
+          <w:tab w:val="num" w:pos="720"/>
+        </w:tabs>
+        <w:ind w:left="720" w:hanging="360"/>
+      </w:pPr>
+      <w:rPr>
+        <w:rFonts w:ascii="Symbol" w:hAnsi="Symbol" w:hint="default"/>
+        <w:sz w:val="20"/>
+      </w:rPr>
+    </w:lvl>
+    <w:lvl w:ilvl="1" w:tentative="1">
+      <w:start w:val="1"/>
+      <w:numFmt w:val="bullet"/>
+      <w:lvlText w:val="o"/>
+      <w:lvlJc w:val="left"/>
+      <w:pPr>
+        <w:tabs>
+          <w:tab w:val="num" w:pos="1440"/>
+        </w:tabs>
+        <w:ind w:left="1440" w:hanging="360"/>
+      </w:pPr>
+      <w:rPr>
+        <w:rFonts w:ascii="Courier New" w:hAnsi="Courier New" w:hint="default"/>
+        <w:sz w:val="20"/>
+      </w:rPr>
+    </w:lvl>
+    <w:lvl w:ilvl="2" w:tentative="1">
+      <w:start w:val="1"/>
+      <w:numFmt w:val="bullet"/>
+      <w:lvlText w:val=""/>
+      <w:lvlJc w:val="left"/>
+      <w:pPr>
+        <w:tabs>
+          <w:tab w:val="num" w:pos="2160"/>
+        </w:tabs>
+        <w:ind w:left="2160" w:hanging="360"/>
+      </w:pPr>
+      <w:rPr>
+        <w:rFonts w:ascii="Wingdings" w:hAnsi="Wingdings" w:hint="default"/>
+        <w:sz w:val="20"/>
+      </w:rPr>
+    </w:lvl>
+    <w:lvl w:ilvl="3" w:tentative="1">
+      <w:start w:val="1"/>
+      <w:numFmt w:val="bullet"/>
+      <w:lvlText w:val=""/>
+      <w:lvlJc w:val="left"/>
+      <w:pPr>
+        <w:tabs>
+          <w:tab w:val="num" w:pos="2880"/>
+        </w:tabs>
+        <w:ind w:left="2880" w:hanging="360"/>
+      </w:pPr>
+      <w:rPr>
+        <w:rFonts w:ascii="Wingdings" w:hAnsi="Wingdings" w:hint="default"/>
+        <w:sz w:val="20"/>
+      </w:rPr>
+    </w:lvl>
+    <w:lvl w:ilvl="4" w:tentative="1">
+      <w:start w:val="1"/>
+      <w:numFmt w:val="bullet"/>
+      <w:lvlText w:val=""/>
+      <w:lvlJc w:val="left"/>
+      <w:pPr>
+        <w:tabs>
+          <w:tab w:val="num" w:pos="3600"/>
+        </w:tabs>
+        <w:ind w:left="3600" w:hanging="360"/>
+      </w:pPr>
+      <w:rPr>
+        <w:rFonts w:ascii="Wingdings" w:hAnsi="Wingdings" w:hint="default"/>
+        <w:sz w:val="20"/>
+      </w:rPr>
+    </w:lvl>
+    <w:lvl w:ilvl="5" w:tentative="1">
+      <w:start w:val="1"/>
+      <w:numFmt w:val="bullet"/>
+      <w:lvlText w:val=""/>
+      <w:lvlJc w:val="left"/>
+      <w:pPr>
+        <w:tabs>
+          <w:tab w:val="num" w:pos="4320"/>
+        </w:tabs>
+        <w:ind w:left="4320" w:hanging="360"/>
+      </w:pPr>
+      <w:rPr>
+        <w:rFonts w:ascii="Wingdings" w:hAnsi="Wingdings" w:hint="default"/>
+        <w:sz w:val="20"/>
+      </w:rPr>
+    </w:lvl>
+    <w:lvl w:ilvl="6" w:tentative="1">
+      <w:start w:val="1"/>
+      <w:numFmt w:val="bullet"/>
+      <w:lvlText w:val=""/>
+      <w:lvlJc w:val="left"/>
+      <w:pPr>
+        <w:tabs>
+          <w:tab w:val="num" w:pos="5040"/>
+        </w:tabs>
+        <w:ind w:left="5040" w:hanging="360"/>
+      </w:pPr>
+      <w:rPr>
+        <w:rFonts w:ascii="Wingdings" w:hAnsi="Wingdings" w:hint="default"/>
+        <w:sz w:val="20"/>
+      </w:rPr>
+    </w:lvl>
+    <w:lvl w:ilvl="7" w:tentative="1">
+      <w:start w:val="1"/>
+      <w:numFmt w:val="bullet"/>
+      <w:lvlText w:val=""/>
+      <w:lvlJc w:val="left"/>
+      <w:pPr>
+        <w:tabs>
+          <w:tab w:val="num" w:pos="5760"/>
+        </w:tabs>
+        <w:ind w:left="5760" w:hanging="360"/>
+      </w:pPr>
+      <w:rPr>
+        <w:rFonts w:ascii="Wingdings" w:hAnsi="Wingdings" w:hint="default"/>
+        <w:sz w:val="20"/>
+      </w:rPr>
+    </w:lvl>
+    <w:lvl w:ilvl="8" w:tentative="1">
+      <w:start w:val="1"/>
+      <w:numFmt w:val="bullet"/>
+      <w:lvlText w:val=""/>
+      <w:lvlJc w:val="left"/>
+      <w:pPr>
+        <w:tabs>
+          <w:tab w:val="num" w:pos="6480"/>
+        </w:tabs>
+        <w:ind w:left="6480" w:hanging="360"/>
+      </w:pPr>
+      <w:rPr>
+        <w:rFonts w:ascii="Wingdings" w:hAnsi="Wingdings" w:hint="default"/>
+        <w:sz w:val="20"/>
+      </w:rPr>
+    </w:lvl>
+  </w:abstractNum>
+  <w:abstractNum w:abstractNumId="2" w15:restartNumberingAfterBreak="0">
+    <w:nsid w:val="073B211D"/>
+    <w:multiLevelType w:val="multilevel"/>
+    <w:tmpl w:val="38BE644C"/>
+    <w:lvl w:ilvl="0">
+      <w:start w:val="1"/>
+      <w:numFmt w:val="bullet"/>
+      <w:lvlText w:val=""/>
+      <w:lvlJc w:val="left"/>
+      <w:pPr>
+        <w:tabs>
+          <w:tab w:val="num" w:pos="720"/>
+        </w:tabs>
+        <w:ind w:left="720" w:hanging="360"/>
+      </w:pPr>
+      <w:rPr>
+        <w:rFonts w:ascii="Symbol" w:hAnsi="Symbol" w:hint="default"/>
+        <w:sz w:val="20"/>
+      </w:rPr>
+    </w:lvl>
+    <w:lvl w:ilvl="1" w:tentative="1">
+      <w:start w:val="1"/>
+      <w:numFmt w:val="bullet"/>
+      <w:lvlText w:val="o"/>
+      <w:lvlJc w:val="left"/>
+      <w:pPr>
+        <w:tabs>
+          <w:tab w:val="num" w:pos="1440"/>
+        </w:tabs>
+        <w:ind w:left="1440" w:hanging="360"/>
+      </w:pPr>
+      <w:rPr>
+        <w:rFonts w:ascii="Courier New" w:hAnsi="Courier New" w:hint="default"/>
+        <w:sz w:val="20"/>
+      </w:rPr>
+    </w:lvl>
+    <w:lvl w:ilvl="2" w:tentative="1">
+      <w:start w:val="1"/>
+      <w:numFmt w:val="bullet"/>
+      <w:lvlText w:val=""/>
+      <w:lvlJc w:val="left"/>
+      <w:pPr>
+        <w:tabs>
+          <w:tab w:val="num" w:pos="2160"/>
+        </w:tabs>
+        <w:ind w:left="2160" w:hanging="360"/>
+      </w:pPr>
+      <w:rPr>
+        <w:rFonts w:ascii="Wingdings" w:hAnsi="Wingdings" w:hint="default"/>
+        <w:sz w:val="20"/>
+      </w:rPr>
+    </w:lvl>
+    <w:lvl w:ilvl="3" w:tentative="1">
+      <w:start w:val="1"/>
+      <w:numFmt w:val="bullet"/>
+      <w:lvlText w:val=""/>
+      <w:lvlJc w:val="left"/>
+      <w:pPr>
+        <w:tabs>
+          <w:tab w:val="num" w:pos="2880"/>
+        </w:tabs>
+        <w:ind w:left="2880" w:hanging="360"/>
+      </w:pPr>
+      <w:rPr>
+        <w:rFonts w:ascii="Wingdings" w:hAnsi="Wingdings" w:hint="default"/>
+        <w:sz w:val="20"/>
+      </w:rPr>
+    </w:lvl>
+    <w:lvl w:ilvl="4" w:tentative="1">
+      <w:start w:val="1"/>
+      <w:numFmt w:val="bullet"/>
+      <w:lvlText w:val=""/>
+      <w:lvlJc w:val="left"/>
+      <w:pPr>
+        <w:tabs>
+          <w:tab w:val="num" w:pos="3600"/>
+        </w:tabs>
+        <w:ind w:left="3600" w:hanging="360"/>
+      </w:pPr>
+      <w:rPr>
+        <w:rFonts w:ascii="Wingdings" w:hAnsi="Wingdings" w:hint="default"/>
+        <w:sz w:val="20"/>
+      </w:rPr>
+    </w:lvl>
+    <w:lvl w:ilvl="5" w:tentative="1">
+      <w:start w:val="1"/>
+      <w:numFmt w:val="bullet"/>
+      <w:lvlText w:val=""/>
+      <w:lvlJc w:val="left"/>
+      <w:pPr>
+        <w:tabs>
+          <w:tab w:val="num" w:pos="4320"/>
+        </w:tabs>
+        <w:ind w:left="4320" w:hanging="360"/>
+      </w:pPr>
+      <w:rPr>
+        <w:rFonts w:ascii="Wingdings" w:hAnsi="Wingdings" w:hint="default"/>
+        <w:sz w:val="20"/>
+      </w:rPr>
+    </w:lvl>
+    <w:lvl w:ilvl="6" w:tentative="1">
+      <w:start w:val="1"/>
+      <w:numFmt w:val="bullet"/>
+      <w:lvlText w:val=""/>
+      <w:lvlJc w:val="left"/>
+      <w:pPr>
+        <w:tabs>
+          <w:tab w:val="num" w:pos="5040"/>
+        </w:tabs>
+        <w:ind w:left="5040" w:hanging="360"/>
+      </w:pPr>
+      <w:rPr>
+        <w:rFonts w:ascii="Wingdings" w:hAnsi="Wingdings" w:hint="default"/>
+        <w:sz w:val="20"/>
+      </w:rPr>
+    </w:lvl>
+    <w:lvl w:ilvl="7" w:tentative="1">
+      <w:start w:val="1"/>
+      <w:numFmt w:val="bullet"/>
+      <w:lvlText w:val=""/>
+      <w:lvlJc w:val="left"/>
+      <w:pPr>
+        <w:tabs>
+          <w:tab w:val="num" w:pos="5760"/>
+        </w:tabs>
+        <w:ind w:left="5760" w:hanging="360"/>
+      </w:pPr>
+      <w:rPr>
+        <w:rFonts w:ascii="Wingdings" w:hAnsi="Wingdings" w:hint="default"/>
+        <w:sz w:val="20"/>
+      </w:rPr>
+    </w:lvl>
+    <w:lvl w:ilvl="8" w:tentative="1">
+      <w:start w:val="1"/>
+      <w:numFmt w:val="bullet"/>
+      <w:lvlText w:val=""/>
+      <w:lvlJc w:val="left"/>
+      <w:pPr>
+        <w:tabs>
+          <w:tab w:val="num" w:pos="6480"/>
+        </w:tabs>
+        <w:ind w:left="6480" w:hanging="360"/>
+      </w:pPr>
+      <w:rPr>
+        <w:rFonts w:ascii="Wingdings" w:hAnsi="Wingdings" w:hint="default"/>
+        <w:sz w:val="20"/>
+      </w:rPr>
+    </w:lvl>
+  </w:abstractNum>
+  <w:abstractNum w:abstractNumId="3" w15:restartNumberingAfterBreak="0">
+    <w:nsid w:val="082A64B9"/>
+    <w:multiLevelType w:val="multilevel"/>
+    <w:tmpl w:val="9FAACE9E"/>
+    <w:lvl w:ilvl="0">
+      <w:start w:val="1"/>
+      <w:numFmt w:val="bullet"/>
+      <w:lvlText w:val=""/>
+      <w:lvlJc w:val="left"/>
+      <w:pPr>
+        <w:tabs>
+          <w:tab w:val="num" w:pos="720"/>
+        </w:tabs>
+        <w:ind w:left="720" w:hanging="360"/>
+      </w:pPr>
+      <w:rPr>
+        <w:rFonts w:ascii="Symbol" w:hAnsi="Symbol" w:hint="default"/>
+        <w:sz w:val="20"/>
+      </w:rPr>
+    </w:lvl>
+    <w:lvl w:ilvl="1" w:tentative="1">
+      <w:start w:val="1"/>
+      <w:numFmt w:val="bullet"/>
+      <w:lvlText w:val="o"/>
+      <w:lvlJc w:val="left"/>
+      <w:pPr>
+        <w:tabs>
+          <w:tab w:val="num" w:pos="1440"/>
+        </w:tabs>
+        <w:ind w:left="1440" w:hanging="360"/>
+      </w:pPr>
+      <w:rPr>
+        <w:rFonts w:ascii="Courier New" w:hAnsi="Courier New" w:hint="default"/>
+        <w:sz w:val="20"/>
+      </w:rPr>
+    </w:lvl>
+    <w:lvl w:ilvl="2" w:tentative="1">
+      <w:start w:val="1"/>
+      <w:numFmt w:val="bullet"/>
+      <w:lvlText w:val=""/>
+      <w:lvlJc w:val="left"/>
+      <w:pPr>
+        <w:tabs>
+          <w:tab w:val="num" w:pos="2160"/>
+        </w:tabs>
+        <w:ind w:left="2160" w:hanging="360"/>
+      </w:pPr>
+      <w:rPr>
+        <w:rFonts w:ascii="Wingdings" w:hAnsi="Wingdings" w:hint="default"/>
+        <w:sz w:val="20"/>
+      </w:rPr>
+    </w:lvl>
+    <w:lvl w:ilvl="3" w:tentative="1">
+      <w:start w:val="1"/>
+      <w:numFmt w:val="bullet"/>
+      <w:lvlText w:val=""/>
+      <w:lvlJc w:val="left"/>
+      <w:pPr>
+        <w:tabs>
+          <w:tab w:val="num" w:pos="2880"/>
+        </w:tabs>
+        <w:ind w:left="2880" w:hanging="360"/>
+      </w:pPr>
+      <w:rPr>
+        <w:rFonts w:ascii="Wingdings" w:hAnsi="Wingdings" w:hint="default"/>
+        <w:sz w:val="20"/>
+      </w:rPr>
+    </w:lvl>
+    <w:lvl w:ilvl="4" w:tentative="1">
+      <w:start w:val="1"/>
+      <w:numFmt w:val="bullet"/>
+      <w:lvlText w:val=""/>
+      <w:lvlJc w:val="left"/>
+      <w:pPr>
+        <w:tabs>
+          <w:tab w:val="num" w:pos="3600"/>
+        </w:tabs>
+        <w:ind w:left="3600" w:hanging="360"/>
+      </w:pPr>
+      <w:rPr>
+        <w:rFonts w:ascii="Wingdings" w:hAnsi="Wingdings" w:hint="default"/>
+        <w:sz w:val="20"/>
+      </w:rPr>
+    </w:lvl>
+    <w:lvl w:ilvl="5" w:tentative="1">
+      <w:start w:val="1"/>
+      <w:numFmt w:val="bullet"/>
+      <w:lvlText w:val=""/>
+      <w:lvlJc w:val="left"/>
+      <w:pPr>
+        <w:tabs>
+          <w:tab w:val="num" w:pos="4320"/>
+        </w:tabs>
+        <w:ind w:left="4320" w:hanging="360"/>
+      </w:pPr>
+      <w:rPr>
+        <w:rFonts w:ascii="Wingdings" w:hAnsi="Wingdings" w:hint="default"/>
+        <w:sz w:val="20"/>
+      </w:rPr>
+    </w:lvl>
+    <w:lvl w:ilvl="6" w:tentative="1">
+      <w:start w:val="1"/>
+      <w:numFmt w:val="bullet"/>
+      <w:lvlText w:val=""/>
+      <w:lvlJc w:val="left"/>
+      <w:pPr>
+        <w:tabs>
+          <w:tab w:val="num" w:pos="5040"/>
+        </w:tabs>
+        <w:ind w:left="5040" w:hanging="360"/>
+      </w:pPr>
+      <w:rPr>
+        <w:rFonts w:ascii="Wingdings" w:hAnsi="Wingdings" w:hint="default"/>
+        <w:sz w:val="20"/>
+      </w:rPr>
+    </w:lvl>
+    <w:lvl w:ilvl="7" w:tentative="1">
+      <w:start w:val="1"/>
+      <w:numFmt w:val="bullet"/>
+      <w:lvlText w:val=""/>
+      <w:lvlJc w:val="left"/>
+      <w:pPr>
+        <w:tabs>
+          <w:tab w:val="num" w:pos="5760"/>
+        </w:tabs>
+        <w:ind w:left="5760" w:hanging="360"/>
+      </w:pPr>
+      <w:rPr>
+        <w:rFonts w:ascii="Wingdings" w:hAnsi="Wingdings" w:hint="default"/>
+        <w:sz w:val="20"/>
+      </w:rPr>
+    </w:lvl>
+    <w:lvl w:ilvl="8" w:tentative="1">
+      <w:start w:val="1"/>
+      <w:numFmt w:val="bullet"/>
+      <w:lvlText w:val=""/>
+      <w:lvlJc w:val="left"/>
+      <w:pPr>
+        <w:tabs>
+          <w:tab w:val="num" w:pos="6480"/>
+        </w:tabs>
+        <w:ind w:left="6480" w:hanging="360"/>
+      </w:pPr>
+      <w:rPr>
+        <w:rFonts w:ascii="Wingdings" w:hAnsi="Wingdings" w:hint="default"/>
+        <w:sz w:val="20"/>
+      </w:rPr>
+    </w:lvl>
+  </w:abstractNum>
+  <w:abstractNum w:abstractNumId="4" w15:restartNumberingAfterBreak="0">
+    <w:nsid w:val="10B4786F"/>
+    <w:multiLevelType w:val="multilevel"/>
+    <w:tmpl w:val="052470D0"/>
+    <w:lvl w:ilvl="0">
+      <w:start w:val="1"/>
+      <w:numFmt w:val="decimal"/>
+      <w:lvlText w:val="%1."/>
+      <w:lvlJc w:val="left"/>
+      <w:pPr>
+        <w:tabs>
+          <w:tab w:val="num" w:pos="720"/>
+        </w:tabs>
+        <w:ind w:left="720" w:hanging="360"/>
+      </w:pPr>
+    </w:lvl>
+    <w:lvl w:ilvl="1">
+      <w:start w:val="1"/>
+      <w:numFmt w:val="bullet"/>
+      <w:lvlText w:val="o"/>
+      <w:lvlJc w:val="left"/>
+      <w:pPr>
+        <w:tabs>
+          <w:tab w:val="num" w:pos="1440"/>
+        </w:tabs>
+        <w:ind w:left="1440" w:hanging="360"/>
+      </w:pPr>
+      <w:rPr>
+        <w:rFonts w:ascii="Courier New" w:hAnsi="Courier New" w:hint="default"/>
+        <w:sz w:val="20"/>
+      </w:rPr>
+    </w:lvl>
+    <w:lvl w:ilvl="2" w:tentative="1">
+      <w:start w:val="1"/>
+      <w:numFmt w:val="decimal"/>
+      <w:lvlText w:val="%3."/>
+      <w:lvlJc w:val="left"/>
+      <w:pPr>
+        <w:tabs>
+          <w:tab w:val="num" w:pos="2160"/>
+        </w:tabs>
+        <w:ind w:left="2160" w:hanging="360"/>
+      </w:pPr>
+    </w:lvl>
+    <w:lvl w:ilvl="3" w:tentative="1">
+      <w:start w:val="1"/>
+      <w:numFmt w:val="decimal"/>
+      <w:lvlText w:val="%4."/>
+      <w:lvlJc w:val="left"/>
+      <w:pPr>
+        <w:tabs>
+          <w:tab w:val="num" w:pos="2880"/>
+        </w:tabs>
+        <w:ind w:left="2880" w:hanging="360"/>
+      </w:pPr>
+    </w:lvl>
+    <w:lvl w:ilvl="4" w:tentative="1">
+      <w:start w:val="1"/>
+      <w:numFmt w:val="decimal"/>
+      <w:lvlText w:val="%5."/>
+      <w:lvlJc w:val="left"/>
+      <w:pPr>
+        <w:tabs>
+          <w:tab w:val="num" w:pos="3600"/>
+        </w:tabs>
+        <w:ind w:left="3600" w:hanging="360"/>
+      </w:pPr>
+    </w:lvl>
+    <w:lvl w:ilvl="5" w:tentative="1">
+      <w:start w:val="1"/>
+      <w:numFmt w:val="decimal"/>
+      <w:lvlText w:val="%6."/>
+      <w:lvlJc w:val="left"/>
+      <w:pPr>
+        <w:tabs>
+          <w:tab w:val="num" w:pos="4320"/>
+        </w:tabs>
+        <w:ind w:left="4320" w:hanging="360"/>
+      </w:pPr>
+    </w:lvl>
+    <w:lvl w:ilvl="6" w:tentative="1">
+      <w:start w:val="1"/>
+      <w:numFmt w:val="decimal"/>
+      <w:lvlText w:val="%7."/>
+      <w:lvlJc w:val="left"/>
+      <w:pPr>
+        <w:tabs>
+          <w:tab w:val="num" w:pos="5040"/>
+        </w:tabs>
+        <w:ind w:left="5040" w:hanging="360"/>
+      </w:pPr>
+    </w:lvl>
+    <w:lvl w:ilvl="7" w:tentative="1">
+      <w:start w:val="1"/>
+      <w:numFmt w:val="decimal"/>
+      <w:lvlText w:val="%8."/>
+      <w:lvlJc w:val="left"/>
+      <w:pPr>
+        <w:tabs>
+          <w:tab w:val="num" w:pos="5760"/>
+        </w:tabs>
+        <w:ind w:left="5760" w:hanging="360"/>
+      </w:pPr>
+    </w:lvl>
+    <w:lvl w:ilvl="8" w:tentative="1">
+      <w:start w:val="1"/>
+      <w:numFmt w:val="decimal"/>
+      <w:lvlText w:val="%9."/>
+      <w:lvlJc w:val="left"/>
+      <w:pPr>
+        <w:tabs>
+          <w:tab w:val="num" w:pos="6480"/>
+        </w:tabs>
+        <w:ind w:left="6480" w:hanging="360"/>
+      </w:pPr>
+    </w:lvl>
+  </w:abstractNum>
+  <w:abstractNum w:abstractNumId="5" w15:restartNumberingAfterBreak="0">
     <w:nsid w:val="12E91596"/>
     <w:multiLevelType w:val="multilevel"/>
     <w:tmpl w:val="AD78601E"/>
@@ -5406,7 +10518,305 @@
       </w:rPr>
     </w:lvl>
   </w:abstractNum>
-  <w:abstractNum w:abstractNumId="2" w15:restartNumberingAfterBreak="0">
+  <w:abstractNum w:abstractNumId="6" w15:restartNumberingAfterBreak="0">
+    <w:nsid w:val="14EC5EA5"/>
+    <w:multiLevelType w:val="multilevel"/>
+    <w:tmpl w:val="4648A81A"/>
+    <w:lvl w:ilvl="0">
+      <w:start w:val="1"/>
+      <w:numFmt w:val="bullet"/>
+      <w:lvlText w:val=""/>
+      <w:lvlJc w:val="left"/>
+      <w:pPr>
+        <w:tabs>
+          <w:tab w:val="num" w:pos="720"/>
+        </w:tabs>
+        <w:ind w:left="720" w:hanging="360"/>
+      </w:pPr>
+      <w:rPr>
+        <w:rFonts w:ascii="Symbol" w:hAnsi="Symbol" w:hint="default"/>
+        <w:sz w:val="20"/>
+      </w:rPr>
+    </w:lvl>
+    <w:lvl w:ilvl="1">
+      <w:start w:val="1"/>
+      <w:numFmt w:val="bullet"/>
+      <w:lvlText w:val="o"/>
+      <w:lvlJc w:val="left"/>
+      <w:pPr>
+        <w:tabs>
+          <w:tab w:val="num" w:pos="1440"/>
+        </w:tabs>
+        <w:ind w:left="1440" w:hanging="360"/>
+      </w:pPr>
+      <w:rPr>
+        <w:rFonts w:ascii="Courier New" w:hAnsi="Courier New" w:hint="default"/>
+        <w:sz w:val="20"/>
+      </w:rPr>
+    </w:lvl>
+    <w:lvl w:ilvl="2" w:tentative="1">
+      <w:start w:val="1"/>
+      <w:numFmt w:val="bullet"/>
+      <w:lvlText w:val=""/>
+      <w:lvlJc w:val="left"/>
+      <w:pPr>
+        <w:tabs>
+          <w:tab w:val="num" w:pos="2160"/>
+        </w:tabs>
+        <w:ind w:left="2160" w:hanging="360"/>
+      </w:pPr>
+      <w:rPr>
+        <w:rFonts w:ascii="Wingdings" w:hAnsi="Wingdings" w:hint="default"/>
+        <w:sz w:val="20"/>
+      </w:rPr>
+    </w:lvl>
+    <w:lvl w:ilvl="3" w:tentative="1">
+      <w:start w:val="1"/>
+      <w:numFmt w:val="bullet"/>
+      <w:lvlText w:val=""/>
+      <w:lvlJc w:val="left"/>
+      <w:pPr>
+        <w:tabs>
+          <w:tab w:val="num" w:pos="2880"/>
+        </w:tabs>
+        <w:ind w:left="2880" w:hanging="360"/>
+      </w:pPr>
+      <w:rPr>
+        <w:rFonts w:ascii="Wingdings" w:hAnsi="Wingdings" w:hint="default"/>
+        <w:sz w:val="20"/>
+      </w:rPr>
+    </w:lvl>
+    <w:lvl w:ilvl="4" w:tentative="1">
+      <w:start w:val="1"/>
+      <w:numFmt w:val="bullet"/>
+      <w:lvlText w:val=""/>
+      <w:lvlJc w:val="left"/>
+      <w:pPr>
+        <w:tabs>
+          <w:tab w:val="num" w:pos="3600"/>
+        </w:tabs>
+        <w:ind w:left="3600" w:hanging="360"/>
+      </w:pPr>
+      <w:rPr>
+        <w:rFonts w:ascii="Wingdings" w:hAnsi="Wingdings" w:hint="default"/>
+        <w:sz w:val="20"/>
+      </w:rPr>
+    </w:lvl>
+    <w:lvl w:ilvl="5" w:tentative="1">
+      <w:start w:val="1"/>
+      <w:numFmt w:val="bullet"/>
+      <w:lvlText w:val=""/>
+      <w:lvlJc w:val="left"/>
+      <w:pPr>
+        <w:tabs>
+          <w:tab w:val="num" w:pos="4320"/>
+        </w:tabs>
+        <w:ind w:left="4320" w:hanging="360"/>
+      </w:pPr>
+      <w:rPr>
+        <w:rFonts w:ascii="Wingdings" w:hAnsi="Wingdings" w:hint="default"/>
+        <w:sz w:val="20"/>
+      </w:rPr>
+    </w:lvl>
+    <w:lvl w:ilvl="6" w:tentative="1">
+      <w:start w:val="1"/>
+      <w:numFmt w:val="bullet"/>
+      <w:lvlText w:val=""/>
+      <w:lvlJc w:val="left"/>
+      <w:pPr>
+        <w:tabs>
+          <w:tab w:val="num" w:pos="5040"/>
+        </w:tabs>
+        <w:ind w:left="5040" w:hanging="360"/>
+      </w:pPr>
+      <w:rPr>
+        <w:rFonts w:ascii="Wingdings" w:hAnsi="Wingdings" w:hint="default"/>
+        <w:sz w:val="20"/>
+      </w:rPr>
+    </w:lvl>
+    <w:lvl w:ilvl="7" w:tentative="1">
+      <w:start w:val="1"/>
+      <w:numFmt w:val="bullet"/>
+      <w:lvlText w:val=""/>
+      <w:lvlJc w:val="left"/>
+      <w:pPr>
+        <w:tabs>
+          <w:tab w:val="num" w:pos="5760"/>
+        </w:tabs>
+        <w:ind w:left="5760" w:hanging="360"/>
+      </w:pPr>
+      <w:rPr>
+        <w:rFonts w:ascii="Wingdings" w:hAnsi="Wingdings" w:hint="default"/>
+        <w:sz w:val="20"/>
+      </w:rPr>
+    </w:lvl>
+    <w:lvl w:ilvl="8" w:tentative="1">
+      <w:start w:val="1"/>
+      <w:numFmt w:val="bullet"/>
+      <w:lvlText w:val=""/>
+      <w:lvlJc w:val="left"/>
+      <w:pPr>
+        <w:tabs>
+          <w:tab w:val="num" w:pos="6480"/>
+        </w:tabs>
+        <w:ind w:left="6480" w:hanging="360"/>
+      </w:pPr>
+      <w:rPr>
+        <w:rFonts w:ascii="Wingdings" w:hAnsi="Wingdings" w:hint="default"/>
+        <w:sz w:val="20"/>
+      </w:rPr>
+    </w:lvl>
+  </w:abstractNum>
+  <w:abstractNum w:abstractNumId="7" w15:restartNumberingAfterBreak="0">
+    <w:nsid w:val="160C0E00"/>
+    <w:multiLevelType w:val="multilevel"/>
+    <w:tmpl w:val="928C6782"/>
+    <w:lvl w:ilvl="0">
+      <w:start w:val="1"/>
+      <w:numFmt w:val="bullet"/>
+      <w:lvlText w:val=""/>
+      <w:lvlJc w:val="left"/>
+      <w:pPr>
+        <w:tabs>
+          <w:tab w:val="num" w:pos="720"/>
+        </w:tabs>
+        <w:ind w:left="720" w:hanging="360"/>
+      </w:pPr>
+      <w:rPr>
+        <w:rFonts w:ascii="Symbol" w:hAnsi="Symbol" w:hint="default"/>
+        <w:sz w:val="20"/>
+      </w:rPr>
+    </w:lvl>
+    <w:lvl w:ilvl="1">
+      <w:start w:val="1"/>
+      <w:numFmt w:val="bullet"/>
+      <w:lvlText w:val="o"/>
+      <w:lvlJc w:val="left"/>
+      <w:pPr>
+        <w:tabs>
+          <w:tab w:val="num" w:pos="1440"/>
+        </w:tabs>
+        <w:ind w:left="1440" w:hanging="360"/>
+      </w:pPr>
+      <w:rPr>
+        <w:rFonts w:ascii="Courier New" w:hAnsi="Courier New" w:hint="default"/>
+        <w:sz w:val="20"/>
+      </w:rPr>
+    </w:lvl>
+    <w:lvl w:ilvl="2" w:tentative="1">
+      <w:start w:val="1"/>
+      <w:numFmt w:val="bullet"/>
+      <w:lvlText w:val=""/>
+      <w:lvlJc w:val="left"/>
+      <w:pPr>
+        <w:tabs>
+          <w:tab w:val="num" w:pos="2160"/>
+        </w:tabs>
+        <w:ind w:left="2160" w:hanging="360"/>
+      </w:pPr>
+      <w:rPr>
+        <w:rFonts w:ascii="Wingdings" w:hAnsi="Wingdings" w:hint="default"/>
+        <w:sz w:val="20"/>
+      </w:rPr>
+    </w:lvl>
+    <w:lvl w:ilvl="3" w:tentative="1">
+      <w:start w:val="1"/>
+      <w:numFmt w:val="bullet"/>
+      <w:lvlText w:val=""/>
+      <w:lvlJc w:val="left"/>
+      <w:pPr>
+        <w:tabs>
+          <w:tab w:val="num" w:pos="2880"/>
+        </w:tabs>
+        <w:ind w:left="2880" w:hanging="360"/>
+      </w:pPr>
+      <w:rPr>
+        <w:rFonts w:ascii="Wingdings" w:hAnsi="Wingdings" w:hint="default"/>
+        <w:sz w:val="20"/>
+      </w:rPr>
+    </w:lvl>
+    <w:lvl w:ilvl="4" w:tentative="1">
+      <w:start w:val="1"/>
+      <w:numFmt w:val="bullet"/>
+      <w:lvlText w:val=""/>
+      <w:lvlJc w:val="left"/>
+      <w:pPr>
+        <w:tabs>
+          <w:tab w:val="num" w:pos="3600"/>
+        </w:tabs>
+        <w:ind w:left="3600" w:hanging="360"/>
+      </w:pPr>
+      <w:rPr>
+        <w:rFonts w:ascii="Wingdings" w:hAnsi="Wingdings" w:hint="default"/>
+        <w:sz w:val="20"/>
+      </w:rPr>
+    </w:lvl>
+    <w:lvl w:ilvl="5" w:tentative="1">
+      <w:start w:val="1"/>
+      <w:numFmt w:val="bullet"/>
+      <w:lvlText w:val=""/>
+      <w:lvlJc w:val="left"/>
+      <w:pPr>
+        <w:tabs>
+          <w:tab w:val="num" w:pos="4320"/>
+        </w:tabs>
+        <w:ind w:left="4320" w:hanging="360"/>
+      </w:pPr>
+      <w:rPr>
+        <w:rFonts w:ascii="Wingdings" w:hAnsi="Wingdings" w:hint="default"/>
+        <w:sz w:val="20"/>
+      </w:rPr>
+    </w:lvl>
+    <w:lvl w:ilvl="6" w:tentative="1">
+      <w:start w:val="1"/>
+      <w:numFmt w:val="bullet"/>
+      <w:lvlText w:val=""/>
+      <w:lvlJc w:val="left"/>
+      <w:pPr>
+        <w:tabs>
+          <w:tab w:val="num" w:pos="5040"/>
+        </w:tabs>
+        <w:ind w:left="5040" w:hanging="360"/>
+      </w:pPr>
+      <w:rPr>
+        <w:rFonts w:ascii="Wingdings" w:hAnsi="Wingdings" w:hint="default"/>
+        <w:sz w:val="20"/>
+      </w:rPr>
+    </w:lvl>
+    <w:lvl w:ilvl="7" w:tentative="1">
+      <w:start w:val="1"/>
+      <w:numFmt w:val="bullet"/>
+      <w:lvlText w:val=""/>
+      <w:lvlJc w:val="left"/>
+      <w:pPr>
+        <w:tabs>
+          <w:tab w:val="num" w:pos="5760"/>
+        </w:tabs>
+        <w:ind w:left="5760" w:hanging="360"/>
+      </w:pPr>
+      <w:rPr>
+        <w:rFonts w:ascii="Wingdings" w:hAnsi="Wingdings" w:hint="default"/>
+        <w:sz w:val="20"/>
+      </w:rPr>
+    </w:lvl>
+    <w:lvl w:ilvl="8" w:tentative="1">
+      <w:start w:val="1"/>
+      <w:numFmt w:val="bullet"/>
+      <w:lvlText w:val=""/>
+      <w:lvlJc w:val="left"/>
+      <w:pPr>
+        <w:tabs>
+          <w:tab w:val="num" w:pos="6480"/>
+        </w:tabs>
+        <w:ind w:left="6480" w:hanging="360"/>
+      </w:pPr>
+      <w:rPr>
+        <w:rFonts w:ascii="Wingdings" w:hAnsi="Wingdings" w:hint="default"/>
+        <w:sz w:val="20"/>
+      </w:rPr>
+    </w:lvl>
+  </w:abstractNum>
+  <w:abstractNum w:abstractNumId="8" w15:restartNumberingAfterBreak="0">
     <w:nsid w:val="1902154C"/>
     <w:multiLevelType w:val="multilevel"/>
     <w:tmpl w:val="82AA5548"/>
@@ -5555,7 +10965,269 @@
       </w:rPr>
     </w:lvl>
   </w:abstractNum>
-  <w:abstractNum w:abstractNumId="3" w15:restartNumberingAfterBreak="0">
+  <w:abstractNum w:abstractNumId="9" w15:restartNumberingAfterBreak="0">
+    <w:nsid w:val="19AB78CA"/>
+    <w:multiLevelType w:val="multilevel"/>
+    <w:tmpl w:val="3F7836DC"/>
+    <w:lvl w:ilvl="0">
+      <w:start w:val="3"/>
+      <w:numFmt w:val="decimal"/>
+      <w:lvlText w:val="%1."/>
+      <w:lvlJc w:val="left"/>
+      <w:pPr>
+        <w:tabs>
+          <w:tab w:val="num" w:pos="720"/>
+        </w:tabs>
+        <w:ind w:left="720" w:hanging="360"/>
+      </w:pPr>
+    </w:lvl>
+    <w:lvl w:ilvl="1" w:tentative="1">
+      <w:start w:val="1"/>
+      <w:numFmt w:val="decimal"/>
+      <w:lvlText w:val="%2."/>
+      <w:lvlJc w:val="left"/>
+      <w:pPr>
+        <w:tabs>
+          <w:tab w:val="num" w:pos="1440"/>
+        </w:tabs>
+        <w:ind w:left="1440" w:hanging="360"/>
+      </w:pPr>
+    </w:lvl>
+    <w:lvl w:ilvl="2" w:tentative="1">
+      <w:start w:val="1"/>
+      <w:numFmt w:val="decimal"/>
+      <w:lvlText w:val="%3."/>
+      <w:lvlJc w:val="left"/>
+      <w:pPr>
+        <w:tabs>
+          <w:tab w:val="num" w:pos="2160"/>
+        </w:tabs>
+        <w:ind w:left="2160" w:hanging="360"/>
+      </w:pPr>
+    </w:lvl>
+    <w:lvl w:ilvl="3" w:tentative="1">
+      <w:start w:val="1"/>
+      <w:numFmt w:val="decimal"/>
+      <w:lvlText w:val="%4."/>
+      <w:lvlJc w:val="left"/>
+      <w:pPr>
+        <w:tabs>
+          <w:tab w:val="num" w:pos="2880"/>
+        </w:tabs>
+        <w:ind w:left="2880" w:hanging="360"/>
+      </w:pPr>
+    </w:lvl>
+    <w:lvl w:ilvl="4" w:tentative="1">
+      <w:start w:val="1"/>
+      <w:numFmt w:val="decimal"/>
+      <w:lvlText w:val="%5."/>
+      <w:lvlJc w:val="left"/>
+      <w:pPr>
+        <w:tabs>
+          <w:tab w:val="num" w:pos="3600"/>
+        </w:tabs>
+        <w:ind w:left="3600" w:hanging="360"/>
+      </w:pPr>
+    </w:lvl>
+    <w:lvl w:ilvl="5" w:tentative="1">
+      <w:start w:val="1"/>
+      <w:numFmt w:val="decimal"/>
+      <w:lvlText w:val="%6."/>
+      <w:lvlJc w:val="left"/>
+      <w:pPr>
+        <w:tabs>
+          <w:tab w:val="num" w:pos="4320"/>
+        </w:tabs>
+        <w:ind w:left="4320" w:hanging="360"/>
+      </w:pPr>
+    </w:lvl>
+    <w:lvl w:ilvl="6" w:tentative="1">
+      <w:start w:val="1"/>
+      <w:numFmt w:val="decimal"/>
+      <w:lvlText w:val="%7."/>
+      <w:lvlJc w:val="left"/>
+      <w:pPr>
+        <w:tabs>
+          <w:tab w:val="num" w:pos="5040"/>
+        </w:tabs>
+        <w:ind w:left="5040" w:hanging="360"/>
+      </w:pPr>
+    </w:lvl>
+    <w:lvl w:ilvl="7" w:tentative="1">
+      <w:start w:val="1"/>
+      <w:numFmt w:val="decimal"/>
+      <w:lvlText w:val="%8."/>
+      <w:lvlJc w:val="left"/>
+      <w:pPr>
+        <w:tabs>
+          <w:tab w:val="num" w:pos="5760"/>
+        </w:tabs>
+        <w:ind w:left="5760" w:hanging="360"/>
+      </w:pPr>
+    </w:lvl>
+    <w:lvl w:ilvl="8" w:tentative="1">
+      <w:start w:val="1"/>
+      <w:numFmt w:val="decimal"/>
+      <w:lvlText w:val="%9."/>
+      <w:lvlJc w:val="left"/>
+      <w:pPr>
+        <w:tabs>
+          <w:tab w:val="num" w:pos="6480"/>
+        </w:tabs>
+        <w:ind w:left="6480" w:hanging="360"/>
+      </w:pPr>
+    </w:lvl>
+  </w:abstractNum>
+  <w:abstractNum w:abstractNumId="10" w15:restartNumberingAfterBreak="0">
+    <w:nsid w:val="1E026A12"/>
+    <w:multiLevelType w:val="multilevel"/>
+    <w:tmpl w:val="F21CC470"/>
+    <w:lvl w:ilvl="0">
+      <w:start w:val="1"/>
+      <w:numFmt w:val="bullet"/>
+      <w:lvlText w:val=""/>
+      <w:lvlJc w:val="left"/>
+      <w:pPr>
+        <w:tabs>
+          <w:tab w:val="num" w:pos="720"/>
+        </w:tabs>
+        <w:ind w:left="720" w:hanging="360"/>
+      </w:pPr>
+      <w:rPr>
+        <w:rFonts w:ascii="Symbol" w:hAnsi="Symbol" w:hint="default"/>
+        <w:sz w:val="20"/>
+      </w:rPr>
+    </w:lvl>
+    <w:lvl w:ilvl="1" w:tentative="1">
+      <w:start w:val="1"/>
+      <w:numFmt w:val="bullet"/>
+      <w:lvlText w:val="o"/>
+      <w:lvlJc w:val="left"/>
+      <w:pPr>
+        <w:tabs>
+          <w:tab w:val="num" w:pos="1440"/>
+        </w:tabs>
+        <w:ind w:left="1440" w:hanging="360"/>
+      </w:pPr>
+      <w:rPr>
+        <w:rFonts w:ascii="Courier New" w:hAnsi="Courier New" w:hint="default"/>
+        <w:sz w:val="20"/>
+      </w:rPr>
+    </w:lvl>
+    <w:lvl w:ilvl="2" w:tentative="1">
+      <w:start w:val="1"/>
+      <w:numFmt w:val="bullet"/>
+      <w:lvlText w:val=""/>
+      <w:lvlJc w:val="left"/>
+      <w:pPr>
+        <w:tabs>
+          <w:tab w:val="num" w:pos="2160"/>
+        </w:tabs>
+        <w:ind w:left="2160" w:hanging="360"/>
+      </w:pPr>
+      <w:rPr>
+        <w:rFonts w:ascii="Wingdings" w:hAnsi="Wingdings" w:hint="default"/>
+        <w:sz w:val="20"/>
+      </w:rPr>
+    </w:lvl>
+    <w:lvl w:ilvl="3" w:tentative="1">
+      <w:start w:val="1"/>
+      <w:numFmt w:val="bullet"/>
+      <w:lvlText w:val=""/>
+      <w:lvlJc w:val="left"/>
+      <w:pPr>
+        <w:tabs>
+          <w:tab w:val="num" w:pos="2880"/>
+        </w:tabs>
+        <w:ind w:left="2880" w:hanging="360"/>
+      </w:pPr>
+      <w:rPr>
+        <w:rFonts w:ascii="Wingdings" w:hAnsi="Wingdings" w:hint="default"/>
+        <w:sz w:val="20"/>
+      </w:rPr>
+    </w:lvl>
+    <w:lvl w:ilvl="4" w:tentative="1">
+      <w:start w:val="1"/>
+      <w:numFmt w:val="bullet"/>
+      <w:lvlText w:val=""/>
+      <w:lvlJc w:val="left"/>
+      <w:pPr>
+        <w:tabs>
+          <w:tab w:val="num" w:pos="3600"/>
+        </w:tabs>
+        <w:ind w:left="3600" w:hanging="360"/>
+      </w:pPr>
+      <w:rPr>
+        <w:rFonts w:ascii="Wingdings" w:hAnsi="Wingdings" w:hint="default"/>
+        <w:sz w:val="20"/>
+      </w:rPr>
+    </w:lvl>
+    <w:lvl w:ilvl="5" w:tentative="1">
+      <w:start w:val="1"/>
+      <w:numFmt w:val="bullet"/>
+      <w:lvlText w:val=""/>
+      <w:lvlJc w:val="left"/>
+      <w:pPr>
+        <w:tabs>
+          <w:tab w:val="num" w:pos="4320"/>
+        </w:tabs>
+        <w:ind w:left="4320" w:hanging="360"/>
+      </w:pPr>
+      <w:rPr>
+        <w:rFonts w:ascii="Wingdings" w:hAnsi="Wingdings" w:hint="default"/>
+        <w:sz w:val="20"/>
+      </w:rPr>
+    </w:lvl>
+    <w:lvl w:ilvl="6" w:tentative="1">
+      <w:start w:val="1"/>
+      <w:numFmt w:val="bullet"/>
+      <w:lvlText w:val=""/>
+      <w:lvlJc w:val="left"/>
+      <w:pPr>
+        <w:tabs>
+          <w:tab w:val="num" w:pos="5040"/>
+        </w:tabs>
+        <w:ind w:left="5040" w:hanging="360"/>
+      </w:pPr>
+      <w:rPr>
+        <w:rFonts w:ascii="Wingdings" w:hAnsi="Wingdings" w:hint="default"/>
+        <w:sz w:val="20"/>
+      </w:rPr>
+    </w:lvl>
+    <w:lvl w:ilvl="7" w:tentative="1">
+      <w:start w:val="1"/>
+      <w:numFmt w:val="bullet"/>
+      <w:lvlText w:val=""/>
+      <w:lvlJc w:val="left"/>
+      <w:pPr>
+        <w:tabs>
+          <w:tab w:val="num" w:pos="5760"/>
+        </w:tabs>
+        <w:ind w:left="5760" w:hanging="360"/>
+      </w:pPr>
+      <w:rPr>
+        <w:rFonts w:ascii="Wingdings" w:hAnsi="Wingdings" w:hint="default"/>
+        <w:sz w:val="20"/>
+      </w:rPr>
+    </w:lvl>
+    <w:lvl w:ilvl="8" w:tentative="1">
+      <w:start w:val="1"/>
+      <w:numFmt w:val="bullet"/>
+      <w:lvlText w:val=""/>
+      <w:lvlJc w:val="left"/>
+      <w:pPr>
+        <w:tabs>
+          <w:tab w:val="num" w:pos="6480"/>
+        </w:tabs>
+        <w:ind w:left="6480" w:hanging="360"/>
+      </w:pPr>
+      <w:rPr>
+        <w:rFonts w:ascii="Wingdings" w:hAnsi="Wingdings" w:hint="default"/>
+        <w:sz w:val="20"/>
+      </w:rPr>
+    </w:lvl>
+  </w:abstractNum>
+  <w:abstractNum w:abstractNumId="11" w15:restartNumberingAfterBreak="0">
     <w:nsid w:val="23634350"/>
     <w:multiLevelType w:val="multilevel"/>
     <w:tmpl w:val="2D4E58A6"/>
@@ -5704,7 +11376,120 @@
       </w:rPr>
     </w:lvl>
   </w:abstractNum>
-  <w:abstractNum w:abstractNumId="4" w15:restartNumberingAfterBreak="0">
+  <w:abstractNum w:abstractNumId="12" w15:restartNumberingAfterBreak="0">
+    <w:nsid w:val="2A873E37"/>
+    <w:multiLevelType w:val="multilevel"/>
+    <w:tmpl w:val="09A668C4"/>
+    <w:lvl w:ilvl="0">
+      <w:start w:val="1"/>
+      <w:numFmt w:val="decimal"/>
+      <w:lvlText w:val="%1."/>
+      <w:lvlJc w:val="left"/>
+      <w:pPr>
+        <w:tabs>
+          <w:tab w:val="num" w:pos="720"/>
+        </w:tabs>
+        <w:ind w:left="720" w:hanging="360"/>
+      </w:pPr>
+    </w:lvl>
+    <w:lvl w:ilvl="1" w:tentative="1">
+      <w:start w:val="1"/>
+      <w:numFmt w:val="decimal"/>
+      <w:lvlText w:val="%2."/>
+      <w:lvlJc w:val="left"/>
+      <w:pPr>
+        <w:tabs>
+          <w:tab w:val="num" w:pos="1440"/>
+        </w:tabs>
+        <w:ind w:left="1440" w:hanging="360"/>
+      </w:pPr>
+    </w:lvl>
+    <w:lvl w:ilvl="2" w:tentative="1">
+      <w:start w:val="1"/>
+      <w:numFmt w:val="decimal"/>
+      <w:lvlText w:val="%3."/>
+      <w:lvlJc w:val="left"/>
+      <w:pPr>
+        <w:tabs>
+          <w:tab w:val="num" w:pos="2160"/>
+        </w:tabs>
+        <w:ind w:left="2160" w:hanging="360"/>
+      </w:pPr>
+    </w:lvl>
+    <w:lvl w:ilvl="3" w:tentative="1">
+      <w:start w:val="1"/>
+      <w:numFmt w:val="decimal"/>
+      <w:lvlText w:val="%4."/>
+      <w:lvlJc w:val="left"/>
+      <w:pPr>
+        <w:tabs>
+          <w:tab w:val="num" w:pos="2880"/>
+        </w:tabs>
+        <w:ind w:left="2880" w:hanging="360"/>
+      </w:pPr>
+    </w:lvl>
+    <w:lvl w:ilvl="4" w:tentative="1">
+      <w:start w:val="1"/>
+      <w:numFmt w:val="decimal"/>
+      <w:lvlText w:val="%5."/>
+      <w:lvlJc w:val="left"/>
+      <w:pPr>
+        <w:tabs>
+          <w:tab w:val="num" w:pos="3600"/>
+        </w:tabs>
+        <w:ind w:left="3600" w:hanging="360"/>
+      </w:pPr>
+    </w:lvl>
+    <w:lvl w:ilvl="5" w:tentative="1">
+      <w:start w:val="1"/>
+      <w:numFmt w:val="decimal"/>
+      <w:lvlText w:val="%6."/>
+      <w:lvlJc w:val="left"/>
+      <w:pPr>
+        <w:tabs>
+          <w:tab w:val="num" w:pos="4320"/>
+        </w:tabs>
+        <w:ind w:left="4320" w:hanging="360"/>
+      </w:pPr>
+    </w:lvl>
+    <w:lvl w:ilvl="6" w:tentative="1">
+      <w:start w:val="1"/>
+      <w:numFmt w:val="decimal"/>
+      <w:lvlText w:val="%7."/>
+      <w:lvlJc w:val="left"/>
+      <w:pPr>
+        <w:tabs>
+          <w:tab w:val="num" w:pos="5040"/>
+        </w:tabs>
+        <w:ind w:left="5040" w:hanging="360"/>
+      </w:pPr>
+    </w:lvl>
+    <w:lvl w:ilvl="7" w:tentative="1">
+      <w:start w:val="1"/>
+      <w:numFmt w:val="decimal"/>
+      <w:lvlText w:val="%8."/>
+      <w:lvlJc w:val="left"/>
+      <w:pPr>
+        <w:tabs>
+          <w:tab w:val="num" w:pos="5760"/>
+        </w:tabs>
+        <w:ind w:left="5760" w:hanging="360"/>
+      </w:pPr>
+    </w:lvl>
+    <w:lvl w:ilvl="8" w:tentative="1">
+      <w:start w:val="1"/>
+      <w:numFmt w:val="decimal"/>
+      <w:lvlText w:val="%9."/>
+      <w:lvlJc w:val="left"/>
+      <w:pPr>
+        <w:tabs>
+          <w:tab w:val="num" w:pos="6480"/>
+        </w:tabs>
+        <w:ind w:left="6480" w:hanging="360"/>
+      </w:pPr>
+    </w:lvl>
+  </w:abstractNum>
+  <w:abstractNum w:abstractNumId="13" w15:restartNumberingAfterBreak="0">
     <w:nsid w:val="2BA05320"/>
     <w:multiLevelType w:val="multilevel"/>
     <w:tmpl w:val="8E5A760E"/>
@@ -5853,7 +11638,7 @@
       </w:rPr>
     </w:lvl>
   </w:abstractNum>
-  <w:abstractNum w:abstractNumId="5" w15:restartNumberingAfterBreak="0">
+  <w:abstractNum w:abstractNumId="14" w15:restartNumberingAfterBreak="0">
     <w:nsid w:val="2FD77E6C"/>
     <w:multiLevelType w:val="multilevel"/>
     <w:tmpl w:val="97E23F70"/>
@@ -6002,7 +11787,7 @@
       </w:rPr>
     </w:lvl>
   </w:abstractNum>
-  <w:abstractNum w:abstractNumId="6" w15:restartNumberingAfterBreak="0">
+  <w:abstractNum w:abstractNumId="15" w15:restartNumberingAfterBreak="0">
     <w:nsid w:val="33E51E67"/>
     <w:multiLevelType w:val="multilevel"/>
     <w:tmpl w:val="2D405FCC"/>
@@ -6151,7 +11936,7 @@
       </w:rPr>
     </w:lvl>
   </w:abstractNum>
-  <w:abstractNum w:abstractNumId="7" w15:restartNumberingAfterBreak="0">
+  <w:abstractNum w:abstractNumId="16" w15:restartNumberingAfterBreak="0">
     <w:nsid w:val="3845003F"/>
     <w:multiLevelType w:val="multilevel"/>
     <w:tmpl w:val="2CC4E994"/>
@@ -6300,7 +12085,7 @@
       </w:rPr>
     </w:lvl>
   </w:abstractNum>
-  <w:abstractNum w:abstractNumId="8" w15:restartNumberingAfterBreak="0">
+  <w:abstractNum w:abstractNumId="17" w15:restartNumberingAfterBreak="0">
     <w:nsid w:val="3CE84805"/>
     <w:multiLevelType w:val="multilevel"/>
     <w:tmpl w:val="510A7F7E"/>
@@ -6449,7 +12234,156 @@
       </w:rPr>
     </w:lvl>
   </w:abstractNum>
-  <w:abstractNum w:abstractNumId="9" w15:restartNumberingAfterBreak="0">
+  <w:abstractNum w:abstractNumId="18" w15:restartNumberingAfterBreak="0">
+    <w:nsid w:val="487D3094"/>
+    <w:multiLevelType w:val="multilevel"/>
+    <w:tmpl w:val="9762F02A"/>
+    <w:lvl w:ilvl="0">
+      <w:start w:val="1"/>
+      <w:numFmt w:val="bullet"/>
+      <w:lvlText w:val=""/>
+      <w:lvlJc w:val="left"/>
+      <w:pPr>
+        <w:tabs>
+          <w:tab w:val="num" w:pos="720"/>
+        </w:tabs>
+        <w:ind w:left="720" w:hanging="360"/>
+      </w:pPr>
+      <w:rPr>
+        <w:rFonts w:ascii="Symbol" w:hAnsi="Symbol" w:hint="default"/>
+        <w:sz w:val="20"/>
+      </w:rPr>
+    </w:lvl>
+    <w:lvl w:ilvl="1" w:tentative="1">
+      <w:start w:val="1"/>
+      <w:numFmt w:val="bullet"/>
+      <w:lvlText w:val="o"/>
+      <w:lvlJc w:val="left"/>
+      <w:pPr>
+        <w:tabs>
+          <w:tab w:val="num" w:pos="1440"/>
+        </w:tabs>
+        <w:ind w:left="1440" w:hanging="360"/>
+      </w:pPr>
+      <w:rPr>
+        <w:rFonts w:ascii="Courier New" w:hAnsi="Courier New" w:hint="default"/>
+        <w:sz w:val="20"/>
+      </w:rPr>
+    </w:lvl>
+    <w:lvl w:ilvl="2" w:tentative="1">
+      <w:start w:val="1"/>
+      <w:numFmt w:val="bullet"/>
+      <w:lvlText w:val=""/>
+      <w:lvlJc w:val="left"/>
+      <w:pPr>
+        <w:tabs>
+          <w:tab w:val="num" w:pos="2160"/>
+        </w:tabs>
+        <w:ind w:left="2160" w:hanging="360"/>
+      </w:pPr>
+      <w:rPr>
+        <w:rFonts w:ascii="Wingdings" w:hAnsi="Wingdings" w:hint="default"/>
+        <w:sz w:val="20"/>
+      </w:rPr>
+    </w:lvl>
+    <w:lvl w:ilvl="3" w:tentative="1">
+      <w:start w:val="1"/>
+      <w:numFmt w:val="bullet"/>
+      <w:lvlText w:val=""/>
+      <w:lvlJc w:val="left"/>
+      <w:pPr>
+        <w:tabs>
+          <w:tab w:val="num" w:pos="2880"/>
+        </w:tabs>
+        <w:ind w:left="2880" w:hanging="360"/>
+      </w:pPr>
+      <w:rPr>
+        <w:rFonts w:ascii="Wingdings" w:hAnsi="Wingdings" w:hint="default"/>
+        <w:sz w:val="20"/>
+      </w:rPr>
+    </w:lvl>
+    <w:lvl w:ilvl="4" w:tentative="1">
+      <w:start w:val="1"/>
+      <w:numFmt w:val="bullet"/>
+      <w:lvlText w:val=""/>
+      <w:lvlJc w:val="left"/>
+      <w:pPr>
+        <w:tabs>
+          <w:tab w:val="num" w:pos="3600"/>
+        </w:tabs>
+        <w:ind w:left="3600" w:hanging="360"/>
+      </w:pPr>
+      <w:rPr>
+        <w:rFonts w:ascii="Wingdings" w:hAnsi="Wingdings" w:hint="default"/>
+        <w:sz w:val="20"/>
+      </w:rPr>
+    </w:lvl>
+    <w:lvl w:ilvl="5" w:tentative="1">
+      <w:start w:val="1"/>
+      <w:numFmt w:val="bullet"/>
+      <w:lvlText w:val=""/>
+      <w:lvlJc w:val="left"/>
+      <w:pPr>
+        <w:tabs>
+          <w:tab w:val="num" w:pos="4320"/>
+        </w:tabs>
+        <w:ind w:left="4320" w:hanging="360"/>
+      </w:pPr>
+      <w:rPr>
+        <w:rFonts w:ascii="Wingdings" w:hAnsi="Wingdings" w:hint="default"/>
+        <w:sz w:val="20"/>
+      </w:rPr>
+    </w:lvl>
+    <w:lvl w:ilvl="6" w:tentative="1">
+      <w:start w:val="1"/>
+      <w:numFmt w:val="bullet"/>
+      <w:lvlText w:val=""/>
+      <w:lvlJc w:val="left"/>
+      <w:pPr>
+        <w:tabs>
+          <w:tab w:val="num" w:pos="5040"/>
+        </w:tabs>
+        <w:ind w:left="5040" w:hanging="360"/>
+      </w:pPr>
+      <w:rPr>
+        <w:rFonts w:ascii="Wingdings" w:hAnsi="Wingdings" w:hint="default"/>
+        <w:sz w:val="20"/>
+      </w:rPr>
+    </w:lvl>
+    <w:lvl w:ilvl="7" w:tentative="1">
+      <w:start w:val="1"/>
+      <w:numFmt w:val="bullet"/>
+      <w:lvlText w:val=""/>
+      <w:lvlJc w:val="left"/>
+      <w:pPr>
+        <w:tabs>
+          <w:tab w:val="num" w:pos="5760"/>
+        </w:tabs>
+        <w:ind w:left="5760" w:hanging="360"/>
+      </w:pPr>
+      <w:rPr>
+        <w:rFonts w:ascii="Wingdings" w:hAnsi="Wingdings" w:hint="default"/>
+        <w:sz w:val="20"/>
+      </w:rPr>
+    </w:lvl>
+    <w:lvl w:ilvl="8" w:tentative="1">
+      <w:start w:val="1"/>
+      <w:numFmt w:val="bullet"/>
+      <w:lvlText w:val=""/>
+      <w:lvlJc w:val="left"/>
+      <w:pPr>
+        <w:tabs>
+          <w:tab w:val="num" w:pos="6480"/>
+        </w:tabs>
+        <w:ind w:left="6480" w:hanging="360"/>
+      </w:pPr>
+      <w:rPr>
+        <w:rFonts w:ascii="Wingdings" w:hAnsi="Wingdings" w:hint="default"/>
+        <w:sz w:val="20"/>
+      </w:rPr>
+    </w:lvl>
+  </w:abstractNum>
+  <w:abstractNum w:abstractNumId="19" w15:restartNumberingAfterBreak="0">
     <w:nsid w:val="48B21C7A"/>
     <w:multiLevelType w:val="multilevel"/>
     <w:tmpl w:val="4B30C7BA"/>
@@ -6598,7 +12532,7 @@
       </w:rPr>
     </w:lvl>
   </w:abstractNum>
-  <w:abstractNum w:abstractNumId="10" w15:restartNumberingAfterBreak="0">
+  <w:abstractNum w:abstractNumId="20" w15:restartNumberingAfterBreak="0">
     <w:nsid w:val="50470726"/>
     <w:multiLevelType w:val="multilevel"/>
     <w:tmpl w:val="B7C0B506"/>
@@ -6747,7 +12681,156 @@
       </w:rPr>
     </w:lvl>
   </w:abstractNum>
-  <w:abstractNum w:abstractNumId="11" w15:restartNumberingAfterBreak="0">
+  <w:abstractNum w:abstractNumId="21" w15:restartNumberingAfterBreak="0">
+    <w:nsid w:val="5FE47E18"/>
+    <w:multiLevelType w:val="multilevel"/>
+    <w:tmpl w:val="7978691E"/>
+    <w:lvl w:ilvl="0">
+      <w:start w:val="1"/>
+      <w:numFmt w:val="bullet"/>
+      <w:lvlText w:val=""/>
+      <w:lvlJc w:val="left"/>
+      <w:pPr>
+        <w:tabs>
+          <w:tab w:val="num" w:pos="720"/>
+        </w:tabs>
+        <w:ind w:left="720" w:hanging="360"/>
+      </w:pPr>
+      <w:rPr>
+        <w:rFonts w:ascii="Symbol" w:hAnsi="Symbol" w:hint="default"/>
+        <w:sz w:val="20"/>
+      </w:rPr>
+    </w:lvl>
+    <w:lvl w:ilvl="1" w:tentative="1">
+      <w:start w:val="1"/>
+      <w:numFmt w:val="bullet"/>
+      <w:lvlText w:val="o"/>
+      <w:lvlJc w:val="left"/>
+      <w:pPr>
+        <w:tabs>
+          <w:tab w:val="num" w:pos="1440"/>
+        </w:tabs>
+        <w:ind w:left="1440" w:hanging="360"/>
+      </w:pPr>
+      <w:rPr>
+        <w:rFonts w:ascii="Courier New" w:hAnsi="Courier New" w:hint="default"/>
+        <w:sz w:val="20"/>
+      </w:rPr>
+    </w:lvl>
+    <w:lvl w:ilvl="2" w:tentative="1">
+      <w:start w:val="1"/>
+      <w:numFmt w:val="bullet"/>
+      <w:lvlText w:val=""/>
+      <w:lvlJc w:val="left"/>
+      <w:pPr>
+        <w:tabs>
+          <w:tab w:val="num" w:pos="2160"/>
+        </w:tabs>
+        <w:ind w:left="2160" w:hanging="360"/>
+      </w:pPr>
+      <w:rPr>
+        <w:rFonts w:ascii="Wingdings" w:hAnsi="Wingdings" w:hint="default"/>
+        <w:sz w:val="20"/>
+      </w:rPr>
+    </w:lvl>
+    <w:lvl w:ilvl="3" w:tentative="1">
+      <w:start w:val="1"/>
+      <w:numFmt w:val="bullet"/>
+      <w:lvlText w:val=""/>
+      <w:lvlJc w:val="left"/>
+      <w:pPr>
+        <w:tabs>
+          <w:tab w:val="num" w:pos="2880"/>
+        </w:tabs>
+        <w:ind w:left="2880" w:hanging="360"/>
+      </w:pPr>
+      <w:rPr>
+        <w:rFonts w:ascii="Wingdings" w:hAnsi="Wingdings" w:hint="default"/>
+        <w:sz w:val="20"/>
+      </w:rPr>
+    </w:lvl>
+    <w:lvl w:ilvl="4" w:tentative="1">
+      <w:start w:val="1"/>
+      <w:numFmt w:val="bullet"/>
+      <w:lvlText w:val=""/>
+      <w:lvlJc w:val="left"/>
+      <w:pPr>
+        <w:tabs>
+          <w:tab w:val="num" w:pos="3600"/>
+        </w:tabs>
+        <w:ind w:left="3600" w:hanging="360"/>
+      </w:pPr>
+      <w:rPr>
+        <w:rFonts w:ascii="Wingdings" w:hAnsi="Wingdings" w:hint="default"/>
+        <w:sz w:val="20"/>
+      </w:rPr>
+    </w:lvl>
+    <w:lvl w:ilvl="5" w:tentative="1">
+      <w:start w:val="1"/>
+      <w:numFmt w:val="bullet"/>
+      <w:lvlText w:val=""/>
+      <w:lvlJc w:val="left"/>
+      <w:pPr>
+        <w:tabs>
+          <w:tab w:val="num" w:pos="4320"/>
+        </w:tabs>
+        <w:ind w:left="4320" w:hanging="360"/>
+      </w:pPr>
+      <w:rPr>
+        <w:rFonts w:ascii="Wingdings" w:hAnsi="Wingdings" w:hint="default"/>
+        <w:sz w:val="20"/>
+      </w:rPr>
+    </w:lvl>
+    <w:lvl w:ilvl="6" w:tentative="1">
+      <w:start w:val="1"/>
+      <w:numFmt w:val="bullet"/>
+      <w:lvlText w:val=""/>
+      <w:lvlJc w:val="left"/>
+      <w:pPr>
+        <w:tabs>
+          <w:tab w:val="num" w:pos="5040"/>
+        </w:tabs>
+        <w:ind w:left="5040" w:hanging="360"/>
+      </w:pPr>
+      <w:rPr>
+        <w:rFonts w:ascii="Wingdings" w:hAnsi="Wingdings" w:hint="default"/>
+        <w:sz w:val="20"/>
+      </w:rPr>
+    </w:lvl>
+    <w:lvl w:ilvl="7" w:tentative="1">
+      <w:start w:val="1"/>
+      <w:numFmt w:val="bullet"/>
+      <w:lvlText w:val=""/>
+      <w:lvlJc w:val="left"/>
+      <w:pPr>
+        <w:tabs>
+          <w:tab w:val="num" w:pos="5760"/>
+        </w:tabs>
+        <w:ind w:left="5760" w:hanging="360"/>
+      </w:pPr>
+      <w:rPr>
+        <w:rFonts w:ascii="Wingdings" w:hAnsi="Wingdings" w:hint="default"/>
+        <w:sz w:val="20"/>
+      </w:rPr>
+    </w:lvl>
+    <w:lvl w:ilvl="8" w:tentative="1">
+      <w:start w:val="1"/>
+      <w:numFmt w:val="bullet"/>
+      <w:lvlText w:val=""/>
+      <w:lvlJc w:val="left"/>
+      <w:pPr>
+        <w:tabs>
+          <w:tab w:val="num" w:pos="6480"/>
+        </w:tabs>
+        <w:ind w:left="6480" w:hanging="360"/>
+      </w:pPr>
+      <w:rPr>
+        <w:rFonts w:ascii="Wingdings" w:hAnsi="Wingdings" w:hint="default"/>
+        <w:sz w:val="20"/>
+      </w:rPr>
+    </w:lvl>
+  </w:abstractNum>
+  <w:abstractNum w:abstractNumId="22" w15:restartNumberingAfterBreak="0">
     <w:nsid w:val="60503218"/>
     <w:multiLevelType w:val="multilevel"/>
     <w:tmpl w:val="14485126"/>
@@ -6896,7 +12979,7 @@
       </w:rPr>
     </w:lvl>
   </w:abstractNum>
-  <w:abstractNum w:abstractNumId="12" w15:restartNumberingAfterBreak="0">
+  <w:abstractNum w:abstractNumId="23" w15:restartNumberingAfterBreak="0">
     <w:nsid w:val="60E8660F"/>
     <w:multiLevelType w:val="multilevel"/>
     <w:tmpl w:val="1DFE24C8"/>
@@ -7045,7 +13128,7 @@
       </w:rPr>
     </w:lvl>
   </w:abstractNum>
-  <w:abstractNum w:abstractNumId="13" w15:restartNumberingAfterBreak="0">
+  <w:abstractNum w:abstractNumId="24" w15:restartNumberingAfterBreak="0">
     <w:nsid w:val="610B35CE"/>
     <w:multiLevelType w:val="multilevel"/>
     <w:tmpl w:val="D4D47B30"/>
@@ -7194,7 +13277,720 @@
       </w:rPr>
     </w:lvl>
   </w:abstractNum>
-  <w:abstractNum w:abstractNumId="14" w15:restartNumberingAfterBreak="0">
+  <w:abstractNum w:abstractNumId="25" w15:restartNumberingAfterBreak="0">
+    <w:nsid w:val="634B6E41"/>
+    <w:multiLevelType w:val="multilevel"/>
+    <w:tmpl w:val="1048E482"/>
+    <w:lvl w:ilvl="0">
+      <w:start w:val="1"/>
+      <w:numFmt w:val="bullet"/>
+      <w:lvlText w:val=""/>
+      <w:lvlJc w:val="left"/>
+      <w:pPr>
+        <w:tabs>
+          <w:tab w:val="num" w:pos="720"/>
+        </w:tabs>
+        <w:ind w:left="720" w:hanging="360"/>
+      </w:pPr>
+      <w:rPr>
+        <w:rFonts w:ascii="Symbol" w:hAnsi="Symbol" w:hint="default"/>
+        <w:sz w:val="20"/>
+      </w:rPr>
+    </w:lvl>
+    <w:lvl w:ilvl="1" w:tentative="1">
+      <w:start w:val="1"/>
+      <w:numFmt w:val="bullet"/>
+      <w:lvlText w:val="o"/>
+      <w:lvlJc w:val="left"/>
+      <w:pPr>
+        <w:tabs>
+          <w:tab w:val="num" w:pos="1440"/>
+        </w:tabs>
+        <w:ind w:left="1440" w:hanging="360"/>
+      </w:pPr>
+      <w:rPr>
+        <w:rFonts w:ascii="Courier New" w:hAnsi="Courier New" w:hint="default"/>
+        <w:sz w:val="20"/>
+      </w:rPr>
+    </w:lvl>
+    <w:lvl w:ilvl="2" w:tentative="1">
+      <w:start w:val="1"/>
+      <w:numFmt w:val="bullet"/>
+      <w:lvlText w:val=""/>
+      <w:lvlJc w:val="left"/>
+      <w:pPr>
+        <w:tabs>
+          <w:tab w:val="num" w:pos="2160"/>
+        </w:tabs>
+        <w:ind w:left="2160" w:hanging="360"/>
+      </w:pPr>
+      <w:rPr>
+        <w:rFonts w:ascii="Wingdings" w:hAnsi="Wingdings" w:hint="default"/>
+        <w:sz w:val="20"/>
+      </w:rPr>
+    </w:lvl>
+    <w:lvl w:ilvl="3" w:tentative="1">
+      <w:start w:val="1"/>
+      <w:numFmt w:val="bullet"/>
+      <w:lvlText w:val=""/>
+      <w:lvlJc w:val="left"/>
+      <w:pPr>
+        <w:tabs>
+          <w:tab w:val="num" w:pos="2880"/>
+        </w:tabs>
+        <w:ind w:left="2880" w:hanging="360"/>
+      </w:pPr>
+      <w:rPr>
+        <w:rFonts w:ascii="Wingdings" w:hAnsi="Wingdings" w:hint="default"/>
+        <w:sz w:val="20"/>
+      </w:rPr>
+    </w:lvl>
+    <w:lvl w:ilvl="4" w:tentative="1">
+      <w:start w:val="1"/>
+      <w:numFmt w:val="bullet"/>
+      <w:lvlText w:val=""/>
+      <w:lvlJc w:val="left"/>
+      <w:pPr>
+        <w:tabs>
+          <w:tab w:val="num" w:pos="3600"/>
+        </w:tabs>
+        <w:ind w:left="3600" w:hanging="360"/>
+      </w:pPr>
+      <w:rPr>
+        <w:rFonts w:ascii="Wingdings" w:hAnsi="Wingdings" w:hint="default"/>
+        <w:sz w:val="20"/>
+      </w:rPr>
+    </w:lvl>
+    <w:lvl w:ilvl="5" w:tentative="1">
+      <w:start w:val="1"/>
+      <w:numFmt w:val="bullet"/>
+      <w:lvlText w:val=""/>
+      <w:lvlJc w:val="left"/>
+      <w:pPr>
+        <w:tabs>
+          <w:tab w:val="num" w:pos="4320"/>
+        </w:tabs>
+        <w:ind w:left="4320" w:hanging="360"/>
+      </w:pPr>
+      <w:rPr>
+        <w:rFonts w:ascii="Wingdings" w:hAnsi="Wingdings" w:hint="default"/>
+        <w:sz w:val="20"/>
+      </w:rPr>
+    </w:lvl>
+    <w:lvl w:ilvl="6" w:tentative="1">
+      <w:start w:val="1"/>
+      <w:numFmt w:val="bullet"/>
+      <w:lvlText w:val=""/>
+      <w:lvlJc w:val="left"/>
+      <w:pPr>
+        <w:tabs>
+          <w:tab w:val="num" w:pos="5040"/>
+        </w:tabs>
+        <w:ind w:left="5040" w:hanging="360"/>
+      </w:pPr>
+      <w:rPr>
+        <w:rFonts w:ascii="Wingdings" w:hAnsi="Wingdings" w:hint="default"/>
+        <w:sz w:val="20"/>
+      </w:rPr>
+    </w:lvl>
+    <w:lvl w:ilvl="7" w:tentative="1">
+      <w:start w:val="1"/>
+      <w:numFmt w:val="bullet"/>
+      <w:lvlText w:val=""/>
+      <w:lvlJc w:val="left"/>
+      <w:pPr>
+        <w:tabs>
+          <w:tab w:val="num" w:pos="5760"/>
+        </w:tabs>
+        <w:ind w:left="5760" w:hanging="360"/>
+      </w:pPr>
+      <w:rPr>
+        <w:rFonts w:ascii="Wingdings" w:hAnsi="Wingdings" w:hint="default"/>
+        <w:sz w:val="20"/>
+      </w:rPr>
+    </w:lvl>
+    <w:lvl w:ilvl="8" w:tentative="1">
+      <w:start w:val="1"/>
+      <w:numFmt w:val="bullet"/>
+      <w:lvlText w:val=""/>
+      <w:lvlJc w:val="left"/>
+      <w:pPr>
+        <w:tabs>
+          <w:tab w:val="num" w:pos="6480"/>
+        </w:tabs>
+        <w:ind w:left="6480" w:hanging="360"/>
+      </w:pPr>
+      <w:rPr>
+        <w:rFonts w:ascii="Wingdings" w:hAnsi="Wingdings" w:hint="default"/>
+        <w:sz w:val="20"/>
+      </w:rPr>
+    </w:lvl>
+  </w:abstractNum>
+  <w:abstractNum w:abstractNumId="26" w15:restartNumberingAfterBreak="0">
+    <w:nsid w:val="64B5386C"/>
+    <w:multiLevelType w:val="multilevel"/>
+    <w:tmpl w:val="B1D496D0"/>
+    <w:lvl w:ilvl="0">
+      <w:start w:val="1"/>
+      <w:numFmt w:val="bullet"/>
+      <w:lvlText w:val=""/>
+      <w:lvlJc w:val="left"/>
+      <w:pPr>
+        <w:tabs>
+          <w:tab w:val="num" w:pos="720"/>
+        </w:tabs>
+        <w:ind w:left="720" w:hanging="360"/>
+      </w:pPr>
+      <w:rPr>
+        <w:rFonts w:ascii="Symbol" w:hAnsi="Symbol" w:hint="default"/>
+        <w:sz w:val="20"/>
+      </w:rPr>
+    </w:lvl>
+    <w:lvl w:ilvl="1">
+      <w:start w:val="1"/>
+      <w:numFmt w:val="bullet"/>
+      <w:lvlText w:val="o"/>
+      <w:lvlJc w:val="left"/>
+      <w:pPr>
+        <w:tabs>
+          <w:tab w:val="num" w:pos="1440"/>
+        </w:tabs>
+        <w:ind w:left="1440" w:hanging="360"/>
+      </w:pPr>
+      <w:rPr>
+        <w:rFonts w:ascii="Courier New" w:hAnsi="Courier New" w:hint="default"/>
+        <w:sz w:val="20"/>
+      </w:rPr>
+    </w:lvl>
+    <w:lvl w:ilvl="2" w:tentative="1">
+      <w:start w:val="1"/>
+      <w:numFmt w:val="bullet"/>
+      <w:lvlText w:val=""/>
+      <w:lvlJc w:val="left"/>
+      <w:pPr>
+        <w:tabs>
+          <w:tab w:val="num" w:pos="2160"/>
+        </w:tabs>
+        <w:ind w:left="2160" w:hanging="360"/>
+      </w:pPr>
+      <w:rPr>
+        <w:rFonts w:ascii="Wingdings" w:hAnsi="Wingdings" w:hint="default"/>
+        <w:sz w:val="20"/>
+      </w:rPr>
+    </w:lvl>
+    <w:lvl w:ilvl="3" w:tentative="1">
+      <w:start w:val="1"/>
+      <w:numFmt w:val="bullet"/>
+      <w:lvlText w:val=""/>
+      <w:lvlJc w:val="left"/>
+      <w:pPr>
+        <w:tabs>
+          <w:tab w:val="num" w:pos="2880"/>
+        </w:tabs>
+        <w:ind w:left="2880" w:hanging="360"/>
+      </w:pPr>
+      <w:rPr>
+        <w:rFonts w:ascii="Wingdings" w:hAnsi="Wingdings" w:hint="default"/>
+        <w:sz w:val="20"/>
+      </w:rPr>
+    </w:lvl>
+    <w:lvl w:ilvl="4" w:tentative="1">
+      <w:start w:val="1"/>
+      <w:numFmt w:val="bullet"/>
+      <w:lvlText w:val=""/>
+      <w:lvlJc w:val="left"/>
+      <w:pPr>
+        <w:tabs>
+          <w:tab w:val="num" w:pos="3600"/>
+        </w:tabs>
+        <w:ind w:left="3600" w:hanging="360"/>
+      </w:pPr>
+      <w:rPr>
+        <w:rFonts w:ascii="Wingdings" w:hAnsi="Wingdings" w:hint="default"/>
+        <w:sz w:val="20"/>
+      </w:rPr>
+    </w:lvl>
+    <w:lvl w:ilvl="5" w:tentative="1">
+      <w:start w:val="1"/>
+      <w:numFmt w:val="bullet"/>
+      <w:lvlText w:val=""/>
+      <w:lvlJc w:val="left"/>
+      <w:pPr>
+        <w:tabs>
+          <w:tab w:val="num" w:pos="4320"/>
+        </w:tabs>
+        <w:ind w:left="4320" w:hanging="360"/>
+      </w:pPr>
+      <w:rPr>
+        <w:rFonts w:ascii="Wingdings" w:hAnsi="Wingdings" w:hint="default"/>
+        <w:sz w:val="20"/>
+      </w:rPr>
+    </w:lvl>
+    <w:lvl w:ilvl="6" w:tentative="1">
+      <w:start w:val="1"/>
+      <w:numFmt w:val="bullet"/>
+      <w:lvlText w:val=""/>
+      <w:lvlJc w:val="left"/>
+      <w:pPr>
+        <w:tabs>
+          <w:tab w:val="num" w:pos="5040"/>
+        </w:tabs>
+        <w:ind w:left="5040" w:hanging="360"/>
+      </w:pPr>
+      <w:rPr>
+        <w:rFonts w:ascii="Wingdings" w:hAnsi="Wingdings" w:hint="default"/>
+        <w:sz w:val="20"/>
+      </w:rPr>
+    </w:lvl>
+    <w:lvl w:ilvl="7" w:tentative="1">
+      <w:start w:val="1"/>
+      <w:numFmt w:val="bullet"/>
+      <w:lvlText w:val=""/>
+      <w:lvlJc w:val="left"/>
+      <w:pPr>
+        <w:tabs>
+          <w:tab w:val="num" w:pos="5760"/>
+        </w:tabs>
+        <w:ind w:left="5760" w:hanging="360"/>
+      </w:pPr>
+      <w:rPr>
+        <w:rFonts w:ascii="Wingdings" w:hAnsi="Wingdings" w:hint="default"/>
+        <w:sz w:val="20"/>
+      </w:rPr>
+    </w:lvl>
+    <w:lvl w:ilvl="8" w:tentative="1">
+      <w:start w:val="1"/>
+      <w:numFmt w:val="bullet"/>
+      <w:lvlText w:val=""/>
+      <w:lvlJc w:val="left"/>
+      <w:pPr>
+        <w:tabs>
+          <w:tab w:val="num" w:pos="6480"/>
+        </w:tabs>
+        <w:ind w:left="6480" w:hanging="360"/>
+      </w:pPr>
+      <w:rPr>
+        <w:rFonts w:ascii="Wingdings" w:hAnsi="Wingdings" w:hint="default"/>
+        <w:sz w:val="20"/>
+      </w:rPr>
+    </w:lvl>
+  </w:abstractNum>
+  <w:abstractNum w:abstractNumId="27" w15:restartNumberingAfterBreak="0">
+    <w:nsid w:val="650406DE"/>
+    <w:multiLevelType w:val="multilevel"/>
+    <w:tmpl w:val="30B01BBE"/>
+    <w:lvl w:ilvl="0">
+      <w:start w:val="1"/>
+      <w:numFmt w:val="decimal"/>
+      <w:lvlText w:val="%1."/>
+      <w:lvlJc w:val="left"/>
+      <w:pPr>
+        <w:tabs>
+          <w:tab w:val="num" w:pos="720"/>
+        </w:tabs>
+        <w:ind w:left="720" w:hanging="360"/>
+      </w:pPr>
+    </w:lvl>
+    <w:lvl w:ilvl="1">
+      <w:start w:val="1"/>
+      <w:numFmt w:val="bullet"/>
+      <w:lvlText w:val="o"/>
+      <w:lvlJc w:val="left"/>
+      <w:pPr>
+        <w:tabs>
+          <w:tab w:val="num" w:pos="1440"/>
+        </w:tabs>
+        <w:ind w:left="1440" w:hanging="360"/>
+      </w:pPr>
+      <w:rPr>
+        <w:rFonts w:ascii="Courier New" w:hAnsi="Courier New" w:hint="default"/>
+        <w:sz w:val="20"/>
+      </w:rPr>
+    </w:lvl>
+    <w:lvl w:ilvl="2" w:tentative="1">
+      <w:start w:val="1"/>
+      <w:numFmt w:val="decimal"/>
+      <w:lvlText w:val="%3."/>
+      <w:lvlJc w:val="left"/>
+      <w:pPr>
+        <w:tabs>
+          <w:tab w:val="num" w:pos="2160"/>
+        </w:tabs>
+        <w:ind w:left="2160" w:hanging="360"/>
+      </w:pPr>
+    </w:lvl>
+    <w:lvl w:ilvl="3" w:tentative="1">
+      <w:start w:val="1"/>
+      <w:numFmt w:val="decimal"/>
+      <w:lvlText w:val="%4."/>
+      <w:lvlJc w:val="left"/>
+      <w:pPr>
+        <w:tabs>
+          <w:tab w:val="num" w:pos="2880"/>
+        </w:tabs>
+        <w:ind w:left="2880" w:hanging="360"/>
+      </w:pPr>
+    </w:lvl>
+    <w:lvl w:ilvl="4" w:tentative="1">
+      <w:start w:val="1"/>
+      <w:numFmt w:val="decimal"/>
+      <w:lvlText w:val="%5."/>
+      <w:lvlJc w:val="left"/>
+      <w:pPr>
+        <w:tabs>
+          <w:tab w:val="num" w:pos="3600"/>
+        </w:tabs>
+        <w:ind w:left="3600" w:hanging="360"/>
+      </w:pPr>
+    </w:lvl>
+    <w:lvl w:ilvl="5" w:tentative="1">
+      <w:start w:val="1"/>
+      <w:numFmt w:val="decimal"/>
+      <w:lvlText w:val="%6."/>
+      <w:lvlJc w:val="left"/>
+      <w:pPr>
+        <w:tabs>
+          <w:tab w:val="num" w:pos="4320"/>
+        </w:tabs>
+        <w:ind w:left="4320" w:hanging="360"/>
+      </w:pPr>
+    </w:lvl>
+    <w:lvl w:ilvl="6" w:tentative="1">
+      <w:start w:val="1"/>
+      <w:numFmt w:val="decimal"/>
+      <w:lvlText w:val="%7."/>
+      <w:lvlJc w:val="left"/>
+      <w:pPr>
+        <w:tabs>
+          <w:tab w:val="num" w:pos="5040"/>
+        </w:tabs>
+        <w:ind w:left="5040" w:hanging="360"/>
+      </w:pPr>
+    </w:lvl>
+    <w:lvl w:ilvl="7" w:tentative="1">
+      <w:start w:val="1"/>
+      <w:numFmt w:val="decimal"/>
+      <w:lvlText w:val="%8."/>
+      <w:lvlJc w:val="left"/>
+      <w:pPr>
+        <w:tabs>
+          <w:tab w:val="num" w:pos="5760"/>
+        </w:tabs>
+        <w:ind w:left="5760" w:hanging="360"/>
+      </w:pPr>
+    </w:lvl>
+    <w:lvl w:ilvl="8" w:tentative="1">
+      <w:start w:val="1"/>
+      <w:numFmt w:val="decimal"/>
+      <w:lvlText w:val="%9."/>
+      <w:lvlJc w:val="left"/>
+      <w:pPr>
+        <w:tabs>
+          <w:tab w:val="num" w:pos="6480"/>
+        </w:tabs>
+        <w:ind w:left="6480" w:hanging="360"/>
+      </w:pPr>
+    </w:lvl>
+  </w:abstractNum>
+  <w:abstractNum w:abstractNumId="28" w15:restartNumberingAfterBreak="0">
+    <w:nsid w:val="6A855197"/>
+    <w:multiLevelType w:val="multilevel"/>
+    <w:tmpl w:val="932EE580"/>
+    <w:lvl w:ilvl="0">
+      <w:start w:val="1"/>
+      <w:numFmt w:val="bullet"/>
+      <w:lvlText w:val=""/>
+      <w:lvlJc w:val="left"/>
+      <w:pPr>
+        <w:tabs>
+          <w:tab w:val="num" w:pos="720"/>
+        </w:tabs>
+        <w:ind w:left="720" w:hanging="360"/>
+      </w:pPr>
+      <w:rPr>
+        <w:rFonts w:ascii="Symbol" w:hAnsi="Symbol" w:hint="default"/>
+        <w:sz w:val="20"/>
+      </w:rPr>
+    </w:lvl>
+    <w:lvl w:ilvl="1">
+      <w:start w:val="1"/>
+      <w:numFmt w:val="bullet"/>
+      <w:lvlText w:val="o"/>
+      <w:lvlJc w:val="left"/>
+      <w:pPr>
+        <w:tabs>
+          <w:tab w:val="num" w:pos="1440"/>
+        </w:tabs>
+        <w:ind w:left="1440" w:hanging="360"/>
+      </w:pPr>
+      <w:rPr>
+        <w:rFonts w:ascii="Courier New" w:hAnsi="Courier New" w:hint="default"/>
+        <w:sz w:val="20"/>
+      </w:rPr>
+    </w:lvl>
+    <w:lvl w:ilvl="2" w:tentative="1">
+      <w:start w:val="1"/>
+      <w:numFmt w:val="bullet"/>
+      <w:lvlText w:val=""/>
+      <w:lvlJc w:val="left"/>
+      <w:pPr>
+        <w:tabs>
+          <w:tab w:val="num" w:pos="2160"/>
+        </w:tabs>
+        <w:ind w:left="2160" w:hanging="360"/>
+      </w:pPr>
+      <w:rPr>
+        <w:rFonts w:ascii="Wingdings" w:hAnsi="Wingdings" w:hint="default"/>
+        <w:sz w:val="20"/>
+      </w:rPr>
+    </w:lvl>
+    <w:lvl w:ilvl="3" w:tentative="1">
+      <w:start w:val="1"/>
+      <w:numFmt w:val="bullet"/>
+      <w:lvlText w:val=""/>
+      <w:lvlJc w:val="left"/>
+      <w:pPr>
+        <w:tabs>
+          <w:tab w:val="num" w:pos="2880"/>
+        </w:tabs>
+        <w:ind w:left="2880" w:hanging="360"/>
+      </w:pPr>
+      <w:rPr>
+        <w:rFonts w:ascii="Wingdings" w:hAnsi="Wingdings" w:hint="default"/>
+        <w:sz w:val="20"/>
+      </w:rPr>
+    </w:lvl>
+    <w:lvl w:ilvl="4" w:tentative="1">
+      <w:start w:val="1"/>
+      <w:numFmt w:val="bullet"/>
+      <w:lvlText w:val=""/>
+      <w:lvlJc w:val="left"/>
+      <w:pPr>
+        <w:tabs>
+          <w:tab w:val="num" w:pos="3600"/>
+        </w:tabs>
+        <w:ind w:left="3600" w:hanging="360"/>
+      </w:pPr>
+      <w:rPr>
+        <w:rFonts w:ascii="Wingdings" w:hAnsi="Wingdings" w:hint="default"/>
+        <w:sz w:val="20"/>
+      </w:rPr>
+    </w:lvl>
+    <w:lvl w:ilvl="5" w:tentative="1">
+      <w:start w:val="1"/>
+      <w:numFmt w:val="bullet"/>
+      <w:lvlText w:val=""/>
+      <w:lvlJc w:val="left"/>
+      <w:pPr>
+        <w:tabs>
+          <w:tab w:val="num" w:pos="4320"/>
+        </w:tabs>
+        <w:ind w:left="4320" w:hanging="360"/>
+      </w:pPr>
+      <w:rPr>
+        <w:rFonts w:ascii="Wingdings" w:hAnsi="Wingdings" w:hint="default"/>
+        <w:sz w:val="20"/>
+      </w:rPr>
+    </w:lvl>
+    <w:lvl w:ilvl="6" w:tentative="1">
+      <w:start w:val="1"/>
+      <w:numFmt w:val="bullet"/>
+      <w:lvlText w:val=""/>
+      <w:lvlJc w:val="left"/>
+      <w:pPr>
+        <w:tabs>
+          <w:tab w:val="num" w:pos="5040"/>
+        </w:tabs>
+        <w:ind w:left="5040" w:hanging="360"/>
+      </w:pPr>
+      <w:rPr>
+        <w:rFonts w:ascii="Wingdings" w:hAnsi="Wingdings" w:hint="default"/>
+        <w:sz w:val="20"/>
+      </w:rPr>
+    </w:lvl>
+    <w:lvl w:ilvl="7" w:tentative="1">
+      <w:start w:val="1"/>
+      <w:numFmt w:val="bullet"/>
+      <w:lvlText w:val=""/>
+      <w:lvlJc w:val="left"/>
+      <w:pPr>
+        <w:tabs>
+          <w:tab w:val="num" w:pos="5760"/>
+        </w:tabs>
+        <w:ind w:left="5760" w:hanging="360"/>
+      </w:pPr>
+      <w:rPr>
+        <w:rFonts w:ascii="Wingdings" w:hAnsi="Wingdings" w:hint="default"/>
+        <w:sz w:val="20"/>
+      </w:rPr>
+    </w:lvl>
+    <w:lvl w:ilvl="8" w:tentative="1">
+      <w:start w:val="1"/>
+      <w:numFmt w:val="bullet"/>
+      <w:lvlText w:val=""/>
+      <w:lvlJc w:val="left"/>
+      <w:pPr>
+        <w:tabs>
+          <w:tab w:val="num" w:pos="6480"/>
+        </w:tabs>
+        <w:ind w:left="6480" w:hanging="360"/>
+      </w:pPr>
+      <w:rPr>
+        <w:rFonts w:ascii="Wingdings" w:hAnsi="Wingdings" w:hint="default"/>
+        <w:sz w:val="20"/>
+      </w:rPr>
+    </w:lvl>
+  </w:abstractNum>
+  <w:abstractNum w:abstractNumId="29" w15:restartNumberingAfterBreak="0">
+    <w:nsid w:val="6FD22C9C"/>
+    <w:multiLevelType w:val="multilevel"/>
+    <w:tmpl w:val="413283AA"/>
+    <w:lvl w:ilvl="0">
+      <w:start w:val="1"/>
+      <w:numFmt w:val="bullet"/>
+      <w:lvlText w:val=""/>
+      <w:lvlJc w:val="left"/>
+      <w:pPr>
+        <w:tabs>
+          <w:tab w:val="num" w:pos="720"/>
+        </w:tabs>
+        <w:ind w:left="720" w:hanging="360"/>
+      </w:pPr>
+      <w:rPr>
+        <w:rFonts w:ascii="Symbol" w:hAnsi="Symbol" w:hint="default"/>
+        <w:sz w:val="20"/>
+      </w:rPr>
+    </w:lvl>
+    <w:lvl w:ilvl="1" w:tentative="1">
+      <w:start w:val="1"/>
+      <w:numFmt w:val="bullet"/>
+      <w:lvlText w:val="o"/>
+      <w:lvlJc w:val="left"/>
+      <w:pPr>
+        <w:tabs>
+          <w:tab w:val="num" w:pos="1440"/>
+        </w:tabs>
+        <w:ind w:left="1440" w:hanging="360"/>
+      </w:pPr>
+      <w:rPr>
+        <w:rFonts w:ascii="Courier New" w:hAnsi="Courier New" w:hint="default"/>
+        <w:sz w:val="20"/>
+      </w:rPr>
+    </w:lvl>
+    <w:lvl w:ilvl="2" w:tentative="1">
+      <w:start w:val="1"/>
+      <w:numFmt w:val="bullet"/>
+      <w:lvlText w:val=""/>
+      <w:lvlJc w:val="left"/>
+      <w:pPr>
+        <w:tabs>
+          <w:tab w:val="num" w:pos="2160"/>
+        </w:tabs>
+        <w:ind w:left="2160" w:hanging="360"/>
+      </w:pPr>
+      <w:rPr>
+        <w:rFonts w:ascii="Wingdings" w:hAnsi="Wingdings" w:hint="default"/>
+        <w:sz w:val="20"/>
+      </w:rPr>
+    </w:lvl>
+    <w:lvl w:ilvl="3" w:tentative="1">
+      <w:start w:val="1"/>
+      <w:numFmt w:val="bullet"/>
+      <w:lvlText w:val=""/>
+      <w:lvlJc w:val="left"/>
+      <w:pPr>
+        <w:tabs>
+          <w:tab w:val="num" w:pos="2880"/>
+        </w:tabs>
+        <w:ind w:left="2880" w:hanging="360"/>
+      </w:pPr>
+      <w:rPr>
+        <w:rFonts w:ascii="Wingdings" w:hAnsi="Wingdings" w:hint="default"/>
+        <w:sz w:val="20"/>
+      </w:rPr>
+    </w:lvl>
+    <w:lvl w:ilvl="4" w:tentative="1">
+      <w:start w:val="1"/>
+      <w:numFmt w:val="bullet"/>
+      <w:lvlText w:val=""/>
+      <w:lvlJc w:val="left"/>
+      <w:pPr>
+        <w:tabs>
+          <w:tab w:val="num" w:pos="3600"/>
+        </w:tabs>
+        <w:ind w:left="3600" w:hanging="360"/>
+      </w:pPr>
+      <w:rPr>
+        <w:rFonts w:ascii="Wingdings" w:hAnsi="Wingdings" w:hint="default"/>
+        <w:sz w:val="20"/>
+      </w:rPr>
+    </w:lvl>
+    <w:lvl w:ilvl="5" w:tentative="1">
+      <w:start w:val="1"/>
+      <w:numFmt w:val="bullet"/>
+      <w:lvlText w:val=""/>
+      <w:lvlJc w:val="left"/>
+      <w:pPr>
+        <w:tabs>
+          <w:tab w:val="num" w:pos="4320"/>
+        </w:tabs>
+        <w:ind w:left="4320" w:hanging="360"/>
+      </w:pPr>
+      <w:rPr>
+        <w:rFonts w:ascii="Wingdings" w:hAnsi="Wingdings" w:hint="default"/>
+        <w:sz w:val="20"/>
+      </w:rPr>
+    </w:lvl>
+    <w:lvl w:ilvl="6" w:tentative="1">
+      <w:start w:val="1"/>
+      <w:numFmt w:val="bullet"/>
+      <w:lvlText w:val=""/>
+      <w:lvlJc w:val="left"/>
+      <w:pPr>
+        <w:tabs>
+          <w:tab w:val="num" w:pos="5040"/>
+        </w:tabs>
+        <w:ind w:left="5040" w:hanging="360"/>
+      </w:pPr>
+      <w:rPr>
+        <w:rFonts w:ascii="Wingdings" w:hAnsi="Wingdings" w:hint="default"/>
+        <w:sz w:val="20"/>
+      </w:rPr>
+    </w:lvl>
+    <w:lvl w:ilvl="7" w:tentative="1">
+      <w:start w:val="1"/>
+      <w:numFmt w:val="bullet"/>
+      <w:lvlText w:val=""/>
+      <w:lvlJc w:val="left"/>
+      <w:pPr>
+        <w:tabs>
+          <w:tab w:val="num" w:pos="5760"/>
+        </w:tabs>
+        <w:ind w:left="5760" w:hanging="360"/>
+      </w:pPr>
+      <w:rPr>
+        <w:rFonts w:ascii="Wingdings" w:hAnsi="Wingdings" w:hint="default"/>
+        <w:sz w:val="20"/>
+      </w:rPr>
+    </w:lvl>
+    <w:lvl w:ilvl="8" w:tentative="1">
+      <w:start w:val="1"/>
+      <w:numFmt w:val="bullet"/>
+      <w:lvlText w:val=""/>
+      <w:lvlJc w:val="left"/>
+      <w:pPr>
+        <w:tabs>
+          <w:tab w:val="num" w:pos="6480"/>
+        </w:tabs>
+        <w:ind w:left="6480" w:hanging="360"/>
+      </w:pPr>
+      <w:rPr>
+        <w:rFonts w:ascii="Wingdings" w:hAnsi="Wingdings" w:hint="default"/>
+        <w:sz w:val="20"/>
+      </w:rPr>
+    </w:lvl>
+  </w:abstractNum>
+  <w:abstractNum w:abstractNumId="30" w15:restartNumberingAfterBreak="0">
     <w:nsid w:val="708D1A1E"/>
     <w:multiLevelType w:val="multilevel"/>
     <w:tmpl w:val="69B48D66"/>
@@ -7343,7 +14139,7 @@
       </w:rPr>
     </w:lvl>
   </w:abstractNum>
-  <w:abstractNum w:abstractNumId="15" w15:restartNumberingAfterBreak="0">
+  <w:abstractNum w:abstractNumId="31" w15:restartNumberingAfterBreak="0">
     <w:nsid w:val="71371D00"/>
     <w:multiLevelType w:val="multilevel"/>
     <w:tmpl w:val="8610B462"/>
@@ -7456,7 +14252,7 @@
       </w:pPr>
     </w:lvl>
   </w:abstractNum>
-  <w:abstractNum w:abstractNumId="16" w15:restartNumberingAfterBreak="0">
+  <w:abstractNum w:abstractNumId="32" w15:restartNumberingAfterBreak="0">
     <w:nsid w:val="71C318F7"/>
     <w:multiLevelType w:val="multilevel"/>
     <w:tmpl w:val="DB909FA6"/>
@@ -7605,7 +14401,156 @@
       </w:rPr>
     </w:lvl>
   </w:abstractNum>
-  <w:abstractNum w:abstractNumId="17" w15:restartNumberingAfterBreak="0">
+  <w:abstractNum w:abstractNumId="33" w15:restartNumberingAfterBreak="0">
+    <w:nsid w:val="72101688"/>
+    <w:multiLevelType w:val="multilevel"/>
+    <w:tmpl w:val="0FBCE74C"/>
+    <w:lvl w:ilvl="0">
+      <w:start w:val="1"/>
+      <w:numFmt w:val="bullet"/>
+      <w:lvlText w:val=""/>
+      <w:lvlJc w:val="left"/>
+      <w:pPr>
+        <w:tabs>
+          <w:tab w:val="num" w:pos="720"/>
+        </w:tabs>
+        <w:ind w:left="720" w:hanging="360"/>
+      </w:pPr>
+      <w:rPr>
+        <w:rFonts w:ascii="Symbol" w:hAnsi="Symbol" w:hint="default"/>
+        <w:sz w:val="20"/>
+      </w:rPr>
+    </w:lvl>
+    <w:lvl w:ilvl="1" w:tentative="1">
+      <w:start w:val="1"/>
+      <w:numFmt w:val="bullet"/>
+      <w:lvlText w:val="o"/>
+      <w:lvlJc w:val="left"/>
+      <w:pPr>
+        <w:tabs>
+          <w:tab w:val="num" w:pos="1440"/>
+        </w:tabs>
+        <w:ind w:left="1440" w:hanging="360"/>
+      </w:pPr>
+      <w:rPr>
+        <w:rFonts w:ascii="Courier New" w:hAnsi="Courier New" w:hint="default"/>
+        <w:sz w:val="20"/>
+      </w:rPr>
+    </w:lvl>
+    <w:lvl w:ilvl="2" w:tentative="1">
+      <w:start w:val="1"/>
+      <w:numFmt w:val="bullet"/>
+      <w:lvlText w:val=""/>
+      <w:lvlJc w:val="left"/>
+      <w:pPr>
+        <w:tabs>
+          <w:tab w:val="num" w:pos="2160"/>
+        </w:tabs>
+        <w:ind w:left="2160" w:hanging="360"/>
+      </w:pPr>
+      <w:rPr>
+        <w:rFonts w:ascii="Wingdings" w:hAnsi="Wingdings" w:hint="default"/>
+        <w:sz w:val="20"/>
+      </w:rPr>
+    </w:lvl>
+    <w:lvl w:ilvl="3" w:tentative="1">
+      <w:start w:val="1"/>
+      <w:numFmt w:val="bullet"/>
+      <w:lvlText w:val=""/>
+      <w:lvlJc w:val="left"/>
+      <w:pPr>
+        <w:tabs>
+          <w:tab w:val="num" w:pos="2880"/>
+        </w:tabs>
+        <w:ind w:left="2880" w:hanging="360"/>
+      </w:pPr>
+      <w:rPr>
+        <w:rFonts w:ascii="Wingdings" w:hAnsi="Wingdings" w:hint="default"/>
+        <w:sz w:val="20"/>
+      </w:rPr>
+    </w:lvl>
+    <w:lvl w:ilvl="4" w:tentative="1">
+      <w:start w:val="1"/>
+      <w:numFmt w:val="bullet"/>
+      <w:lvlText w:val=""/>
+      <w:lvlJc w:val="left"/>
+      <w:pPr>
+        <w:tabs>
+          <w:tab w:val="num" w:pos="3600"/>
+        </w:tabs>
+        <w:ind w:left="3600" w:hanging="360"/>
+      </w:pPr>
+      <w:rPr>
+        <w:rFonts w:ascii="Wingdings" w:hAnsi="Wingdings" w:hint="default"/>
+        <w:sz w:val="20"/>
+      </w:rPr>
+    </w:lvl>
+    <w:lvl w:ilvl="5" w:tentative="1">
+      <w:start w:val="1"/>
+      <w:numFmt w:val="bullet"/>
+      <w:lvlText w:val=""/>
+      <w:lvlJc w:val="left"/>
+      <w:pPr>
+        <w:tabs>
+          <w:tab w:val="num" w:pos="4320"/>
+        </w:tabs>
+        <w:ind w:left="4320" w:hanging="360"/>
+      </w:pPr>
+      <w:rPr>
+        <w:rFonts w:ascii="Wingdings" w:hAnsi="Wingdings" w:hint="default"/>
+        <w:sz w:val="20"/>
+      </w:rPr>
+    </w:lvl>
+    <w:lvl w:ilvl="6" w:tentative="1">
+      <w:start w:val="1"/>
+      <w:numFmt w:val="bullet"/>
+      <w:lvlText w:val=""/>
+      <w:lvlJc w:val="left"/>
+      <w:pPr>
+        <w:tabs>
+          <w:tab w:val="num" w:pos="5040"/>
+        </w:tabs>
+        <w:ind w:left="5040" w:hanging="360"/>
+      </w:pPr>
+      <w:rPr>
+        <w:rFonts w:ascii="Wingdings" w:hAnsi="Wingdings" w:hint="default"/>
+        <w:sz w:val="20"/>
+      </w:rPr>
+    </w:lvl>
+    <w:lvl w:ilvl="7" w:tentative="1">
+      <w:start w:val="1"/>
+      <w:numFmt w:val="bullet"/>
+      <w:lvlText w:val=""/>
+      <w:lvlJc w:val="left"/>
+      <w:pPr>
+        <w:tabs>
+          <w:tab w:val="num" w:pos="5760"/>
+        </w:tabs>
+        <w:ind w:left="5760" w:hanging="360"/>
+      </w:pPr>
+      <w:rPr>
+        <w:rFonts w:ascii="Wingdings" w:hAnsi="Wingdings" w:hint="default"/>
+        <w:sz w:val="20"/>
+      </w:rPr>
+    </w:lvl>
+    <w:lvl w:ilvl="8" w:tentative="1">
+      <w:start w:val="1"/>
+      <w:numFmt w:val="bullet"/>
+      <w:lvlText w:val=""/>
+      <w:lvlJc w:val="left"/>
+      <w:pPr>
+        <w:tabs>
+          <w:tab w:val="num" w:pos="6480"/>
+        </w:tabs>
+        <w:ind w:left="6480" w:hanging="360"/>
+      </w:pPr>
+      <w:rPr>
+        <w:rFonts w:ascii="Wingdings" w:hAnsi="Wingdings" w:hint="default"/>
+        <w:sz w:val="20"/>
+      </w:rPr>
+    </w:lvl>
+  </w:abstractNum>
+  <w:abstractNum w:abstractNumId="34" w15:restartNumberingAfterBreak="0">
     <w:nsid w:val="72142F24"/>
     <w:multiLevelType w:val="multilevel"/>
     <w:tmpl w:val="53F4272A"/>
@@ -7754,7 +14699,7 @@
       </w:rPr>
     </w:lvl>
   </w:abstractNum>
-  <w:abstractNum w:abstractNumId="18" w15:restartNumberingAfterBreak="0">
+  <w:abstractNum w:abstractNumId="35" w15:restartNumberingAfterBreak="0">
     <w:nsid w:val="73583DBC"/>
     <w:multiLevelType w:val="multilevel"/>
     <w:tmpl w:val="41884D26"/>
@@ -7904,61 +14849,112 @@
     </w:lvl>
   </w:abstractNum>
   <w:num w:numId="1" w16cid:durableId="411389723">
+    <w:abstractNumId w:val="14"/>
+  </w:num>
+  <w:num w:numId="2" w16cid:durableId="237713200">
+    <w:abstractNumId w:val="32"/>
+  </w:num>
+  <w:num w:numId="3" w16cid:durableId="1164516924">
+    <w:abstractNumId w:val="31"/>
+  </w:num>
+  <w:num w:numId="4" w16cid:durableId="806317038">
+    <w:abstractNumId w:val="23"/>
+  </w:num>
+  <w:num w:numId="5" w16cid:durableId="1650013436">
+    <w:abstractNumId w:val="19"/>
+  </w:num>
+  <w:num w:numId="6" w16cid:durableId="160394334">
+    <w:abstractNumId w:val="30"/>
+  </w:num>
+  <w:num w:numId="7" w16cid:durableId="1982728326">
     <w:abstractNumId w:val="5"/>
   </w:num>
-  <w:num w:numId="2" w16cid:durableId="237713200">
+  <w:num w:numId="8" w16cid:durableId="1466389904">
+    <w:abstractNumId w:val="15"/>
+  </w:num>
+  <w:num w:numId="9" w16cid:durableId="825439941">
+    <w:abstractNumId w:val="13"/>
+  </w:num>
+  <w:num w:numId="10" w16cid:durableId="458497430">
+    <w:abstractNumId w:val="20"/>
+  </w:num>
+  <w:num w:numId="11" w16cid:durableId="1081872280">
     <w:abstractNumId w:val="16"/>
   </w:num>
-  <w:num w:numId="3" w16cid:durableId="1164516924">
-    <w:abstractNumId w:val="15"/>
+  <w:num w:numId="12" w16cid:durableId="1912040427">
+    <w:abstractNumId w:val="34"/>
   </w:num>
-  <w:num w:numId="4" w16cid:durableId="806317038">
-    <w:abstractNumId w:val="12"/>
+  <w:num w:numId="13" w16cid:durableId="1270166108">
+    <w:abstractNumId w:val="22"/>
   </w:num>
-  <w:num w:numId="5" w16cid:durableId="1650013436">
-    <w:abstractNumId w:val="9"/>
+  <w:num w:numId="14" w16cid:durableId="697509211">
+    <w:abstractNumId w:val="11"/>
   </w:num>
-  <w:num w:numId="6" w16cid:durableId="160394334">
-    <w:abstractNumId w:val="14"/>
-  </w:num>
-  <w:num w:numId="7" w16cid:durableId="1982728326">
-    <w:abstractNumId w:val="1"/>
-  </w:num>
-  <w:num w:numId="8" w16cid:durableId="1466389904">
-    <w:abstractNumId w:val="6"/>
-  </w:num>
-  <w:num w:numId="9" w16cid:durableId="825439941">
-    <w:abstractNumId w:val="4"/>
-  </w:num>
-  <w:num w:numId="10" w16cid:durableId="458497430">
-    <w:abstractNumId w:val="10"/>
-  </w:num>
-  <w:num w:numId="11" w16cid:durableId="1081872280">
-    <w:abstractNumId w:val="7"/>
-  </w:num>
-  <w:num w:numId="12" w16cid:durableId="1912040427">
+  <w:num w:numId="15" w16cid:durableId="1319074509">
     <w:abstractNumId w:val="17"/>
   </w:num>
-  <w:num w:numId="13" w16cid:durableId="1270166108">
-    <w:abstractNumId w:val="11"/>
-  </w:num>
-  <w:num w:numId="14" w16cid:durableId="697509211">
-    <w:abstractNumId w:val="3"/>
-  </w:num>
-  <w:num w:numId="15" w16cid:durableId="1319074509">
-    <w:abstractNumId w:val="8"/>
-  </w:num>
   <w:num w:numId="16" w16cid:durableId="1001079615">
-    <w:abstractNumId w:val="13"/>
+    <w:abstractNumId w:val="24"/>
   </w:num>
   <w:num w:numId="17" w16cid:durableId="1593776987">
     <w:abstractNumId w:val="0"/>
   </w:num>
   <w:num w:numId="18" w16cid:durableId="139033777">
+    <w:abstractNumId w:val="8"/>
+  </w:num>
+  <w:num w:numId="19" w16cid:durableId="2109621263">
+    <w:abstractNumId w:val="35"/>
+  </w:num>
+  <w:num w:numId="20" w16cid:durableId="1914581478">
+    <w:abstractNumId w:val="25"/>
+  </w:num>
+  <w:num w:numId="21" w16cid:durableId="787241543">
+    <w:abstractNumId w:val="4"/>
+  </w:num>
+  <w:num w:numId="22" w16cid:durableId="1283882640">
+    <w:abstractNumId w:val="6"/>
+  </w:num>
+  <w:num w:numId="23" w16cid:durableId="51853255">
+    <w:abstractNumId w:val="28"/>
+  </w:num>
+  <w:num w:numId="24" w16cid:durableId="975839322">
+    <w:abstractNumId w:val="10"/>
+  </w:num>
+  <w:num w:numId="25" w16cid:durableId="6908794">
+    <w:abstractNumId w:val="18"/>
+  </w:num>
+  <w:num w:numId="26" w16cid:durableId="7218057">
+    <w:abstractNumId w:val="21"/>
+  </w:num>
+  <w:num w:numId="27" w16cid:durableId="1343511924">
+    <w:abstractNumId w:val="29"/>
+  </w:num>
+  <w:num w:numId="28" w16cid:durableId="1564677941">
+    <w:abstractNumId w:val="27"/>
+  </w:num>
+  <w:num w:numId="29" w16cid:durableId="528449505">
+    <w:abstractNumId w:val="3"/>
+  </w:num>
+  <w:num w:numId="30" w16cid:durableId="1543709978">
+    <w:abstractNumId w:val="12"/>
+  </w:num>
+  <w:num w:numId="31" w16cid:durableId="34430408">
+    <w:abstractNumId w:val="9"/>
+  </w:num>
+  <w:num w:numId="32" w16cid:durableId="963267318">
+    <w:abstractNumId w:val="1"/>
+  </w:num>
+  <w:num w:numId="33" w16cid:durableId="705913981">
     <w:abstractNumId w:val="2"/>
   </w:num>
-  <w:num w:numId="19" w16cid:durableId="2109621263">
-    <w:abstractNumId w:val="18"/>
+  <w:num w:numId="34" w16cid:durableId="724983727">
+    <w:abstractNumId w:val="26"/>
+  </w:num>
+  <w:num w:numId="35" w16cid:durableId="697000742">
+    <w:abstractNumId w:val="7"/>
+  </w:num>
+  <w:num w:numId="36" w16cid:durableId="168063896">
+    <w:abstractNumId w:val="33"/>
   </w:num>
 </w:numbering>
 </file>
@@ -8564,7 +15560,6 @@
   <w:style w:type="character" w:default="1" w:styleId="DefaultParagraphFont">
     <w:name w:val="Default Paragraph Font"/>
     <w:uiPriority w:val="1"/>
-    <w:semiHidden/>
     <w:unhideWhenUsed/>
   </w:style>
   <w:style w:type="table" w:default="1" w:styleId="TableNormal">
